--- a/ProgrammingTips/Một số lưu ý cần nhớ trong C++.docx
+++ b/ProgrammingTips/Một số lưu ý cần nhớ trong C++.docx
@@ -27,7 +27,7 @@
                     <pic:cNvPicPr/>
                   </pic:nvPicPr>
                   <pic:blipFill>
-                    <a:blip r:embed="rId4"/>
+                    <a:blip r:embed="rId5"/>
                     <a:stretch>
                       <a:fillRect/>
                     </a:stretch>
@@ -79,15 +79,7 @@
         <w:pStyle w:val="Heading2"/>
       </w:pPr>
       <w:r>
-        <w:t xml:space="preserve">(long </w:t>
-      </w:r>
-      <w:proofErr w:type="gramStart"/>
-      <w:r>
-        <w:t>long)pow</w:t>
-      </w:r>
-      <w:proofErr w:type="gramEnd"/>
-      <w:r>
-        <w:t>(10, 16)</w:t>
+        <w:t>(long long)pow(10, 16)</w:t>
       </w:r>
     </w:p>
     <w:p>
@@ -116,15 +108,7 @@
         <w:pStyle w:val="Heading2"/>
       </w:pPr>
       <w:r>
-        <w:t>Một số công thức mod: (a*</w:t>
-      </w:r>
-      <w:proofErr w:type="gramStart"/>
-      <w:r>
-        <w:t>b)%</w:t>
-      </w:r>
-      <w:proofErr w:type="gramEnd"/>
-      <w:r>
-        <w:t>m = (a%m*b%m)</w:t>
+        <w:t>Một số công thức mod: (a*b)%m = (a%m*b%m)</w:t>
       </w:r>
     </w:p>
     <w:p>
@@ -132,15 +116,7 @@
         <w:pStyle w:val="Heading2"/>
       </w:pPr>
       <w:r>
-        <w:t xml:space="preserve">(a + </w:t>
-      </w:r>
-      <w:proofErr w:type="gramStart"/>
-      <w:r>
-        <w:t>b)%</w:t>
-      </w:r>
-      <w:proofErr w:type="gramEnd"/>
-      <w:r>
-        <w:t>m = (a%m + b%m)</w:t>
+        <w:t>(a + b)%m = (a%m + b%m)</w:t>
       </w:r>
     </w:p>
     <w:p>
@@ -149,15 +125,7 @@
       </w:pPr>
       <w:r>
         <w:lastRenderedPageBreak/>
-        <w:t xml:space="preserve">(a – </w:t>
-      </w:r>
-      <w:proofErr w:type="gramStart"/>
-      <w:r>
-        <w:t>b)%</w:t>
-      </w:r>
-      <w:proofErr w:type="gramEnd"/>
-      <w:r>
-        <w:t>m = (a%m – b%m)</w:t>
+        <w:t>(a – b)%m = (a%m – b%m)</w:t>
       </w:r>
     </w:p>
     <w:p>
@@ -165,15 +133,7 @@
         <w:pStyle w:val="Heading2"/>
       </w:pPr>
       <w:r>
-        <w:t xml:space="preserve">Khi làm việc với dãy ký tự (từ số quy đổi ra) mà xuất hiện số không ở đầu, thì hãy dung hàm </w:t>
-      </w:r>
-      <w:proofErr w:type="gramStart"/>
-      <w:r>
-        <w:t>stoll(</w:t>
-      </w:r>
-      <w:proofErr w:type="gramEnd"/>
-      <w:r>
-        <w:t>) – string to long long</w:t>
+        <w:t>Khi làm việc với dãy ký tự (từ số quy đổi ra) mà xuất hiện số không ở đầu, thì hãy dung hàm stoll() – string to long long</w:t>
       </w:r>
     </w:p>
     <w:p>
@@ -186,15 +146,7 @@
         <w:pStyle w:val="Heading2"/>
       </w:pPr>
       <w:r>
-        <w:t xml:space="preserve">Sử dụng cin vào một string sẽ dẫn đến string đấy chỉ nhận được một từ không bao gồm dấu cách. VD Khi nhập “This is a string a want to get” Thì string chúng ta chỉ có giá trị là “This”. Khi này chúng ta cần dung </w:t>
-      </w:r>
-      <w:proofErr w:type="gramStart"/>
-      <w:r>
-        <w:t>getline(</w:t>
-      </w:r>
-      <w:proofErr w:type="gramEnd"/>
-      <w:r>
-        <w:t>cin, string) thì sẽ lấy được cả 1 dòng stream bao gồm cách</w:t>
+        <w:t>Sử dụng cin vào một string sẽ dẫn đến string đấy chỉ nhận được một từ không bao gồm dấu cách. VD Khi nhập “This is a string a want to get” Thì string chúng ta chỉ có giá trị là “This”. Khi này chúng ta cần dung getline(cin, string) thì sẽ lấy được cả 1 dòng stream bao gồm cách</w:t>
       </w:r>
     </w:p>
     <w:p>
@@ -219,15 +171,7 @@
     </w:p>
     <w:p>
       <w:r>
-        <w:t>For (const auto &amp;</w:t>
-      </w:r>
-      <w:proofErr w:type="gramStart"/>
-      <w:r>
-        <w:t>x :</w:t>
-      </w:r>
-      <w:proofErr w:type="gramEnd"/>
-      <w:r>
-        <w:t xml:space="preserve"> var) {</w:t>
+        <w:t>For (const auto &amp;x : var) {</w:t>
       </w:r>
     </w:p>
     <w:p>
@@ -290,13 +234,8 @@
       </w:r>
     </w:p>
     <w:p>
-      <w:proofErr w:type="gramStart"/>
-      <w:r>
-        <w:t>while(</w:t>
-      </w:r>
-      <w:proofErr w:type="gramEnd"/>
-      <w:r>
-        <w:t>ss &gt;&gt; word){</w:t>
+      <w:r>
+        <w:t>while(ss &gt;&gt; word){</w:t>
       </w:r>
     </w:p>
     <w:p>
@@ -309,15 +248,7 @@
       <w:r>
         <w:lastRenderedPageBreak/>
         <w:tab/>
-        <w:t xml:space="preserve">cout &lt;&lt; "Tu thu " &lt;&lt; dem &lt;&lt; " tach </w:t>
-      </w:r>
-      <w:proofErr w:type="gramStart"/>
-      <w:r>
-        <w:t>duoc :</w:t>
-      </w:r>
-      <w:proofErr w:type="gramEnd"/>
-      <w:r>
-        <w:t xml:space="preserve"> " &lt;&lt; word &lt;&lt; endl;</w:t>
+        <w:t>cout &lt;&lt; "Tu thu " &lt;&lt; dem &lt;&lt; " tach duoc : " &lt;&lt; word &lt;&lt; endl;</w:t>
       </w:r>
     </w:p>
     <w:p>
@@ -341,13 +272,8 @@
       </w:r>
     </w:p>
     <w:p>
-      <w:proofErr w:type="gramStart"/>
-      <w:r>
-        <w:t>While(</w:t>
-      </w:r>
-      <w:proofErr w:type="gramEnd"/>
-      <w:r>
-        <w:t>ss &gt;&gt; word) {</w:t>
+      <w:r>
+        <w:t>While(ss &gt;&gt; word) {</w:t>
       </w:r>
     </w:p>
     <w:p>
@@ -378,15 +304,7 @@
     <w:p/>
     <w:p>
       <w:r>
-        <w:t xml:space="preserve">Để check xem 1 string có trống hay không thì dung </w:t>
-      </w:r>
-      <w:proofErr w:type="gramStart"/>
-      <w:r>
-        <w:t>string.empty</w:t>
-      </w:r>
-      <w:proofErr w:type="gramEnd"/>
-      <w:r>
-        <w:t>() hoặc !string</w:t>
+        <w:t>Để check xem 1 string có trống hay không thì dung string.empty() hoặc !string</w:t>
       </w:r>
     </w:p>
     <w:p/>
@@ -397,15 +315,7 @@
     </w:p>
     <w:p>
       <w:r>
-        <w:t xml:space="preserve">For (char </w:t>
-      </w:r>
-      <w:proofErr w:type="gramStart"/>
-      <w:r>
-        <w:t>ch :</w:t>
-      </w:r>
-      <w:proofErr w:type="gramEnd"/>
-      <w:r>
-        <w:t xml:space="preserve"> string) …</w:t>
+        <w:t>For (char ch : string) …</w:t>
       </w:r>
     </w:p>
     <w:p>
@@ -415,15 +325,7 @@
     </w:p>
     <w:p>
       <w:r>
-        <w:t>For (char &amp;</w:t>
-      </w:r>
-      <w:proofErr w:type="gramStart"/>
-      <w:r>
-        <w:t>ch :</w:t>
-      </w:r>
-      <w:proofErr w:type="gramEnd"/>
-      <w:r>
-        <w:t xml:space="preserve"> string) …</w:t>
+        <w:t>For (char &amp;ch : string) …</w:t>
       </w:r>
     </w:p>
     <w:p/>
@@ -441,15 +343,7 @@
     </w:p>
     <w:p>
       <w:r>
-        <w:t xml:space="preserve">void </w:t>
-      </w:r>
-      <w:proofErr w:type="gramStart"/>
-      <w:r>
-        <w:t>showCursor(</w:t>
-      </w:r>
-      <w:proofErr w:type="gramEnd"/>
-      <w:r>
-        <w:t>bool show)</w:t>
+        <w:t>void showCursor(bool show)</w:t>
       </w:r>
     </w:p>
     <w:p>
@@ -469,15 +363,7 @@
     </w:p>
     <w:p>
       <w:r>
-        <w:t xml:space="preserve">    </w:t>
-      </w:r>
-      <w:proofErr w:type="gramStart"/>
-      <w:r>
-        <w:t>GetConsoleCursorInfo(</w:t>
-      </w:r>
-      <w:proofErr w:type="gramEnd"/>
-      <w:r>
-        <w:t>hOut, &amp;cci);</w:t>
+        <w:t>    GetConsoleCursorInfo(hOut, &amp;cci);</w:t>
       </w:r>
     </w:p>
     <w:p>
@@ -487,15 +373,7 @@
     </w:p>
     <w:p>
       <w:r>
-        <w:t xml:space="preserve">    </w:t>
-      </w:r>
-      <w:proofErr w:type="gramStart"/>
-      <w:r>
-        <w:t>SetConsoleCursorInfo(</w:t>
-      </w:r>
-      <w:proofErr w:type="gramEnd"/>
-      <w:r>
-        <w:t>hOut, &amp;cci);</w:t>
+        <w:t>    SetConsoleCursorInfo(hOut, &amp;cci);</w:t>
       </w:r>
     </w:p>
     <w:p>
@@ -513,13 +391,8 @@
     </w:p>
     <w:p/>
     <w:p>
-      <w:proofErr w:type="gramStart"/>
-      <w:r>
-        <w:t>Clamp( biến</w:t>
-      </w:r>
-      <w:proofErr w:type="gramEnd"/>
-      <w:r>
-        <w:t>, low, high) sử dụng để giới hạn một biến trong một khoảng low-high</w:t>
+      <w:r>
+        <w:t>Clamp( biến, low, high) sử dụng để giới hạn một biến trong một khoảng low-high</w:t>
       </w:r>
     </w:p>
     <w:p>
@@ -569,15 +442,7 @@
     </w:p>
     <w:p>
       <w:r>
-        <w:t xml:space="preserve">    vector&lt;int&gt; </w:t>
-      </w:r>
-      <w:proofErr w:type="gramStart"/>
-      <w:r>
-        <w:t>factorCount(</w:t>
-      </w:r>
-      <w:proofErr w:type="gramEnd"/>
-      <w:r>
-        <w:t>MAXN + 1, 0);</w:t>
+        <w:t>    vector&lt;int&gt; factorCount(MAXN + 1, 0);</w:t>
       </w:r>
     </w:p>
     <w:p/>
@@ -636,15 +501,7 @@
     <w:p/>
     <w:p>
       <w:r>
-        <w:t xml:space="preserve">int </w:t>
-      </w:r>
-      <w:proofErr w:type="gramStart"/>
-      <w:r>
-        <w:t>main(</w:t>
-      </w:r>
-      <w:proofErr w:type="gramEnd"/>
-      <w:r>
-        <w:t>) {</w:t>
+        <w:t>int main() {</w:t>
       </w:r>
     </w:p>
     <w:p>
@@ -731,15 +588,7 @@
     </w:p>
     <w:p>
       <w:r>
-        <w:t xml:space="preserve">thì khi đó </w:t>
-      </w:r>
-      <w:proofErr w:type="gramStart"/>
-      <w:r>
-        <w:t>factorCount[</w:t>
-      </w:r>
-      <w:proofErr w:type="gramEnd"/>
-      <w:r>
-        <w:t>2] = 0. Chạy code bên trong ta đánh dấu tất cả các bội của 2: 2*1, 2*2, 2*3, ... đến khi 2*k gì gì đó vượt qua MAXN;</w:t>
+        <w:t>thì khi đó factorCount[2] = 0. Chạy code bên trong ta đánh dấu tất cả các bội của 2: 2*1, 2*2, 2*3, ... đến khi 2*k gì gì đó vượt qua MAXN;</w:t>
       </w:r>
     </w:p>
     <w:p>
@@ -792,15 +641,7 @@
         <w:pStyle w:val="Heading2"/>
       </w:pPr>
       <w:r>
-        <w:t xml:space="preserve">Khi muốn đút trực tiếp giá trị vào một phần tử trong vector thì phải xác định size của vector đó khi initiate hoặc dùng </w:t>
-      </w:r>
-      <w:proofErr w:type="gramStart"/>
-      <w:r>
-        <w:t>vector.resize</w:t>
-      </w:r>
-      <w:proofErr w:type="gramEnd"/>
-      <w:r>
-        <w:t>()</w:t>
+        <w:t>Khi muốn đút trực tiếp giá trị vào một phần tử trong vector thì phải xác định size của vector đó khi initiate hoặc dùng vector.resize()</w:t>
       </w:r>
     </w:p>
     <w:p>
@@ -884,7 +725,7 @@
                     <pic:cNvPicPr/>
                   </pic:nvPicPr>
                   <pic:blipFill>
-                    <a:blip r:embed="rId5"/>
+                    <a:blip r:embed="rId6"/>
                     <a:stretch>
                       <a:fillRect/>
                     </a:stretch>
@@ -934,15 +775,7 @@
         <w:ind w:left="720" w:hanging="720"/>
       </w:pPr>
       <w:r>
-        <w:t>sort(</w:t>
-      </w:r>
-      <w:proofErr w:type="gramStart"/>
-      <w:r>
-        <w:t>v.begin</w:t>
-      </w:r>
-      <w:proofErr w:type="gramEnd"/>
-      <w:r>
-        <w:t>(), v.end(), comp);</w:t>
+        <w:t>sort(v.begin(), v.end(), comp);</w:t>
       </w:r>
     </w:p>
     <w:p>
@@ -990,15 +823,7 @@
         <w:ind w:left="720" w:hanging="720"/>
       </w:pPr>
       <w:r>
-        <w:t xml:space="preserve">Dạng đơn giản nhất của hàm </w:t>
-      </w:r>
-      <w:proofErr w:type="gramStart"/>
-      <w:r>
-        <w:t>comp(</w:t>
-      </w:r>
-      <w:proofErr w:type="gramEnd"/>
-      <w:r>
-        <w:t xml:space="preserve">) là </w:t>
+        <w:t xml:space="preserve">Dạng đơn giản nhất của hàm comp() là </w:t>
       </w:r>
     </w:p>
     <w:p>
@@ -1006,15 +831,7 @@
         <w:ind w:left="720" w:hanging="720"/>
       </w:pPr>
       <w:r>
-        <w:t xml:space="preserve">bool </w:t>
-      </w:r>
-      <w:proofErr w:type="gramStart"/>
-      <w:r>
-        <w:t>comp(</w:t>
-      </w:r>
-      <w:proofErr w:type="gramEnd"/>
-      <w:r>
-        <w:t>int x, int y) {</w:t>
+        <w:t>bool comp(int x, int y) {</w:t>
       </w:r>
     </w:p>
     <w:p>
@@ -1091,15 +908,7 @@
         <w:ind w:left="720" w:hanging="720"/>
       </w:pPr>
       <w:r>
-        <w:t xml:space="preserve">Bool </w:t>
-      </w:r>
-      <w:proofErr w:type="gramStart"/>
-      <w:r>
-        <w:t>comp(</w:t>
-      </w:r>
-      <w:proofErr w:type="gramEnd"/>
-      <w:r>
-        <w:t>pair&lt;int, int&gt; x, pair&lt;int, int&gt;y) {</w:t>
+        <w:t>Bool comp(pair&lt;int, int&gt; x, pair&lt;int, int&gt;y) {</w:t>
       </w:r>
     </w:p>
     <w:p>
@@ -1109,15 +918,7 @@
       <w:r>
         <w:lastRenderedPageBreak/>
         <w:tab/>
-        <w:t xml:space="preserve">Return </w:t>
-      </w:r>
-      <w:proofErr w:type="gramStart"/>
-      <w:r>
-        <w:t>x.second</w:t>
-      </w:r>
-      <w:proofErr w:type="gramEnd"/>
-      <w:r>
-        <w:t xml:space="preserve"> &lt; y.second</w:t>
+        <w:t>Return x.second &lt; y.second</w:t>
       </w:r>
     </w:p>
     <w:p>
@@ -1151,15 +952,7 @@
     </w:p>
     <w:p>
       <w:r>
-        <w:t xml:space="preserve">Mà chúng nó x bằng nhau, bạn muốn sort theo biến y hay thậm chí theo biến z thì cũng có thể thực hiện được sử dụng hàm </w:t>
-      </w:r>
-      <w:proofErr w:type="gramStart"/>
-      <w:r>
-        <w:t>comp(</w:t>
-      </w:r>
-      <w:proofErr w:type="gramEnd"/>
-      <w:r>
-        <w:t xml:space="preserve">) (Sau đây sẽ ví dụ sort chúng theo chiều từ lớn tới bé, </w:t>
+        <w:t xml:space="preserve">Mà chúng nó x bằng nhau, bạn muốn sort theo biến y hay thậm chí theo biến z thì cũng có thể thực hiện được sử dụng hàm comp() (Sau đây sẽ ví dụ sort chúng theo chiều từ lớn tới bé, </w:t>
       </w:r>
       <w:r>
         <w:t>Ưu tiên x, rồi đến y rồi mới đến z</w:t>
@@ -1170,29 +963,13 @@
     </w:p>
     <w:p>
       <w:r>
-        <w:t xml:space="preserve">Bool </w:t>
-      </w:r>
-      <w:proofErr w:type="gramStart"/>
-      <w:r>
-        <w:t>comp(</w:t>
-      </w:r>
-      <w:proofErr w:type="gramEnd"/>
-      <w:r>
-        <w:t>dat a, dat b) {</w:t>
-      </w:r>
-    </w:p>
-    <w:p>
-      <w:r>
-        <w:tab/>
-        <w:t>If (</w:t>
-      </w:r>
-      <w:proofErr w:type="gramStart"/>
-      <w:r>
-        <w:t>a.x !</w:t>
-      </w:r>
-      <w:proofErr w:type="gramEnd"/>
-      <w:r>
-        <w:t>= b.x) return a.x &gt;</w:t>
+        <w:t>Bool comp(dat a, dat b) {</w:t>
+      </w:r>
+    </w:p>
+    <w:p>
+      <w:r>
+        <w:tab/>
+        <w:t>If (a.x != b.x) return a.x &gt;</w:t>
       </w:r>
       <w:r>
         <w:t xml:space="preserve"> b.x;</w:t>
@@ -1201,15 +978,7 @@
     <w:p>
       <w:r>
         <w:tab/>
-        <w:t>If (</w:t>
-      </w:r>
-      <w:proofErr w:type="gramStart"/>
-      <w:r>
-        <w:t>a.y !</w:t>
-      </w:r>
-      <w:proofErr w:type="gramEnd"/>
-      <w:r>
-        <w:t>= b.y) return</w:t>
+        <w:t>If (a.y != b.y) return</w:t>
       </w:r>
       <w:r>
         <w:t xml:space="preserve"> a.y &gt; b.y;</w:t>
@@ -1242,52 +1011,78 @@
       </w:r>
     </w:p>
     <w:p>
-      <w:proofErr w:type="gramStart"/>
+      <w:r>
+        <w:t>Sort(A, A + n, [](dat a, dat b) {</w:t>
+      </w:r>
+      <w:r>
+        <w:t xml:space="preserve"> </w:t>
+      </w:r>
+    </w:p>
+    <w:p>
+      <w:pPr>
+        <w:ind w:firstLine="720"/>
+      </w:pPr>
+      <w:r>
+        <w:t>If (a.x != b.x) return a.x &gt; b.x;</w:t>
+      </w:r>
+    </w:p>
+    <w:p>
+      <w:r>
+        <w:tab/>
+        <w:t>If (a.y != b.y) return a.y &gt; b.y;</w:t>
+      </w:r>
+    </w:p>
+    <w:p>
+      <w:r>
+        <w:tab/>
+        <w:t>Return a.z &gt; b.z;</w:t>
+      </w:r>
+    </w:p>
+    <w:p>
+      <w:r>
+        <w:t>});</w:t>
+      </w:r>
+    </w:p>
+    <w:p>
+      <w:r>
+        <w:t>Cách sort này được sử dụng trong bài cuối của đề chuyên Tin KHTN 2025.</w:t>
+      </w:r>
+    </w:p>
+    <w:p/>
+    <w:p>
+      <w:r>
+        <w:t>Lưu ý :có thể sắp xếp dãy thành lớn -&gt; nhỏ bằng compa có sẵn trong C++ greater&lt;int&gt;()</w:t>
+      </w:r>
+    </w:p>
+    <w:p/>
+    <w:p>
+      <w:r>
+        <w:lastRenderedPageBreak/>
+        <w:t xml:space="preserve">Ứng dụng: </w:t>
+      </w:r>
+    </w:p>
+    <w:p>
+      <w:r>
+        <w:t>VD1: Cho các số a1 tới an. Tìm cách ghép tất cả các số lại sao cho tạo thành một số lớn nhất có thể</w:t>
+      </w:r>
+    </w:p>
+    <w:p>
+      <w:r>
+        <w:t>Lời giải: sử dụng hàm sort (nhập các dữ liệu vào bằng string)</w:t>
+      </w:r>
+    </w:p>
+    <w:p>
       <w:r>
         <w:t>Sort(</w:t>
       </w:r>
-      <w:proofErr w:type="gramEnd"/>
-      <w:r>
-        <w:t>A, A + n, [](dat a, dat b) {</w:t>
-      </w:r>
-      <w:r>
-        <w:t xml:space="preserve"> </w:t>
-      </w:r>
-    </w:p>
-    <w:p>
-      <w:pPr>
-        <w:ind w:firstLine="720"/>
-      </w:pPr>
-      <w:r>
-        <w:t>If (</w:t>
-      </w:r>
-      <w:proofErr w:type="gramStart"/>
-      <w:r>
-        <w:t>a.x !</w:t>
-      </w:r>
-      <w:proofErr w:type="gramEnd"/>
-      <w:r>
-        <w:t>= b.x) return a.x &gt; b.x;</w:t>
-      </w:r>
-    </w:p>
-    <w:p>
-      <w:r>
-        <w:tab/>
-        <w:t>If (</w:t>
-      </w:r>
-      <w:proofErr w:type="gramStart"/>
-      <w:r>
-        <w:t>a.y !</w:t>
-      </w:r>
-      <w:proofErr w:type="gramEnd"/>
-      <w:r>
-        <w:t>= b.y) return a.y &gt; b.y;</w:t>
-      </w:r>
-    </w:p>
-    <w:p>
-      <w:r>
-        <w:tab/>
-        <w:t>Return a.z &gt; b.z;</w:t>
+      <w:r>
+        <w:t>a.begin(), a.end(), [](string x, string y) {</w:t>
+      </w:r>
+    </w:p>
+    <w:p>
+      <w:r>
+        <w:tab/>
+        <w:t>Return x + y &gt; y + x;</w:t>
       </w:r>
     </w:p>
     <w:p>
@@ -1297,21 +1092,162 @@
     </w:p>
     <w:p>
       <w:r>
-        <w:t>Cách sort này được sử dụng trong bài cuối của đề chuyên Tin KHTN 2025.</w:t>
-      </w:r>
-    </w:p>
-    <w:p/>
-    <w:p>
-      <w:r>
-        <w:t xml:space="preserve">Lưu </w:t>
-      </w:r>
-      <w:proofErr w:type="gramStart"/>
-      <w:r>
-        <w:t>ý :có</w:t>
-      </w:r>
-      <w:proofErr w:type="gramEnd"/>
-      <w:r>
-        <w:t xml:space="preserve"> thể sắp xếp dãy thành lớn -&gt; nhỏ bằng compa có sẵn trong C++ greater&lt;int&gt;()</w:t>
+        <w:t>VD2: Cho một bảng chữ cái ngẫu nhiên (một tổ hợp mới của bảng chữ cái tiếng anh) và sắp xếp thứ tự các string a1 tới an theo bảng chữ cái này một cách lexicographically.</w:t>
+      </w:r>
+    </w:p>
+    <w:p>
+      <w:r>
+        <w:t>Lời giải: sử dụng hàm sort:</w:t>
+      </w:r>
+    </w:p>
+    <w:p>
+      <w:r>
+        <w:t>string dict</w:t>
+      </w:r>
+      <w:r>
+        <w:t xml:space="preserve"> = “abcdefghijklmnopqrstuvwxyz”</w:t>
+      </w:r>
+      <w:r>
+        <w:t>;</w:t>
+      </w:r>
+      <w:r>
+        <w:t xml:space="preserve"> // Có thể tùy chỉnh</w:t>
+      </w:r>
+    </w:p>
+    <w:p>
+      <w:r>
+        <w:t>bool comp(string x, string y) {</w:t>
+      </w:r>
+    </w:p>
+    <w:p>
+      <w:r>
+        <w:tab/>
+        <w:t>int l = 0, r = 0;</w:t>
+      </w:r>
+    </w:p>
+    <w:p>
+      <w:r>
+        <w:tab/>
+        <w:t>while (l &lt; x.length() &amp;&amp; r &lt; y.length()) {</w:t>
+      </w:r>
+    </w:p>
+    <w:p>
+      <w:r>
+        <w:tab/>
+      </w:r>
+      <w:r>
+        <w:tab/>
+        <w:t>if (x[l] == y[r]) {</w:t>
+      </w:r>
+    </w:p>
+    <w:p>
+      <w:r>
+        <w:tab/>
+      </w:r>
+      <w:r>
+        <w:tab/>
+      </w:r>
+      <w:r>
+        <w:tab/>
+        <w:t>++r; ++l;</w:t>
+      </w:r>
+    </w:p>
+    <w:p>
+      <w:r>
+        <w:tab/>
+      </w:r>
+      <w:r>
+        <w:tab/>
+        <w:t>} else {</w:t>
+      </w:r>
+    </w:p>
+    <w:p>
+      <w:r>
+        <w:tab/>
+      </w:r>
+      <w:r>
+        <w:tab/>
+      </w:r>
+      <w:r>
+        <w:tab/>
+        <w:t>for (auto c : dict) {</w:t>
+      </w:r>
+    </w:p>
+    <w:p>
+      <w:r>
+        <w:tab/>
+      </w:r>
+      <w:r>
+        <w:tab/>
+      </w:r>
+      <w:r>
+        <w:tab/>
+      </w:r>
+      <w:r>
+        <w:tab/>
+        <w:t>if (x[l] == c) return true;</w:t>
+      </w:r>
+    </w:p>
+    <w:p>
+      <w:r>
+        <w:tab/>
+      </w:r>
+      <w:r>
+        <w:tab/>
+      </w:r>
+      <w:r>
+        <w:tab/>
+      </w:r>
+      <w:r>
+        <w:tab/>
+        <w:t>if (y[r] == c) return false;</w:t>
+      </w:r>
+    </w:p>
+    <w:p>
+      <w:r>
+        <w:tab/>
+      </w:r>
+      <w:r>
+        <w:tab/>
+      </w:r>
+      <w:r>
+        <w:tab/>
+        <w:t>}</w:t>
+      </w:r>
+    </w:p>
+    <w:p>
+      <w:r>
+        <w:tab/>
+      </w:r>
+      <w:r>
+        <w:tab/>
+        <w:t>}</w:t>
+      </w:r>
+    </w:p>
+    <w:p>
+      <w:r>
+        <w:tab/>
+        <w:t>}</w:t>
+      </w:r>
+    </w:p>
+    <w:p>
+      <w:r>
+        <w:tab/>
+        <w:t>if (l != x.length()) return false;</w:t>
+      </w:r>
+      <w:r>
+        <w:t xml:space="preserve"> // Nếu string chưa hết thì phải đặt nó đứng sau bởi vì kí tự trống ‘’ sẽ có giá trị nhỏ hơn một kí tự bất kì trong bảng chữ cái</w:t>
+      </w:r>
+    </w:p>
+    <w:p>
+      <w:r>
+        <w:tab/>
+        <w:t>else return true;</w:t>
+      </w:r>
+    </w:p>
+    <w:p>
+      <w:r>
+        <w:t>}</w:t>
       </w:r>
     </w:p>
     <w:p>
@@ -1367,58 +1303,1137 @@
         <w:rPr>
           <w:lang w:val="vi-VN"/>
         </w:rPr>
-        <w:t>Nên dùng constexpr thay vì const cho những hằng số sử dụng tron</w:t>
+        <w:t>Nên dùng constexpr thay vì const cho những hằng số sử dụng trong bài để tối ưu hóa hiệu suất.</w:t>
+      </w:r>
+    </w:p>
+    <w:p>
+      <w:pPr>
+        <w:rPr>
+          <w:lang w:val="vi-VN"/>
+        </w:rPr>
+      </w:pPr>
+    </w:p>
+    <w:p>
+      <w:pPr>
+        <w:pStyle w:val="Heading2"/>
+        <w:rPr>
+          <w:lang w:val="en-GB"/>
+        </w:rPr>
+      </w:pPr>
+      <w:r>
+        <w:rPr>
+          <w:lang w:val="en-GB"/>
+        </w:rPr>
+        <w:t>Hàm compare trong priority queue</w:t>
+      </w:r>
+    </w:p>
+    <w:p>
+      <w:pPr>
+        <w:rPr>
+          <w:lang w:val="en-GB"/>
+        </w:rPr>
+      </w:pPr>
+      <w:r>
+        <w:rPr>
+          <w:lang w:val="en-GB"/>
+        </w:rPr>
+        <w:t>Khi compare trong priority queue thì chúng ta phải dùng một cái struct để so sánh các thứ. Trong đó, priority queue sẽ chỉ nhận một hàm có tên ĐẶC TRƯNG TRONG STL tên là operator() để so sánh;</w:t>
+      </w:r>
+    </w:p>
+    <w:p>
+      <w:pPr>
+        <w:rPr>
+          <w:lang w:val="en-GB"/>
+        </w:rPr>
+      </w:pPr>
+      <w:r>
+        <w:rPr>
+          <w:lang w:val="en-GB"/>
+        </w:rPr>
+        <w:t>VD:</w:t>
+      </w:r>
+    </w:p>
+    <w:p>
+      <w:pPr>
+        <w:rPr>
+          <w:lang w:val="en-GB"/>
+        </w:rPr>
+      </w:pPr>
+      <w:r>
+        <w:rPr>
+          <w:lang w:val="en-GB"/>
+        </w:rPr>
+        <w:t>struct cmp {</w:t>
+      </w:r>
+    </w:p>
+    <w:p>
+      <w:pPr>
+        <w:rPr>
+          <w:lang w:val="en-GB"/>
+        </w:rPr>
+      </w:pPr>
+      <w:r>
+        <w:rPr>
+          <w:lang w:val="en-GB"/>
+        </w:rPr>
+        <w:t xml:space="preserve">    bool operator()(</w:t>
+      </w:r>
+      <w:r>
+        <w:rPr>
+          <w:lang w:val="en-GB"/>
+        </w:rPr>
+        <w:t>int a, int b</w:t>
+      </w:r>
+      <w:r>
+        <w:rPr>
+          <w:lang w:val="en-GB"/>
+        </w:rPr>
+        <w:t>) const {</w:t>
+      </w:r>
+    </w:p>
+    <w:p>
+      <w:pPr>
+        <w:rPr>
+          <w:lang w:val="en-GB"/>
+        </w:rPr>
+      </w:pPr>
+      <w:r>
+        <w:rPr>
+          <w:lang w:val="en-GB"/>
+        </w:rPr>
+        <w:t xml:space="preserve">        return a &gt; b;   // a đứng sau b → tạo min-heap</w:t>
+      </w:r>
+    </w:p>
+    <w:p>
+      <w:pPr>
+        <w:rPr>
+          <w:lang w:val="en-GB"/>
+        </w:rPr>
+      </w:pPr>
+      <w:r>
+        <w:rPr>
+          <w:lang w:val="en-GB"/>
+        </w:rPr>
+        <w:t xml:space="preserve">    }</w:t>
+      </w:r>
+    </w:p>
+    <w:p>
+      <w:pPr>
+        <w:rPr>
+          <w:lang w:val="en-GB"/>
+        </w:rPr>
+      </w:pPr>
+      <w:r>
+        <w:rPr>
+          <w:lang w:val="en-GB"/>
+        </w:rPr>
+        <w:t>};</w:t>
+      </w:r>
+    </w:p>
+    <w:p>
+      <w:pPr>
+        <w:rPr>
+          <w:lang w:val="en-GB"/>
+        </w:rPr>
+      </w:pPr>
+      <w:r>
+        <w:rPr>
+          <w:lang w:val="en-GB"/>
+        </w:rPr>
+        <w:t>priority_queue&lt;int, vector&lt;int&gt;, cmp&gt; pq;</w:t>
+      </w:r>
+    </w:p>
+    <w:p>
+      <w:pPr>
+        <w:rPr>
+          <w:lang w:val="en-GB"/>
+        </w:rPr>
+      </w:pPr>
+      <w:r>
+        <w:rPr>
+          <w:lang w:val="en-GB"/>
+        </w:rPr>
+        <w:t>Chúng ta có thể nhét các biến nội bộ bên trong struct cmp để sử dụng, cũng như truyền dữ liệu từ</w:t>
+      </w:r>
+      <w:r>
+        <w:rPr>
+          <w:lang w:val="en-GB"/>
+        </w:rPr>
+        <w:t xml:space="preserve"> bên ngoài cmp vô (constructor):</w:t>
+      </w:r>
+    </w:p>
+    <w:p>
+      <w:pPr>
+        <w:rPr>
+          <w:lang w:val="en-GB"/>
+        </w:rPr>
+      </w:pPr>
+      <w:r>
+        <w:rPr>
+          <w:lang w:val="en-GB"/>
+        </w:rPr>
+        <w:t>Chẳng hạn như</w:t>
+      </w:r>
+    </w:p>
+    <w:p>
+      <w:pPr>
+        <w:rPr>
+          <w:lang w:val="en-GB"/>
+        </w:rPr>
+      </w:pPr>
+      <w:r>
+        <w:rPr>
+          <w:lang w:val="en-GB"/>
+        </w:rPr>
+        <w:t>struct cmp {</w:t>
+      </w:r>
+    </w:p>
+    <w:p>
+      <w:pPr>
+        <w:rPr>
+          <w:lang w:val="en-GB"/>
+        </w:rPr>
+      </w:pPr>
+      <w:r>
+        <w:rPr>
+          <w:lang w:val="en-GB"/>
+        </w:rPr>
+        <w:t xml:space="preserve">    int K;</w:t>
+      </w:r>
+    </w:p>
+    <w:p>
+      <w:pPr>
+        <w:rPr>
+          <w:lang w:val="en-GB"/>
+        </w:rPr>
+      </w:pPr>
+      <w:r>
+        <w:rPr>
+          <w:lang w:val="en-GB"/>
+        </w:rPr>
+        <w:t xml:space="preserve">    cmp(int _K = 1) : K(_K) {}</w:t>
+      </w:r>
+    </w:p>
+    <w:p>
+      <w:pPr>
+        <w:rPr>
+          <w:lang w:val="en-GB"/>
+        </w:rPr>
+      </w:pPr>
+    </w:p>
+    <w:p>
+      <w:pPr>
+        <w:rPr>
+          <w:lang w:val="en-GB"/>
+        </w:rPr>
+      </w:pPr>
+      <w:r>
+        <w:rPr>
+          <w:lang w:val="en-GB"/>
+        </w:rPr>
+        <w:t xml:space="preserve">    bool operator()(int a, int b) const {</w:t>
+      </w:r>
+    </w:p>
+    <w:p>
+      <w:pPr>
+        <w:rPr>
+          <w:lang w:val="en-GB"/>
+        </w:rPr>
+      </w:pPr>
+      <w:r>
+        <w:rPr>
+          <w:lang w:val="en-GB"/>
+        </w:rPr>
+        <w:lastRenderedPageBreak/>
+        <w:t xml:space="preserve">        return (a % K) &gt; (b % K);</w:t>
+      </w:r>
+    </w:p>
+    <w:p>
+      <w:pPr>
+        <w:rPr>
+          <w:lang w:val="en-GB"/>
+        </w:rPr>
+      </w:pPr>
+      <w:r>
+        <w:rPr>
+          <w:lang w:val="en-GB"/>
+        </w:rPr>
+        <w:t xml:space="preserve">    }</w:t>
+      </w:r>
+    </w:p>
+    <w:p>
+      <w:pPr>
+        <w:rPr>
+          <w:lang w:val="en-GB"/>
+        </w:rPr>
+      </w:pPr>
+      <w:r>
+        <w:rPr>
+          <w:lang w:val="en-GB"/>
+        </w:rPr>
+        <w:t>};</w:t>
+      </w:r>
+    </w:p>
+    <w:p>
+      <w:pPr>
+        <w:rPr>
+          <w:lang w:val="en-GB"/>
+        </w:rPr>
+      </w:pPr>
+      <w:r>
+        <w:rPr>
+          <w:lang w:val="en-GB"/>
+        </w:rPr>
+        <w:t>priority_queue&lt;int, vector&lt;int&gt;, cmp&gt; pq(cmp(5));</w:t>
+      </w:r>
+    </w:p>
+    <w:p>
+      <w:pPr>
+        <w:rPr>
+          <w:lang w:val="en-GB"/>
+        </w:rPr>
+      </w:pPr>
+      <w:r>
+        <w:rPr>
+          <w:lang w:val="en-GB"/>
+        </w:rPr>
+        <w:t>ở đây chúng ta có K = 5. Phép so sánh này là ưu tiên những thằng có số dư với 5 càng to hơn thì sẽ được ưu tiên XUỐNG DƯỚI NHÉ.</w:t>
+      </w:r>
+    </w:p>
+    <w:p>
+      <w:pPr>
+        <w:rPr>
+          <w:lang w:val="en-GB"/>
+        </w:rPr>
+      </w:pPr>
+      <w:r>
+        <w:rPr>
+          <w:lang w:val="en-GB"/>
+        </w:rPr>
+        <w:t xml:space="preserve">ĐẶC BIỆT LƯU Ý ĐỐI VỚI HÀM OPERATOR() CỦA PRIORITY QUEUE THÌ NHỮNG PHẦN TỬ ƯU TIÊN (VD: </w:t>
+      </w:r>
+      <w:r>
+        <w:rPr>
+          <w:lang w:val="en-GB"/>
+        </w:rPr>
+        <w:t>(a % K) &gt; (b % K);</w:t>
+      </w:r>
+      <w:r>
+        <w:rPr>
+          <w:lang w:val="en-GB"/>
+        </w:rPr>
+        <w:t>) SẼ ĐƯỢC ĐÚT XUỐNG CUỐI DÃY. BỞI NÓ COI pq.top() NHƯ LÀ ĐUÔI CỦA VECTORRRRRRRR</w:t>
+      </w:r>
+      <w:r>
+        <w:rPr>
+          <w:lang w:val="en-GB"/>
+        </w:rPr>
+        <w:t>!!!!</w:t>
+      </w:r>
+    </w:p>
+    <w:p>
+      <w:pPr>
+        <w:rPr>
+          <w:lang w:val="en-GB"/>
+        </w:rPr>
+      </w:pPr>
+      <w:r>
+        <w:rPr>
+          <w:lang w:val="en-GB"/>
+        </w:rPr>
+        <w:t>Và cái từ khóa const ĐẶC BIỆT PHẢI CÓ CHO TAOOOOOO tại cơ bản hàm comparator() trong STL của ta nó vốn đã là truyền dưới dạng hàm const rồi</w:t>
+      </w:r>
+    </w:p>
+    <w:p>
+      <w:pPr>
+        <w:rPr>
+          <w:lang w:val="en-GB"/>
+        </w:rPr>
+      </w:pPr>
+    </w:p>
+    <w:p>
+      <w:pPr>
+        <w:rPr>
+          <w:lang w:val="en-GB"/>
+        </w:rPr>
+      </w:pPr>
+      <w:r>
+        <w:rPr>
+          <w:lang w:val="en-GB"/>
+        </w:rPr>
+        <w:t>Chúng ta cũng có thể viết các hàm nội bộ ở bên trong struct để phục vụ cho priority queue.</w:t>
+      </w:r>
+      <w:r>
+        <w:rPr>
+          <w:lang w:val="en-GB"/>
+        </w:rPr>
+        <w:t xml:space="preserve"> Nhưng tất cả các hàm sử dụng trong operator() (một hàm const). Đều phải viết dưới dạng const. </w:t>
+      </w:r>
+    </w:p>
+    <w:p>
+      <w:pPr>
+        <w:rPr>
+          <w:lang w:val="en-GB"/>
+        </w:rPr>
+      </w:pPr>
+      <w:r>
+        <w:rPr>
+          <w:lang w:val="en-GB"/>
+        </w:rPr>
+        <w:t>À mà struct có thể khai báo luôn trong main() nhé nma sẽ hơi bẩn (bẩn vclllllll)</w:t>
+      </w:r>
+    </w:p>
+    <w:p>
+      <w:r>
+        <w:t>struct cmp {</w:t>
+      </w:r>
+    </w:p>
+    <w:p>
+      <w:r>
+        <w:t xml:space="preserve">    int score(int x) const {</w:t>
+      </w:r>
+    </w:p>
+    <w:p>
+      <w:r>
+        <w:t xml:space="preserve">        return (x % 10) * 3 + (x / 10);</w:t>
+      </w:r>
+    </w:p>
+    <w:p>
+      <w:r>
+        <w:t xml:space="preserve">    }</w:t>
+      </w:r>
+    </w:p>
+    <w:p/>
+    <w:p>
+      <w:r>
+        <w:t xml:space="preserve">    bool operator()(int a, int b) const {</w:t>
+      </w:r>
+    </w:p>
+    <w:p>
+      <w:r>
+        <w:t xml:space="preserve">        return score(a) &gt; score(b);</w:t>
+      </w:r>
+    </w:p>
+    <w:p>
+      <w:r>
+        <w:t xml:space="preserve">    }</w:t>
+      </w:r>
+    </w:p>
+    <w:p>
+      <w:pPr>
+        <w:rPr>
+          <w:lang w:val="en-GB"/>
+        </w:rPr>
+      </w:pPr>
+      <w:r>
+        <w:t>};</w:t>
+      </w:r>
+    </w:p>
+    <w:p>
+      <w:pPr>
+        <w:tabs>
+          <w:tab w:val="left" w:pos="968"/>
+        </w:tabs>
+        <w:rPr>
+          <w:lang w:val="en-GB"/>
+        </w:rPr>
+      </w:pPr>
+      <w:r>
+        <w:rPr>
+          <w:lang w:val="en-GB"/>
+        </w:rPr>
+        <w:t>Vì vậy hãy luôn nhớ rằng.</w:t>
+      </w:r>
+    </w:p>
+    <w:p>
+      <w:pPr>
+        <w:pStyle w:val="Heading2"/>
+        <w:rPr>
+          <w:lang w:val="en-GB"/>
+        </w:rPr>
+      </w:pPr>
+      <w:r>
+        <w:rPr>
+          <w:lang w:val="en-GB"/>
+        </w:rPr>
+        <w:t>Tất cả các hàm được gọi ra trong một hàm const thì đều phải là const nếu không thì compiler báo lỗi.</w:t>
+      </w:r>
+    </w:p>
+    <w:p>
+      <w:pPr>
+        <w:rPr>
+          <w:lang w:val="en-GB"/>
+        </w:rPr>
+      </w:pPr>
+    </w:p>
+    <w:p>
+      <w:pPr>
+        <w:pStyle w:val="Heading2"/>
+        <w:rPr>
+          <w:lang w:val="en-GB"/>
+        </w:rPr>
+      </w:pPr>
+      <w:r>
+        <w:rPr>
+          <w:lang w:val="en-GB"/>
+        </w:rPr>
+        <w:lastRenderedPageBreak/>
+        <w:t>Về từ khóa static.</w:t>
+      </w:r>
+    </w:p>
+    <w:p>
+      <w:pPr>
+        <w:rPr>
+          <w:lang w:val="en-GB"/>
+        </w:rPr>
+      </w:pPr>
+      <w:r>
+        <w:rPr>
+          <w:lang w:val="en-GB"/>
+        </w:rPr>
+        <w:t>Static sẽ giúp biến lưu dữ liệu cho một biến mỗi lần gọi hàm, thay đổi biến. tuy nhiên thì biến dùng static sẽ không biến nó thành một variable global, mà vẫn chỉ sử dụng được nội riêng trong hàm mà thôi</w:t>
+      </w:r>
+    </w:p>
+    <w:p>
+      <w:pPr>
+        <w:rPr>
+          <w:lang w:val="en-GB"/>
+        </w:rPr>
+      </w:pPr>
+      <w:r>
+        <w:rPr>
+          <w:lang w:val="en-GB"/>
+        </w:rPr>
+        <w:t>VD:</w:t>
+      </w:r>
+    </w:p>
+    <w:p>
+      <w:pPr>
+        <w:rPr>
+          <w:lang w:val="en-GB"/>
+        </w:rPr>
+      </w:pPr>
+      <w:r>
+        <w:rPr>
+          <w:lang w:val="en-GB"/>
+        </w:rPr>
+        <w:t>void bruh() {</w:t>
+      </w:r>
+    </w:p>
+    <w:p>
+      <w:pPr>
+        <w:rPr>
+          <w:lang w:val="en-GB"/>
+        </w:rPr>
+      </w:pPr>
+      <w:r>
+        <w:rPr>
+          <w:lang w:val="en-GB"/>
+        </w:rPr>
+        <w:tab/>
+        <w:t>static int k = 0;</w:t>
+      </w:r>
+    </w:p>
+    <w:p>
+      <w:pPr>
+        <w:rPr>
+          <w:lang w:val="en-GB"/>
+        </w:rPr>
+      </w:pPr>
+      <w:r>
+        <w:rPr>
+          <w:lang w:val="en-GB"/>
+        </w:rPr>
+        <w:tab/>
+        <w:t>++k;</w:t>
+      </w:r>
+    </w:p>
+    <w:p>
+      <w:pPr>
+        <w:rPr>
+          <w:lang w:val="en-GB"/>
+        </w:rPr>
+      </w:pPr>
+      <w:r>
+        <w:rPr>
+          <w:lang w:val="en-GB"/>
+        </w:rPr>
+        <w:tab/>
+        <w:t>cout &lt;&lt; k &lt;&lt; el;</w:t>
+      </w:r>
+    </w:p>
+    <w:p>
+      <w:pPr>
+        <w:rPr>
+          <w:lang w:val="en-GB"/>
+        </w:rPr>
+      </w:pPr>
+      <w:r>
+        <w:rPr>
+          <w:lang w:val="en-GB"/>
+        </w:rPr>
+        <w:t>}</w:t>
+      </w:r>
+    </w:p>
+    <w:p>
+      <w:pPr>
+        <w:rPr>
+          <w:lang w:val="en-GB"/>
+        </w:rPr>
+      </w:pPr>
+      <w:r>
+        <w:rPr>
+          <w:lang w:val="en-GB"/>
+        </w:rPr>
+        <w:t>bruh();</w:t>
+      </w:r>
+    </w:p>
+    <w:p>
+      <w:pPr>
+        <w:rPr>
+          <w:lang w:val="en-GB"/>
+        </w:rPr>
+      </w:pPr>
+      <w:r>
+        <w:rPr>
+          <w:lang w:val="en-GB"/>
+        </w:rPr>
+        <w:t>bruh();</w:t>
+      </w:r>
+    </w:p>
+    <w:p>
+      <w:pPr>
+        <w:rPr>
+          <w:lang w:val="en-GB"/>
+        </w:rPr>
+      </w:pPr>
+      <w:r>
+        <w:rPr>
+          <w:lang w:val="en-GB"/>
+        </w:rPr>
+        <w:t>bruh();</w:t>
+      </w:r>
+    </w:p>
+    <w:p>
+      <w:pPr>
+        <w:rPr>
+          <w:lang w:val="en-GB"/>
+        </w:rPr>
+      </w:pPr>
+      <w:r>
+        <w:rPr>
+          <w:lang w:val="en-GB"/>
+        </w:rPr>
+        <w:t>thì chúng ta sẽ có được output là</w:t>
+      </w:r>
+    </w:p>
+    <w:p>
+      <w:pPr>
+        <w:rPr>
+          <w:lang w:val="en-GB"/>
+        </w:rPr>
+      </w:pPr>
+      <w:r>
+        <w:rPr>
+          <w:lang w:val="en-GB"/>
+        </w:rPr>
+        <w:t>1</w:t>
+      </w:r>
+    </w:p>
+    <w:p>
+      <w:pPr>
+        <w:rPr>
+          <w:lang w:val="en-GB"/>
+        </w:rPr>
+      </w:pPr>
+      <w:r>
+        <w:rPr>
+          <w:lang w:val="en-GB"/>
+        </w:rPr>
+        <w:t>2</w:t>
+      </w:r>
+    </w:p>
+    <w:p>
+      <w:pPr>
+        <w:rPr>
+          <w:lang w:val="en-GB"/>
+        </w:rPr>
+      </w:pPr>
+      <w:r>
+        <w:rPr>
+          <w:lang w:val="en-GB"/>
+        </w:rPr>
+        <w:t>3</w:t>
+      </w:r>
+    </w:p>
+    <w:p>
+      <w:pPr>
+        <w:rPr>
+          <w:lang w:val="en-GB"/>
+        </w:rPr>
+      </w:pPr>
+      <w:r>
+        <w:rPr>
+          <w:lang w:val="en-GB"/>
+        </w:rPr>
+        <w:t>Dùng static với hàm khi code nhiều file (hàm nội bộ)</w:t>
+      </w:r>
+    </w:p>
+    <w:p>
+      <w:pPr>
+        <w:pStyle w:val="Heading2"/>
+        <w:rPr>
+          <w:lang w:val="en-GB"/>
+        </w:rPr>
+      </w:pPr>
+      <w:r>
+        <w:rPr>
+          <w:lang w:val="en-GB"/>
+        </w:rPr>
+        <w:t>cin.ignore();</w:t>
+      </w:r>
+    </w:p>
+    <w:p>
+      <w:pPr>
+        <w:rPr>
+          <w:lang w:val="en-GB"/>
+        </w:rPr>
+      </w:pPr>
+      <w:r>
+        <w:rPr>
+          <w:lang w:val="en-GB"/>
+        </w:rPr>
+        <w:t xml:space="preserve">Sử dụng khi chúng ta không muốn nhận </w:t>
+      </w:r>
+      <w:r>
+        <w:rPr>
+          <w:lang w:val="en-GB"/>
+        </w:rPr>
+        <w:t>một cái cin. Có thể ignore luôn cả flush từ cin lần trước.</w:t>
+      </w:r>
+    </w:p>
+    <w:p>
+      <w:pPr>
+        <w:rPr>
+          <w:lang w:val="en-GB"/>
+        </w:rPr>
+      </w:pPr>
+      <w:r>
+        <w:rPr>
+          <w:lang w:val="en-GB"/>
+        </w:rPr>
+        <w:t>Thường sử dụng khi cin &gt;&gt; đi đôi với getline(cin).</w:t>
+      </w:r>
+    </w:p>
+    <w:p>
+      <w:pPr>
+        <w:rPr>
+          <w:lang w:val="en-GB"/>
+        </w:rPr>
+      </w:pPr>
+      <w:r>
+        <w:rPr>
+          <w:lang w:val="en-GB"/>
+        </w:rPr>
+        <w:t>VD:</w:t>
+      </w:r>
+    </w:p>
+    <w:p>
+      <w:pPr>
+        <w:rPr>
+          <w:lang w:val="en-GB"/>
+        </w:rPr>
+      </w:pPr>
+      <w:r>
+        <w:rPr>
+          <w:lang w:val="en-GB"/>
+        </w:rPr>
+        <w:tab/>
+        <w:t>int n; cin &gt;&gt; n;</w:t>
+      </w:r>
+    </w:p>
+    <w:p>
+      <w:pPr>
+        <w:rPr>
+          <w:lang w:val="en-GB"/>
+        </w:rPr>
+      </w:pPr>
+      <w:r>
+        <w:rPr>
+          <w:lang w:val="en-GB"/>
+        </w:rPr>
+        <w:tab/>
+        <w:t>cin.ignore();</w:t>
+      </w:r>
+    </w:p>
+    <w:p>
+      <w:pPr>
+        <w:rPr>
+          <w:lang w:val="en-GB"/>
+        </w:rPr>
+      </w:pPr>
+      <w:r>
+        <w:rPr>
+          <w:lang w:val="en-GB"/>
+        </w:rPr>
+        <w:tab/>
+        <w:t>string s; getline(cin, s);</w:t>
+      </w:r>
+    </w:p>
+    <w:p>
+      <w:pPr>
+        <w:rPr>
+          <w:lang w:val="en-GB"/>
+        </w:rPr>
+      </w:pPr>
+      <w:r>
+        <w:rPr>
+          <w:lang w:val="en-GB"/>
+        </w:rPr>
+        <w:tab/>
+        <w:t>cout &lt;&lt; n &lt;&lt; ' ' &lt;&lt; s;</w:t>
+      </w:r>
+    </w:p>
+    <w:p>
+      <w:pPr>
+        <w:rPr>
+          <w:lang w:val="en-GB"/>
+        </w:rPr>
+      </w:pPr>
+      <w:r>
+        <w:rPr>
+          <w:lang w:val="en-GB"/>
+        </w:rPr>
+        <w:t>Nó sẽ cout ra cả n lẫn s. Nếu không có cin.ignore() thì s sẽ là string trống.</w:t>
+      </w:r>
+    </w:p>
+    <w:p>
+      <w:pPr>
+        <w:pStyle w:val="Heading2"/>
+        <w:rPr>
+          <w:lang w:val="en-GB"/>
+        </w:rPr>
+      </w:pPr>
+      <w:r>
+        <w:rPr>
+          <w:lang w:val="en-GB"/>
+        </w:rPr>
+        <w:lastRenderedPageBreak/>
+        <w:t>Kĩ thuật nhân đôi xâu.</w:t>
+      </w:r>
+    </w:p>
+    <w:p>
+      <w:pPr>
+        <w:rPr>
+          <w:lang w:val="en-GB"/>
+        </w:rPr>
+      </w:pPr>
+      <w:r>
+        <w:rPr>
+          <w:lang w:val="en-GB"/>
+        </w:rPr>
+        <w:t>Khi chúng ta muốn dịch một xâu sang trái / sang phải thì thay vì cộng xâu ta có thể sử dụng kĩ thuật nhân đôi xâu đơn giản này.</w:t>
+      </w:r>
+    </w:p>
+    <w:p>
+      <w:pPr>
+        <w:rPr>
+          <w:lang w:val="en-GB"/>
+        </w:rPr>
+      </w:pPr>
+      <w:r>
+        <w:rPr>
+          <w:lang w:val="en-GB"/>
+        </w:rPr>
+        <w:t>Bước 1: Nhân đôi xâu -&gt; abcde thành abcdeabcde</w:t>
+      </w:r>
+    </w:p>
+    <w:p>
+      <w:pPr>
+        <w:rPr>
+          <w:lang w:val="en-GB"/>
+        </w:rPr>
+      </w:pPr>
+      <w:r>
+        <w:rPr>
+          <w:lang w:val="en-GB"/>
+        </w:rPr>
+        <w:t>Bước 2: Lấy substring</w:t>
+      </w:r>
+    </w:p>
+    <w:p>
+      <w:pPr>
+        <w:rPr>
+          <w:lang w:val="en-GB"/>
+        </w:rPr>
+      </w:pPr>
+      <w:r>
+        <w:rPr>
+          <w:lang w:val="en-GB"/>
+        </w:rPr>
+        <w:t>Giả sử như chúng ta muốn dịch phải 2 lần xâu này. Thì ta sẽ lấy s2.substr(2, s.length())</w:t>
+      </w:r>
+      <w:r>
+        <w:rPr>
+          <w:lang w:val="en-GB"/>
+        </w:rPr>
+        <w:t xml:space="preserve">; Tức là ta lấy được </w:t>
+      </w:r>
+      <w:r>
+        <w:rPr>
+          <w:lang w:val="en-GB"/>
+        </w:rPr>
+        <w:t>cdeab.</w:t>
+      </w:r>
+    </w:p>
+    <w:p>
+      <w:pPr>
+        <w:rPr>
+          <w:lang w:val="en-GB"/>
+        </w:rPr>
+      </w:pPr>
+      <w:r>
+        <w:rPr>
+          <w:lang w:val="en-GB"/>
+        </w:rPr>
+        <w:t>Dịch trái thì làm ngược lại thôi</w:t>
+      </w:r>
+    </w:p>
+    <w:p>
+      <w:pPr>
+        <w:rPr>
+          <w:lang w:val="en-GB"/>
+        </w:rPr>
+      </w:pPr>
+    </w:p>
+    <w:p>
+      <w:pPr>
+        <w:pStyle w:val="Heading2"/>
+        <w:rPr>
+          <w:lang w:val="en-GB"/>
+        </w:rPr>
+      </w:pPr>
+      <w:r>
+        <w:rPr>
+          <w:lang w:val="en-GB"/>
+        </w:rPr>
+        <w:t>Hàm next_permutation()</w:t>
+      </w:r>
+      <w:r>
+        <w:rPr>
+          <w:lang w:val="en-GB"/>
+        </w:rPr>
+        <w:t xml:space="preserve"> và prev_permutation()</w:t>
+      </w:r>
+      <w:r>
+        <w:rPr>
+          <w:lang w:val="en-GB"/>
+        </w:rPr>
+        <w:t xml:space="preserve"> (Hàm lọ)</w:t>
+      </w:r>
+    </w:p>
+    <w:p>
+      <w:pPr>
+        <w:rPr>
+          <w:lang w:val="en-GB"/>
+        </w:rPr>
+      </w:pPr>
+      <w:r>
+        <w:rPr>
+          <w:lang w:val="en-GB"/>
+        </w:rPr>
+        <w:t xml:space="preserve">Hàm next permutation thì giải thích đơn giản là nếu m liệt kê tất cả các hoán vị của một dãy / xâu / … Thì nó sẽ tìm ra cái </w:t>
+      </w:r>
+      <w:r>
+        <w:rPr>
+          <w:lang w:val="en-GB"/>
+        </w:rPr>
+        <w:t>dãy / xâu / …</w:t>
+      </w:r>
+      <w:r>
+        <w:rPr>
+          <w:lang w:val="en-GB"/>
+        </w:rPr>
+        <w:t xml:space="preserve"> nhỏ nhất theo thứ tự lexicographical mà vẫn lớn hơn bạn để thay đổi biế</w:t>
+      </w:r>
+      <w:r>
+        <w:rPr>
+          <w:lang w:val="en-GB"/>
+        </w:rPr>
+        <w:t>n v thành cái đó. prev permutation thì sẽ làm ngược lại (thực ra thì next permutation sẽ tổng quát hơn).</w:t>
+      </w:r>
+    </w:p>
+    <w:p>
+      <w:pPr>
+        <w:rPr>
+          <w:lang w:val="en-GB"/>
+        </w:rPr>
+      </w:pPr>
+      <w:r>
+        <w:rPr>
+          <w:lang w:val="en-GB"/>
+        </w:rPr>
+        <w:t>Và thường thì hàm next_permutation() ở mức cơ bản sẽ được sử dụng để in ra tất cả những hoán vị của một tập hợp chẳng hạn (nhưng chú ý là phải sort lại cái dãy đó nếu như dãy chưa sort bởi nếu không sort thì sẽ in thiếu hoán vị)</w:t>
+      </w:r>
+    </w:p>
+    <w:p>
+      <w:pPr>
+        <w:rPr>
+          <w:lang w:val="en-GB"/>
+        </w:rPr>
+      </w:pPr>
+      <w:r>
+        <w:rPr>
+          <w:lang w:val="en-GB"/>
+        </w:rPr>
+        <w:t xml:space="preserve">    do {</w:t>
+      </w:r>
+    </w:p>
+    <w:p>
+      <w:pPr>
+        <w:rPr>
+          <w:lang w:val="en-GB"/>
+        </w:rPr>
+      </w:pPr>
+      <w:r>
+        <w:rPr>
+          <w:lang w:val="en-GB"/>
+        </w:rPr>
+        <w:t xml:space="preserve">        for (auto i: v) cout &lt;&lt; i &lt;&lt; " ";</w:t>
+      </w:r>
+    </w:p>
+    <w:p>
+      <w:pPr>
+        <w:rPr>
+          <w:lang w:val="en-GB"/>
+        </w:rPr>
+      </w:pPr>
+      <w:r>
+        <w:rPr>
+          <w:lang w:val="en-GB"/>
+        </w:rPr>
+        <w:t xml:space="preserve">        cout &lt;&lt; endl;</w:t>
+      </w:r>
+    </w:p>
+    <w:p>
+      <w:pPr>
+        <w:ind w:firstLine="270"/>
+        <w:rPr>
+          <w:lang w:val="en-GB"/>
+        </w:rPr>
+      </w:pPr>
+      <w:r>
+        <w:rPr>
+          <w:lang w:val="en-GB"/>
+        </w:rPr>
+        <w:t>} while (next_permuta</w:t>
+      </w:r>
+      <w:r>
+        <w:rPr>
+          <w:lang w:val="en-GB"/>
+        </w:rPr>
+        <w:t>tion(v.begin(), v.end()));</w:t>
+      </w:r>
+    </w:p>
+    <w:p>
+      <w:pPr>
+        <w:ind w:firstLine="270"/>
+        <w:rPr>
+          <w:lang w:val="en-GB"/>
+        </w:rPr>
+      </w:pPr>
+    </w:p>
+    <w:p>
+      <w:pPr>
+        <w:ind w:firstLine="270"/>
+        <w:rPr>
+          <w:lang w:val="en-GB"/>
+        </w:rPr>
+      </w:pPr>
+      <w:r>
+        <w:rPr>
+          <w:lang w:val="en-GB"/>
+        </w:rPr>
+        <w:t xml:space="preserve">Và đương nhiên thì next_permutation cũng có hàm comp của riêng nó. </w:t>
+      </w:r>
+      <w:r>
+        <w:rPr>
+          <w:lang w:val="en-GB"/>
+        </w:rPr>
+        <w:t>Này thì nó sẽ hoạt động y hệt như hàm sort() thôi. Không có gì cần chú ý lắm. VD:</w:t>
+      </w:r>
+    </w:p>
+    <w:p>
+      <w:pPr>
+        <w:ind w:firstLine="270"/>
+        <w:rPr>
+          <w:lang w:val="en-GB"/>
+        </w:rPr>
+      </w:pPr>
+      <w:r>
+        <w:rPr>
+          <w:lang w:val="en-GB"/>
+        </w:rPr>
+        <w:t>bool comp(int a, int b) {</w:t>
+      </w:r>
+    </w:p>
+    <w:p>
+      <w:pPr>
+        <w:ind w:firstLine="270"/>
+        <w:rPr>
+          <w:lang w:val="en-GB"/>
+        </w:rPr>
+      </w:pPr>
+      <w:r>
+        <w:rPr>
+          <w:lang w:val="en-GB"/>
+        </w:rPr>
+        <w:t xml:space="preserve">    return (a % 10) &lt; (b % 10); // so sánh theo chữ số cuối</w:t>
+      </w:r>
+    </w:p>
+    <w:p>
+      <w:pPr>
+        <w:ind w:firstLine="270"/>
+        <w:rPr>
+          <w:lang w:val="en-GB"/>
+        </w:rPr>
+      </w:pPr>
+      <w:r>
+        <w:rPr>
+          <w:lang w:val="en-GB"/>
+        </w:rPr>
+        <w:t>}</w:t>
+      </w:r>
+    </w:p>
+    <w:p>
+      <w:pPr>
+        <w:ind w:firstLine="270"/>
+        <w:rPr>
+          <w:lang w:val="en-GB"/>
+        </w:rPr>
+      </w:pPr>
+      <w:r>
+        <w:rPr>
+          <w:lang w:val="en-GB"/>
+        </w:rPr>
+        <w:t>vector&lt;int&gt; v = {12, 33, 25};</w:t>
+      </w:r>
+    </w:p>
+    <w:p>
+      <w:pPr>
+        <w:ind w:firstLine="270"/>
+        <w:rPr>
+          <w:lang w:val="en-GB"/>
+        </w:rPr>
+      </w:pPr>
+      <w:r>
+        <w:rPr>
+          <w:lang w:val="en-GB"/>
+        </w:rPr>
+        <w:t>next_permutation(v.begin(), v.end(), comp);</w:t>
       </w:r>
       <w:bookmarkStart w:id="0" w:name="_GoBack"/>
       <w:bookmarkEnd w:id="0"/>
-      <w:r>
-        <w:rPr>
-          <w:lang w:val="vi-VN"/>
-        </w:rPr>
-        <w:t>g bài để tối ưu hóa hiệu suất.</w:t>
-      </w:r>
-    </w:p>
-    <w:p>
-      <w:pPr>
-        <w:rPr>
-          <w:lang w:val="vi-VN"/>
-        </w:rPr>
-      </w:pPr>
-    </w:p>
-    <w:p>
-      <w:pPr>
-        <w:rPr>
-          <w:lang w:val="vi-VN"/>
-        </w:rPr>
-      </w:pPr>
-    </w:p>
-    <w:p>
-      <w:pPr>
-        <w:rPr>
-          <w:lang w:val="vi-VN"/>
-        </w:rPr>
-      </w:pPr>
-    </w:p>
-    <w:p>
-      <w:pPr>
-        <w:rPr>
-          <w:lang w:val="vi-VN"/>
-        </w:rPr>
-      </w:pPr>
-    </w:p>
-    <w:p>
-      <w:pPr>
-        <w:rPr>
-          <w:lang w:val="vi-VN"/>
-        </w:rPr>
-      </w:pPr>
-    </w:p>
-    <w:p>
-      <w:pPr>
-        <w:rPr>
-          <w:lang w:val="vi-VN"/>
-        </w:rPr>
-      </w:pPr>
     </w:p>
     <w:sectPr>
       <w:pgSz w:w="12240" w:h="15840"/>
@@ -1876,7 +2891,6 @@
     <w:next w:val="Normal"/>
     <w:link w:val="Heading3Char"/>
     <w:uiPriority w:val="9"/>
-    <w:semiHidden/>
     <w:unhideWhenUsed/>
     <w:qFormat/>
     <w:rsid w:val="00B33781"/>
@@ -2083,7 +3097,6 @@
     <w:basedOn w:val="DefaultParagraphFont"/>
     <w:link w:val="Heading3"/>
     <w:uiPriority w:val="9"/>
-    <w:semiHidden/>
     <w:rsid w:val="00B33781"/>
     <w:rPr>
       <w:rFonts w:eastAsiaTheme="majorEastAsia" w:cstheme="majorBidi"/>
@@ -2667,4 +3680,16 @@
     </a:ext>
   </a:extLst>
 </a:theme>
+</file>
+
+<file path=customXml/item1.xml><?xml version="1.0" encoding="utf-8"?>
+<b:Sources xmlns:b="http://schemas.openxmlformats.org/officeDocument/2006/bibliography" xmlns="http://schemas.openxmlformats.org/officeDocument/2006/bibliography" SelectedStyle="\CHICAGO.XSL" StyleName="Chicago" Version="16"/>
+</file>
+
+<file path=customXml/itemProps1.xml><?xml version="1.0" encoding="utf-8"?>
+<ds:datastoreItem xmlns:ds="http://schemas.openxmlformats.org/officeDocument/2006/customXml" ds:itemID="{0BB1DFE6-D273-4864-8391-D023B611D018}">
+  <ds:schemaRefs>
+    <ds:schemaRef ds:uri="http://schemas.openxmlformats.org/officeDocument/2006/bibliography"/>
+  </ds:schemaRefs>
+</ds:datastoreItem>
 </file>
--- a/ProgrammingTips/Một số lưu ý cần nhớ trong C++.docx
+++ b/ProgrammingTips/Một số lưu ý cần nhớ trong C++.docx
@@ -79,7 +79,15 @@
         <w:pStyle w:val="Heading2"/>
       </w:pPr>
       <w:r>
-        <w:t>(long long)pow(10, 16)</w:t>
+        <w:t xml:space="preserve">(long </w:t>
+      </w:r>
+      <w:proofErr w:type="gramStart"/>
+      <w:r>
+        <w:t>long)pow</w:t>
+      </w:r>
+      <w:proofErr w:type="gramEnd"/>
+      <w:r>
+        <w:t>(10, 16)</w:t>
       </w:r>
     </w:p>
     <w:p>
@@ -108,7 +116,15 @@
         <w:pStyle w:val="Heading2"/>
       </w:pPr>
       <w:r>
-        <w:t>Một số công thức mod: (a*b)%m = (a%m*b%m)</w:t>
+        <w:t>Một số công thức mod: (a*</w:t>
+      </w:r>
+      <w:proofErr w:type="gramStart"/>
+      <w:r>
+        <w:t>b)%</w:t>
+      </w:r>
+      <w:proofErr w:type="gramEnd"/>
+      <w:r>
+        <w:t>m = (a%m*b%m)</w:t>
       </w:r>
     </w:p>
     <w:p>
@@ -116,7 +132,15 @@
         <w:pStyle w:val="Heading2"/>
       </w:pPr>
       <w:r>
-        <w:t>(a + b)%m = (a%m + b%m)</w:t>
+        <w:t xml:space="preserve">(a + </w:t>
+      </w:r>
+      <w:proofErr w:type="gramStart"/>
+      <w:r>
+        <w:t>b)%</w:t>
+      </w:r>
+      <w:proofErr w:type="gramEnd"/>
+      <w:r>
+        <w:t>m = (a%m + b%m)</w:t>
       </w:r>
     </w:p>
     <w:p>
@@ -125,7 +149,15 @@
       </w:pPr>
       <w:r>
         <w:lastRenderedPageBreak/>
-        <w:t>(a – b)%m = (a%m – b%m)</w:t>
+        <w:t xml:space="preserve">(a – </w:t>
+      </w:r>
+      <w:proofErr w:type="gramStart"/>
+      <w:r>
+        <w:t>b)%</w:t>
+      </w:r>
+      <w:proofErr w:type="gramEnd"/>
+      <w:r>
+        <w:t>m = (a%m – b%m)</w:t>
       </w:r>
     </w:p>
     <w:p>
@@ -133,7 +165,15 @@
         <w:pStyle w:val="Heading2"/>
       </w:pPr>
       <w:r>
-        <w:t>Khi làm việc với dãy ký tự (từ số quy đổi ra) mà xuất hiện số không ở đầu, thì hãy dung hàm stoll() – string to long long</w:t>
+        <w:t xml:space="preserve">Khi làm việc với dãy ký tự (từ số quy đổi ra) mà xuất hiện số không ở đầu, thì hãy dung hàm </w:t>
+      </w:r>
+      <w:proofErr w:type="gramStart"/>
+      <w:r>
+        <w:t>stoll(</w:t>
+      </w:r>
+      <w:proofErr w:type="gramEnd"/>
+      <w:r>
+        <w:t>) – string to long long</w:t>
       </w:r>
     </w:p>
     <w:p>
@@ -146,7 +186,15 @@
         <w:pStyle w:val="Heading2"/>
       </w:pPr>
       <w:r>
-        <w:t>Sử dụng cin vào một string sẽ dẫn đến string đấy chỉ nhận được một từ không bao gồm dấu cách. VD Khi nhập “This is a string a want to get” Thì string chúng ta chỉ có giá trị là “This”. Khi này chúng ta cần dung getline(cin, string) thì sẽ lấy được cả 1 dòng stream bao gồm cách</w:t>
+        <w:t xml:space="preserve">Sử dụng cin vào một string sẽ dẫn đến string đấy chỉ nhận được một từ không bao gồm dấu cách. VD Khi nhập “This is a string a want to get” Thì string chúng ta chỉ có giá trị là “This”. Khi này chúng ta cần dung </w:t>
+      </w:r>
+      <w:proofErr w:type="gramStart"/>
+      <w:r>
+        <w:t>getline(</w:t>
+      </w:r>
+      <w:proofErr w:type="gramEnd"/>
+      <w:r>
+        <w:t>cin, string) thì sẽ lấy được cả 1 dòng stream bao gồm cách</w:t>
       </w:r>
     </w:p>
     <w:p>
@@ -171,7 +219,15 @@
     </w:p>
     <w:p>
       <w:r>
-        <w:t>For (const auto &amp;x : var) {</w:t>
+        <w:t>For (const auto &amp;</w:t>
+      </w:r>
+      <w:proofErr w:type="gramStart"/>
+      <w:r>
+        <w:t>x :</w:t>
+      </w:r>
+      <w:proofErr w:type="gramEnd"/>
+      <w:r>
+        <w:t xml:space="preserve"> var) {</w:t>
       </w:r>
     </w:p>
     <w:p>
@@ -234,8 +290,13 @@
       </w:r>
     </w:p>
     <w:p>
-      <w:r>
-        <w:t>while(ss &gt;&gt; word){</w:t>
+      <w:proofErr w:type="gramStart"/>
+      <w:r>
+        <w:t>while(</w:t>
+      </w:r>
+      <w:proofErr w:type="gramEnd"/>
+      <w:r>
+        <w:t>ss &gt;&gt; word){</w:t>
       </w:r>
     </w:p>
     <w:p>
@@ -248,7 +309,15 @@
       <w:r>
         <w:lastRenderedPageBreak/>
         <w:tab/>
-        <w:t>cout &lt;&lt; "Tu thu " &lt;&lt; dem &lt;&lt; " tach duoc : " &lt;&lt; word &lt;&lt; endl;</w:t>
+        <w:t xml:space="preserve">cout &lt;&lt; "Tu thu " &lt;&lt; dem &lt;&lt; " tach </w:t>
+      </w:r>
+      <w:proofErr w:type="gramStart"/>
+      <w:r>
+        <w:t>duoc :</w:t>
+      </w:r>
+      <w:proofErr w:type="gramEnd"/>
+      <w:r>
+        <w:t xml:space="preserve"> " &lt;&lt; word &lt;&lt; endl;</w:t>
       </w:r>
     </w:p>
     <w:p>
@@ -272,8 +341,13 @@
       </w:r>
     </w:p>
     <w:p>
-      <w:r>
-        <w:t>While(ss &gt;&gt; word) {</w:t>
+      <w:proofErr w:type="gramStart"/>
+      <w:r>
+        <w:t>While(</w:t>
+      </w:r>
+      <w:proofErr w:type="gramEnd"/>
+      <w:r>
+        <w:t>ss &gt;&gt; word) {</w:t>
       </w:r>
     </w:p>
     <w:p>
@@ -304,7 +378,15 @@
     <w:p/>
     <w:p>
       <w:r>
-        <w:t>Để check xem 1 string có trống hay không thì dung string.empty() hoặc !string</w:t>
+        <w:t xml:space="preserve">Để check xem 1 string có trống hay không thì dung </w:t>
+      </w:r>
+      <w:proofErr w:type="gramStart"/>
+      <w:r>
+        <w:t>string.empty</w:t>
+      </w:r>
+      <w:proofErr w:type="gramEnd"/>
+      <w:r>
+        <w:t>() hoặc !string</w:t>
       </w:r>
     </w:p>
     <w:p/>
@@ -315,7 +397,15 @@
     </w:p>
     <w:p>
       <w:r>
-        <w:t>For (char ch : string) …</w:t>
+        <w:t xml:space="preserve">For (char </w:t>
+      </w:r>
+      <w:proofErr w:type="gramStart"/>
+      <w:r>
+        <w:t>ch :</w:t>
+      </w:r>
+      <w:proofErr w:type="gramEnd"/>
+      <w:r>
+        <w:t xml:space="preserve"> string) …</w:t>
       </w:r>
     </w:p>
     <w:p>
@@ -325,7 +415,15 @@
     </w:p>
     <w:p>
       <w:r>
-        <w:t>For (char &amp;ch : string) …</w:t>
+        <w:t>For (char &amp;</w:t>
+      </w:r>
+      <w:proofErr w:type="gramStart"/>
+      <w:r>
+        <w:t>ch :</w:t>
+      </w:r>
+      <w:proofErr w:type="gramEnd"/>
+      <w:r>
+        <w:t xml:space="preserve"> string) …</w:t>
       </w:r>
     </w:p>
     <w:p/>
@@ -343,7 +441,15 @@
     </w:p>
     <w:p>
       <w:r>
-        <w:t>void showCursor(bool show)</w:t>
+        <w:t xml:space="preserve">void </w:t>
+      </w:r>
+      <w:proofErr w:type="gramStart"/>
+      <w:r>
+        <w:t>showCursor(</w:t>
+      </w:r>
+      <w:proofErr w:type="gramEnd"/>
+      <w:r>
+        <w:t>bool show)</w:t>
       </w:r>
     </w:p>
     <w:p>
@@ -363,7 +469,15 @@
     </w:p>
     <w:p>
       <w:r>
-        <w:t>    GetConsoleCursorInfo(hOut, &amp;cci);</w:t>
+        <w:t xml:space="preserve">    </w:t>
+      </w:r>
+      <w:proofErr w:type="gramStart"/>
+      <w:r>
+        <w:t>GetConsoleCursorInfo(</w:t>
+      </w:r>
+      <w:proofErr w:type="gramEnd"/>
+      <w:r>
+        <w:t>hOut, &amp;cci);</w:t>
       </w:r>
     </w:p>
     <w:p>
@@ -373,7 +487,15 @@
     </w:p>
     <w:p>
       <w:r>
-        <w:t>    SetConsoleCursorInfo(hOut, &amp;cci);</w:t>
+        <w:t xml:space="preserve">    </w:t>
+      </w:r>
+      <w:proofErr w:type="gramStart"/>
+      <w:r>
+        <w:t>SetConsoleCursorInfo(</w:t>
+      </w:r>
+      <w:proofErr w:type="gramEnd"/>
+      <w:r>
+        <w:t>hOut, &amp;cci);</w:t>
       </w:r>
     </w:p>
     <w:p>
@@ -391,8 +513,13 @@
     </w:p>
     <w:p/>
     <w:p>
-      <w:r>
-        <w:t>Clamp( biến, low, high) sử dụng để giới hạn một biến trong một khoảng low-high</w:t>
+      <w:proofErr w:type="gramStart"/>
+      <w:r>
+        <w:t>Clamp( biến</w:t>
+      </w:r>
+      <w:proofErr w:type="gramEnd"/>
+      <w:r>
+        <w:t>, low, high) sử dụng để giới hạn một biến trong một khoảng low-high</w:t>
       </w:r>
     </w:p>
     <w:p>
@@ -442,7 +569,15 @@
     </w:p>
     <w:p>
       <w:r>
-        <w:t>    vector&lt;int&gt; factorCount(MAXN + 1, 0);</w:t>
+        <w:t xml:space="preserve">    vector&lt;int&gt; </w:t>
+      </w:r>
+      <w:proofErr w:type="gramStart"/>
+      <w:r>
+        <w:t>factorCount(</w:t>
+      </w:r>
+      <w:proofErr w:type="gramEnd"/>
+      <w:r>
+        <w:t>MAXN + 1, 0);</w:t>
       </w:r>
     </w:p>
     <w:p/>
@@ -501,7 +636,15 @@
     <w:p/>
     <w:p>
       <w:r>
-        <w:t>int main() {</w:t>
+        <w:t xml:space="preserve">int </w:t>
+      </w:r>
+      <w:proofErr w:type="gramStart"/>
+      <w:r>
+        <w:t>main(</w:t>
+      </w:r>
+      <w:proofErr w:type="gramEnd"/>
+      <w:r>
+        <w:t>) {</w:t>
       </w:r>
     </w:p>
     <w:p>
@@ -588,7 +731,15 @@
     </w:p>
     <w:p>
       <w:r>
-        <w:t>thì khi đó factorCount[2] = 0. Chạy code bên trong ta đánh dấu tất cả các bội của 2: 2*1, 2*2, 2*3, ... đến khi 2*k gì gì đó vượt qua MAXN;</w:t>
+        <w:t xml:space="preserve">thì khi đó </w:t>
+      </w:r>
+      <w:proofErr w:type="gramStart"/>
+      <w:r>
+        <w:t>factorCount[</w:t>
+      </w:r>
+      <w:proofErr w:type="gramEnd"/>
+      <w:r>
+        <w:t>2] = 0. Chạy code bên trong ta đánh dấu tất cả các bội của 2: 2*1, 2*2, 2*3, ... đến khi 2*k gì gì đó vượt qua MAXN;</w:t>
       </w:r>
     </w:p>
     <w:p>
@@ -641,7 +792,15 @@
         <w:pStyle w:val="Heading2"/>
       </w:pPr>
       <w:r>
-        <w:t>Khi muốn đút trực tiếp giá trị vào một phần tử trong vector thì phải xác định size của vector đó khi initiate hoặc dùng vector.resize()</w:t>
+        <w:t xml:space="preserve">Khi muốn đút trực tiếp giá trị vào một phần tử trong vector thì phải xác định size của vector đó khi initiate hoặc dùng </w:t>
+      </w:r>
+      <w:proofErr w:type="gramStart"/>
+      <w:r>
+        <w:t>vector.resize</w:t>
+      </w:r>
+      <w:proofErr w:type="gramEnd"/>
+      <w:r>
+        <w:t>()</w:t>
       </w:r>
     </w:p>
     <w:p>
@@ -775,7 +934,15 @@
         <w:ind w:left="720" w:hanging="720"/>
       </w:pPr>
       <w:r>
-        <w:t>sort(v.begin(), v.end(), comp);</w:t>
+        <w:t>sort(</w:t>
+      </w:r>
+      <w:proofErr w:type="gramStart"/>
+      <w:r>
+        <w:t>v.begin</w:t>
+      </w:r>
+      <w:proofErr w:type="gramEnd"/>
+      <w:r>
+        <w:t>(), v.end(), comp);</w:t>
       </w:r>
     </w:p>
     <w:p>
@@ -823,7 +990,15 @@
         <w:ind w:left="720" w:hanging="720"/>
       </w:pPr>
       <w:r>
-        <w:t xml:space="preserve">Dạng đơn giản nhất của hàm comp() là </w:t>
+        <w:t xml:space="preserve">Dạng đơn giản nhất của hàm </w:t>
+      </w:r>
+      <w:proofErr w:type="gramStart"/>
+      <w:r>
+        <w:t>comp(</w:t>
+      </w:r>
+      <w:proofErr w:type="gramEnd"/>
+      <w:r>
+        <w:t xml:space="preserve">) là </w:t>
       </w:r>
     </w:p>
     <w:p>
@@ -831,7 +1006,15 @@
         <w:ind w:left="720" w:hanging="720"/>
       </w:pPr>
       <w:r>
-        <w:t>bool comp(int x, int y) {</w:t>
+        <w:t xml:space="preserve">bool </w:t>
+      </w:r>
+      <w:proofErr w:type="gramStart"/>
+      <w:r>
+        <w:t>comp(</w:t>
+      </w:r>
+      <w:proofErr w:type="gramEnd"/>
+      <w:r>
+        <w:t>int x, int y) {</w:t>
       </w:r>
     </w:p>
     <w:p>
@@ -908,7 +1091,15 @@
         <w:ind w:left="720" w:hanging="720"/>
       </w:pPr>
       <w:r>
-        <w:t>Bool comp(pair&lt;int, int&gt; x, pair&lt;int, int&gt;y) {</w:t>
+        <w:t xml:space="preserve">Bool </w:t>
+      </w:r>
+      <w:proofErr w:type="gramStart"/>
+      <w:r>
+        <w:t>comp(</w:t>
+      </w:r>
+      <w:proofErr w:type="gramEnd"/>
+      <w:r>
+        <w:t>pair&lt;int, int&gt; x, pair&lt;int, int&gt;y) {</w:t>
       </w:r>
     </w:p>
     <w:p>
@@ -918,7 +1109,15 @@
       <w:r>
         <w:lastRenderedPageBreak/>
         <w:tab/>
-        <w:t>Return x.second &lt; y.second</w:t>
+        <w:t xml:space="preserve">Return </w:t>
+      </w:r>
+      <w:proofErr w:type="gramStart"/>
+      <w:r>
+        <w:t>x.second</w:t>
+      </w:r>
+      <w:proofErr w:type="gramEnd"/>
+      <w:r>
+        <w:t xml:space="preserve"> &lt; y.second</w:t>
       </w:r>
     </w:p>
     <w:p>
@@ -952,7 +1151,15 @@
     </w:p>
     <w:p>
       <w:r>
-        <w:t xml:space="preserve">Mà chúng nó x bằng nhau, bạn muốn sort theo biến y hay thậm chí theo biến z thì cũng có thể thực hiện được sử dụng hàm comp() (Sau đây sẽ ví dụ sort chúng theo chiều từ lớn tới bé, </w:t>
+        <w:t xml:space="preserve">Mà chúng nó x bằng nhau, bạn muốn sort theo biến y hay thậm chí theo biến z thì cũng có thể thực hiện được sử dụng hàm </w:t>
+      </w:r>
+      <w:proofErr w:type="gramStart"/>
+      <w:r>
+        <w:t>comp(</w:t>
+      </w:r>
+      <w:proofErr w:type="gramEnd"/>
+      <w:r>
+        <w:t xml:space="preserve">) (Sau đây sẽ ví dụ sort chúng theo chiều từ lớn tới bé, </w:t>
       </w:r>
       <w:r>
         <w:t>Ưu tiên x, rồi đến y rồi mới đến z</w:t>
@@ -963,13 +1170,29 @@
     </w:p>
     <w:p>
       <w:r>
-        <w:t>Bool comp(dat a, dat b) {</w:t>
+        <w:t xml:space="preserve">Bool </w:t>
+      </w:r>
+      <w:proofErr w:type="gramStart"/>
+      <w:r>
+        <w:t>comp(</w:t>
+      </w:r>
+      <w:proofErr w:type="gramEnd"/>
+      <w:r>
+        <w:t>dat a, dat b) {</w:t>
       </w:r>
     </w:p>
     <w:p>
       <w:r>
         <w:tab/>
-        <w:t>If (a.x != b.x) return a.x &gt;</w:t>
+        <w:t>If (</w:t>
+      </w:r>
+      <w:proofErr w:type="gramStart"/>
+      <w:r>
+        <w:t>a.x !</w:t>
+      </w:r>
+      <w:proofErr w:type="gramEnd"/>
+      <w:r>
+        <w:t>= b.x) return a.x &gt;</w:t>
       </w:r>
       <w:r>
         <w:t xml:space="preserve"> b.x;</w:t>
@@ -978,7 +1201,15 @@
     <w:p>
       <w:r>
         <w:tab/>
-        <w:t>If (a.y != b.y) return</w:t>
+        <w:t>If (</w:t>
+      </w:r>
+      <w:proofErr w:type="gramStart"/>
+      <w:r>
+        <w:t>a.y !</w:t>
+      </w:r>
+      <w:proofErr w:type="gramEnd"/>
+      <w:r>
+        <w:t>= b.y) return</w:t>
       </w:r>
       <w:r>
         <w:t xml:space="preserve"> a.y &gt; b.y;</w:t>
@@ -1011,8 +1242,13 @@
       </w:r>
     </w:p>
     <w:p>
-      <w:r>
-        <w:t>Sort(A, A + n, [](dat a, dat b) {</w:t>
+      <w:proofErr w:type="gramStart"/>
+      <w:r>
+        <w:t>Sort(</w:t>
+      </w:r>
+      <w:proofErr w:type="gramEnd"/>
+      <w:r>
+        <w:t>A, A + n, [](dat a, dat b) {</w:t>
       </w:r>
       <w:r>
         <w:t xml:space="preserve"> </w:t>
@@ -1023,13 +1259,29 @@
         <w:ind w:firstLine="720"/>
       </w:pPr>
       <w:r>
-        <w:t>If (a.x != b.x) return a.x &gt; b.x;</w:t>
+        <w:t>If (</w:t>
+      </w:r>
+      <w:proofErr w:type="gramStart"/>
+      <w:r>
+        <w:t>a.x !</w:t>
+      </w:r>
+      <w:proofErr w:type="gramEnd"/>
+      <w:r>
+        <w:t>= b.x) return a.x &gt; b.x;</w:t>
       </w:r>
     </w:p>
     <w:p>
       <w:r>
         <w:tab/>
-        <w:t>If (a.y != b.y) return a.y &gt; b.y;</w:t>
+        <w:t>If (</w:t>
+      </w:r>
+      <w:proofErr w:type="gramStart"/>
+      <w:r>
+        <w:t>a.y !</w:t>
+      </w:r>
+      <w:proofErr w:type="gramEnd"/>
+      <w:r>
+        <w:t>= b.y) return a.y &gt; b.y;</w:t>
       </w:r>
     </w:p>
     <w:p>
@@ -1051,7 +1303,15 @@
     <w:p/>
     <w:p>
       <w:r>
-        <w:t>Lưu ý :có thể sắp xếp dãy thành lớn -&gt; nhỏ bằng compa có sẵn trong C++ greater&lt;int&gt;()</w:t>
+        <w:t xml:space="preserve">Lưu </w:t>
+      </w:r>
+      <w:proofErr w:type="gramStart"/>
+      <w:r>
+        <w:t>ý :có</w:t>
+      </w:r>
+      <w:proofErr w:type="gramEnd"/>
+      <w:r>
+        <w:t xml:space="preserve"> thể sắp xếp dãy thành lớn -&gt; nhỏ bằng compa có sẵn trong C++ greater&lt;int&gt;()</w:t>
       </w:r>
     </w:p>
     <w:p/>
@@ -1075,8 +1335,13 @@
       <w:r>
         <w:t>Sort(</w:t>
       </w:r>
-      <w:r>
-        <w:t>a.begin(), a.end(), [](string x, string y) {</w:t>
+      <w:proofErr w:type="gramStart"/>
+      <w:r>
+        <w:t>a.begin</w:t>
+      </w:r>
+      <w:proofErr w:type="gramEnd"/>
+      <w:r>
+        <w:t>(), a.end(), [](string x, string y) {</w:t>
       </w:r>
     </w:p>
     <w:p>
@@ -1116,7 +1381,15 @@
     </w:p>
     <w:p>
       <w:r>
-        <w:t>bool comp(string x, string y) {</w:t>
+        <w:t xml:space="preserve">bool </w:t>
+      </w:r>
+      <w:proofErr w:type="gramStart"/>
+      <w:r>
+        <w:t>comp(</w:t>
+      </w:r>
+      <w:proofErr w:type="gramEnd"/>
+      <w:r>
+        <w:t>string x, string y) {</w:t>
       </w:r>
     </w:p>
     <w:p>
@@ -1128,7 +1401,15 @@
     <w:p>
       <w:r>
         <w:tab/>
-        <w:t>while (l &lt; x.length() &amp;&amp; r &lt; y.length()) {</w:t>
+        <w:t xml:space="preserve">while (l &lt; </w:t>
+      </w:r>
+      <w:proofErr w:type="gramStart"/>
+      <w:r>
+        <w:t>x.length</w:t>
+      </w:r>
+      <w:proofErr w:type="gramEnd"/>
+      <w:r>
+        <w:t>() &amp;&amp; r &lt; y.length()) {</w:t>
       </w:r>
     </w:p>
     <w:p>
@@ -1170,7 +1451,15 @@
       </w:r>
       <w:r>
         <w:tab/>
-        <w:t>for (auto c : dict) {</w:t>
+        <w:t xml:space="preserve">for (auto </w:t>
+      </w:r>
+      <w:proofErr w:type="gramStart"/>
+      <w:r>
+        <w:t>c :</w:t>
+      </w:r>
+      <w:proofErr w:type="gramEnd"/>
+      <w:r>
+        <w:t xml:space="preserve"> dict) {</w:t>
       </w:r>
     </w:p>
     <w:p>
@@ -1233,10 +1522,15 @@
     <w:p>
       <w:r>
         <w:tab/>
-        <w:t>if (l != x.length()) return false;</w:t>
-      </w:r>
-      <w:r>
-        <w:t xml:space="preserve"> // Nếu string chưa hết thì phải đặt nó đứng sau bởi vì kí tự trống ‘’ sẽ có giá trị nhỏ hơn một kí tự bất kì trong bảng chữ cái</w:t>
+        <w:t>if (</w:t>
+      </w:r>
+      <w:proofErr w:type="gramStart"/>
+      <w:r>
+        <w:t>l !</w:t>
+      </w:r>
+      <w:proofErr w:type="gramEnd"/>
+      <w:r>
+        <w:t>= x.length()) return false; // Nếu string chưa hết thì phải đặt nó đứng sau bởi vì kí tự trống ‘’ sẽ có giá trị nhỏ hơn một kí tự bất kì trong bảng chữ cái</w:t>
       </w:r>
     </w:p>
     <w:p>
@@ -1337,7 +1631,21 @@
         <w:rPr>
           <w:lang w:val="en-GB"/>
         </w:rPr>
-        <w:t>Khi compare trong priority queue thì chúng ta phải dùng một cái struct để so sánh các thứ. Trong đó, priority queue sẽ chỉ nhận một hàm có tên ĐẶC TRƯNG TRONG STL tên là operator() để so sánh;</w:t>
+        <w:t xml:space="preserve">Khi compare trong priority queue thì chúng ta phải dùng một cái struct để so sánh các thứ. Trong đó, priority queue sẽ chỉ nhận một hàm có tên ĐẶC TRƯNG TRONG STL tên là </w:t>
+      </w:r>
+      <w:proofErr w:type="gramStart"/>
+      <w:r>
+        <w:rPr>
+          <w:lang w:val="en-GB"/>
+        </w:rPr>
+        <w:t>operator(</w:t>
+      </w:r>
+      <w:proofErr w:type="gramEnd"/>
+      <w:r>
+        <w:rPr>
+          <w:lang w:val="en-GB"/>
+        </w:rPr>
+        <w:t>) để so sánh;</w:t>
       </w:r>
     </w:p>
     <w:p>
@@ -1376,7 +1684,21 @@
         <w:rPr>
           <w:lang w:val="en-GB"/>
         </w:rPr>
-        <w:t xml:space="preserve">    bool operator()(</w:t>
+        <w:t xml:space="preserve">    bool </w:t>
+      </w:r>
+      <w:proofErr w:type="gramStart"/>
+      <w:r>
+        <w:rPr>
+          <w:lang w:val="en-GB"/>
+        </w:rPr>
+        <w:t>operator(</w:t>
+      </w:r>
+      <w:proofErr w:type="gramEnd"/>
+      <w:r>
+        <w:rPr>
+          <w:lang w:val="en-GB"/>
+        </w:rPr>
+        <w:t>)(</w:t>
       </w:r>
       <w:r>
         <w:rPr>
@@ -1401,7 +1723,21 @@
         <w:rPr>
           <w:lang w:val="en-GB"/>
         </w:rPr>
-        <w:t xml:space="preserve">        return a &gt; b;   // a đứng sau b → tạo min-heap</w:t>
+        <w:t xml:space="preserve">        return a &gt; </w:t>
+      </w:r>
+      <w:proofErr w:type="gramStart"/>
+      <w:r>
+        <w:rPr>
+          <w:lang w:val="en-GB"/>
+        </w:rPr>
+        <w:t xml:space="preserve">b;   </w:t>
+      </w:r>
+      <w:proofErr w:type="gramEnd"/>
+      <w:r>
+        <w:rPr>
+          <w:lang w:val="en-GB"/>
+        </w:rPr>
+        <w:t>// a đứng sau b → tạo min-heap</w:t>
       </w:r>
     </w:p>
     <w:p>
@@ -1511,27 +1847,55 @@
         <w:rPr>
           <w:lang w:val="en-GB"/>
         </w:rPr>
-        <w:t xml:space="preserve">    cmp(int _K = 1) : K(_K) {}</w:t>
-      </w:r>
-    </w:p>
-    <w:p>
-      <w:pPr>
-        <w:rPr>
-          <w:lang w:val="en-GB"/>
-        </w:rPr>
-      </w:pPr>
-    </w:p>
-    <w:p>
-      <w:pPr>
-        <w:rPr>
-          <w:lang w:val="en-GB"/>
-        </w:rPr>
-      </w:pPr>
-      <w:r>
-        <w:rPr>
-          <w:lang w:val="en-GB"/>
-        </w:rPr>
-        <w:t xml:space="preserve">    bool operator()(int a, int b) const {</w:t>
+        <w:t xml:space="preserve">    </w:t>
+      </w:r>
+      <w:proofErr w:type="gramStart"/>
+      <w:r>
+        <w:rPr>
+          <w:lang w:val="en-GB"/>
+        </w:rPr>
+        <w:t>cmp(</w:t>
+      </w:r>
+      <w:proofErr w:type="gramEnd"/>
+      <w:r>
+        <w:rPr>
+          <w:lang w:val="en-GB"/>
+        </w:rPr>
+        <w:t>int _K = 1) : K(_K) {}</w:t>
+      </w:r>
+    </w:p>
+    <w:p>
+      <w:pPr>
+        <w:rPr>
+          <w:lang w:val="en-GB"/>
+        </w:rPr>
+      </w:pPr>
+    </w:p>
+    <w:p>
+      <w:pPr>
+        <w:rPr>
+          <w:lang w:val="en-GB"/>
+        </w:rPr>
+      </w:pPr>
+      <w:r>
+        <w:rPr>
+          <w:lang w:val="en-GB"/>
+        </w:rPr>
+        <w:t xml:space="preserve">    bool </w:t>
+      </w:r>
+      <w:proofErr w:type="gramStart"/>
+      <w:r>
+        <w:rPr>
+          <w:lang w:val="en-GB"/>
+        </w:rPr>
+        <w:t>operator(</w:t>
+      </w:r>
+      <w:proofErr w:type="gramEnd"/>
+      <w:r>
+        <w:rPr>
+          <w:lang w:val="en-GB"/>
+        </w:rPr>
+        <w:t>)(int a, int b) const {</w:t>
       </w:r>
     </w:p>
     <w:p>
@@ -1584,7 +1948,21 @@
         <w:rPr>
           <w:lang w:val="en-GB"/>
         </w:rPr>
-        <w:t>priority_queue&lt;int, vector&lt;int&gt;, cmp&gt; pq(cmp(5));</w:t>
+        <w:t>priority_queue&lt;int, vector&lt;int&gt;, cmp&gt; pq(</w:t>
+      </w:r>
+      <w:proofErr w:type="gramStart"/>
+      <w:r>
+        <w:rPr>
+          <w:lang w:val="en-GB"/>
+        </w:rPr>
+        <w:t>cmp(</w:t>
+      </w:r>
+      <w:proofErr w:type="gramEnd"/>
+      <w:r>
+        <w:rPr>
+          <w:lang w:val="en-GB"/>
+        </w:rPr>
+        <w:t>5));</w:t>
       </w:r>
     </w:p>
     <w:p>
@@ -1610,7 +1988,21 @@
         <w:rPr>
           <w:lang w:val="en-GB"/>
         </w:rPr>
-        <w:t xml:space="preserve">ĐẶC BIỆT LƯU Ý ĐỐI VỚI HÀM OPERATOR() CỦA PRIORITY QUEUE THÌ NHỮNG PHẦN TỬ ƯU TIÊN (VD: </w:t>
+        <w:t xml:space="preserve">ĐẶC BIỆT LƯU Ý ĐỐI VỚI HÀM </w:t>
+      </w:r>
+      <w:proofErr w:type="gramStart"/>
+      <w:r>
+        <w:rPr>
+          <w:lang w:val="en-GB"/>
+        </w:rPr>
+        <w:t>OPERATOR(</w:t>
+      </w:r>
+      <w:proofErr w:type="gramEnd"/>
+      <w:r>
+        <w:rPr>
+          <w:lang w:val="en-GB"/>
+        </w:rPr>
+        <w:t xml:space="preserve">) CỦA PRIORITY QUEUE THÌ NHỮNG PHẦN TỬ ƯU TIÊN (VD: </w:t>
       </w:r>
       <w:r>
         <w:rPr>
@@ -1622,7 +2014,21 @@
         <w:rPr>
           <w:lang w:val="en-GB"/>
         </w:rPr>
-        <w:t>) SẼ ĐƯỢC ĐÚT XUỐNG CUỐI DÃY. BỞI NÓ COI pq.top() NHƯ LÀ ĐUÔI CỦA VECTORRRRRRRR</w:t>
+        <w:t xml:space="preserve">) SẼ ĐƯỢC ĐÚT XUỐNG CUỐI DÃY. BỞI NÓ COI </w:t>
+      </w:r>
+      <w:proofErr w:type="gramStart"/>
+      <w:r>
+        <w:rPr>
+          <w:lang w:val="en-GB"/>
+        </w:rPr>
+        <w:t>pq.top(</w:t>
+      </w:r>
+      <w:proofErr w:type="gramEnd"/>
+      <w:r>
+        <w:rPr>
+          <w:lang w:val="en-GB"/>
+        </w:rPr>
+        <w:t>) NHƯ LÀ ĐUÔI CỦA VECTORRRRRRRR</w:t>
       </w:r>
       <w:r>
         <w:rPr>
@@ -1641,7 +2047,21 @@
         <w:rPr>
           <w:lang w:val="en-GB"/>
         </w:rPr>
-        <w:t>Và cái từ khóa const ĐẶC BIỆT PHẢI CÓ CHO TAOOOOOO tại cơ bản hàm comparator() trong STL của ta nó vốn đã là truyền dưới dạng hàm const rồi</w:t>
+        <w:t xml:space="preserve">Và cái từ khóa const ĐẶC BIỆT PHẢI CÓ CHO TAOOOOOO tại cơ bản hàm </w:t>
+      </w:r>
+      <w:proofErr w:type="gramStart"/>
+      <w:r>
+        <w:rPr>
+          <w:lang w:val="en-GB"/>
+        </w:rPr>
+        <w:t>comparator(</w:t>
+      </w:r>
+      <w:proofErr w:type="gramEnd"/>
+      <w:r>
+        <w:rPr>
+          <w:lang w:val="en-GB"/>
+        </w:rPr>
+        <w:t>) trong STL của ta nó vốn đã là truyền dưới dạng hàm const rồi</w:t>
       </w:r>
     </w:p>
     <w:p>
@@ -1667,20 +2087,48 @@
         <w:rPr>
           <w:lang w:val="en-GB"/>
         </w:rPr>
-        <w:t xml:space="preserve"> Nhưng tất cả các hàm sử dụng trong operator() (một hàm const). Đều phải viết dưới dạng const. </w:t>
-      </w:r>
-    </w:p>
-    <w:p>
-      <w:pPr>
-        <w:rPr>
-          <w:lang w:val="en-GB"/>
-        </w:rPr>
-      </w:pPr>
-      <w:r>
-        <w:rPr>
-          <w:lang w:val="en-GB"/>
-        </w:rPr>
-        <w:t>À mà struct có thể khai báo luôn trong main() nhé nma sẽ hơi bẩn (bẩn vclllllll)</w:t>
+        <w:t xml:space="preserve"> Nhưng tất cả các hàm sử dụng trong </w:t>
+      </w:r>
+      <w:proofErr w:type="gramStart"/>
+      <w:r>
+        <w:rPr>
+          <w:lang w:val="en-GB"/>
+        </w:rPr>
+        <w:t>operator(</w:t>
+      </w:r>
+      <w:proofErr w:type="gramEnd"/>
+      <w:r>
+        <w:rPr>
+          <w:lang w:val="en-GB"/>
+        </w:rPr>
+        <w:t xml:space="preserve">) (một hàm const). Đều phải viết dưới dạng const. </w:t>
+      </w:r>
+    </w:p>
+    <w:p>
+      <w:pPr>
+        <w:rPr>
+          <w:lang w:val="en-GB"/>
+        </w:rPr>
+      </w:pPr>
+      <w:r>
+        <w:rPr>
+          <w:lang w:val="en-GB"/>
+        </w:rPr>
+        <w:t xml:space="preserve">À mà struct có thể khai báo luôn trong </w:t>
+      </w:r>
+      <w:proofErr w:type="gramStart"/>
+      <w:r>
+        <w:rPr>
+          <w:lang w:val="en-GB"/>
+        </w:rPr>
+        <w:t>main(</w:t>
+      </w:r>
+      <w:proofErr w:type="gramEnd"/>
+      <w:r>
+        <w:rPr>
+          <w:lang w:val="en-GB"/>
+        </w:rPr>
+        <w:t>) nhé nma sẽ hơi bẩn (bẩn vclllllll)</w:t>
       </w:r>
     </w:p>
     <w:p>
@@ -1690,7 +2138,15 @@
     </w:p>
     <w:p>
       <w:r>
-        <w:t xml:space="preserve">    int score(int x) const {</w:t>
+        <w:t xml:space="preserve">    int </w:t>
+      </w:r>
+      <w:proofErr w:type="gramStart"/>
+      <w:r>
+        <w:t>score(</w:t>
+      </w:r>
+      <w:proofErr w:type="gramEnd"/>
+      <w:r>
+        <w:t>int x) const {</w:t>
       </w:r>
     </w:p>
     <w:p>
@@ -1706,7 +2162,15 @@
     <w:p/>
     <w:p>
       <w:r>
-        <w:t xml:space="preserve">    bool operator()(int a, int b) const {</w:t>
+        <w:t xml:space="preserve">    bool </w:t>
+      </w:r>
+      <w:proofErr w:type="gramStart"/>
+      <w:r>
+        <w:t>operator(</w:t>
+      </w:r>
+      <w:proofErr w:type="gramEnd"/>
+      <w:r>
+        <w:t>)(int a, int b) const {</w:t>
       </w:r>
     </w:p>
     <w:p>
@@ -1817,7 +2281,21 @@
         <w:rPr>
           <w:lang w:val="en-GB"/>
         </w:rPr>
-        <w:t>void bruh() {</w:t>
+        <w:t xml:space="preserve">void </w:t>
+      </w:r>
+      <w:proofErr w:type="gramStart"/>
+      <w:r>
+        <w:rPr>
+          <w:lang w:val="en-GB"/>
+        </w:rPr>
+        <w:t>bruh(</w:t>
+      </w:r>
+      <w:proofErr w:type="gramEnd"/>
+      <w:r>
+        <w:rPr>
+          <w:lang w:val="en-GB"/>
+        </w:rPr>
+        <w:t>) {</w:t>
       </w:r>
     </w:p>
     <w:p>
@@ -1881,37 +2359,61 @@
           <w:lang w:val="en-GB"/>
         </w:rPr>
       </w:pPr>
-      <w:r>
-        <w:rPr>
-          <w:lang w:val="en-GB"/>
-        </w:rPr>
-        <w:t>bruh();</w:t>
-      </w:r>
-    </w:p>
-    <w:p>
-      <w:pPr>
-        <w:rPr>
-          <w:lang w:val="en-GB"/>
-        </w:rPr>
-      </w:pPr>
-      <w:r>
-        <w:rPr>
-          <w:lang w:val="en-GB"/>
-        </w:rPr>
-        <w:t>bruh();</w:t>
-      </w:r>
-    </w:p>
-    <w:p>
-      <w:pPr>
-        <w:rPr>
-          <w:lang w:val="en-GB"/>
-        </w:rPr>
-      </w:pPr>
-      <w:r>
-        <w:rPr>
-          <w:lang w:val="en-GB"/>
-        </w:rPr>
-        <w:t>bruh();</w:t>
+      <w:proofErr w:type="gramStart"/>
+      <w:r>
+        <w:rPr>
+          <w:lang w:val="en-GB"/>
+        </w:rPr>
+        <w:t>bruh(</w:t>
+      </w:r>
+      <w:proofErr w:type="gramEnd"/>
+      <w:r>
+        <w:rPr>
+          <w:lang w:val="en-GB"/>
+        </w:rPr>
+        <w:t>);</w:t>
+      </w:r>
+    </w:p>
+    <w:p>
+      <w:pPr>
+        <w:rPr>
+          <w:lang w:val="en-GB"/>
+        </w:rPr>
+      </w:pPr>
+      <w:proofErr w:type="gramStart"/>
+      <w:r>
+        <w:rPr>
+          <w:lang w:val="en-GB"/>
+        </w:rPr>
+        <w:t>bruh(</w:t>
+      </w:r>
+      <w:proofErr w:type="gramEnd"/>
+      <w:r>
+        <w:rPr>
+          <w:lang w:val="en-GB"/>
+        </w:rPr>
+        <w:t>);</w:t>
+      </w:r>
+    </w:p>
+    <w:p>
+      <w:pPr>
+        <w:rPr>
+          <w:lang w:val="en-GB"/>
+        </w:rPr>
+      </w:pPr>
+      <w:proofErr w:type="gramStart"/>
+      <w:r>
+        <w:rPr>
+          <w:lang w:val="en-GB"/>
+        </w:rPr>
+        <w:t>bruh(</w:t>
+      </w:r>
+      <w:proofErr w:type="gramEnd"/>
+      <w:r>
+        <w:rPr>
+          <w:lang w:val="en-GB"/>
+        </w:rPr>
+        <w:t>);</w:t>
       </w:r>
     </w:p>
     <w:p>
@@ -1986,11 +2488,19 @@
           <w:lang w:val="en-GB"/>
         </w:rPr>
       </w:pPr>
-      <w:r>
-        <w:rPr>
-          <w:lang w:val="en-GB"/>
-        </w:rPr>
-        <w:t>cin.ignore();</w:t>
+      <w:proofErr w:type="gramStart"/>
+      <w:r>
+        <w:rPr>
+          <w:lang w:val="en-GB"/>
+        </w:rPr>
+        <w:t>cin.ignore</w:t>
+      </w:r>
+      <w:proofErr w:type="gramEnd"/>
+      <w:r>
+        <w:rPr>
+          <w:lang w:val="en-GB"/>
+        </w:rPr>
+        <w:t>();</w:t>
       </w:r>
     </w:p>
     <w:p>
@@ -2063,7 +2573,20 @@
           <w:lang w:val="en-GB"/>
         </w:rPr>
         <w:tab/>
-        <w:t>cin.ignore();</w:t>
+      </w:r>
+      <w:proofErr w:type="gramStart"/>
+      <w:r>
+        <w:rPr>
+          <w:lang w:val="en-GB"/>
+        </w:rPr>
+        <w:t>cin.ignore</w:t>
+      </w:r>
+      <w:proofErr w:type="gramEnd"/>
+      <w:r>
+        <w:rPr>
+          <w:lang w:val="en-GB"/>
+        </w:rPr>
+        <w:t>();</w:t>
       </w:r>
     </w:p>
     <w:p>
@@ -2077,7 +2600,21 @@
           <w:lang w:val="en-GB"/>
         </w:rPr>
         <w:tab/>
-        <w:t>string s; getline(cin, s);</w:t>
+        <w:t xml:space="preserve">string s; </w:t>
+      </w:r>
+      <w:proofErr w:type="gramStart"/>
+      <w:r>
+        <w:rPr>
+          <w:lang w:val="en-GB"/>
+        </w:rPr>
+        <w:t>getline(</w:t>
+      </w:r>
+      <w:proofErr w:type="gramEnd"/>
+      <w:r>
+        <w:rPr>
+          <w:lang w:val="en-GB"/>
+        </w:rPr>
+        <w:t>cin, s);</w:t>
       </w:r>
     </w:p>
     <w:p>
@@ -2104,7 +2641,21 @@
         <w:rPr>
           <w:lang w:val="en-GB"/>
         </w:rPr>
-        <w:t>Nó sẽ cout ra cả n lẫn s. Nếu không có cin.ignore() thì s sẽ là string trống.</w:t>
+        <w:t xml:space="preserve">Nó sẽ cout ra cả n lẫn s. Nếu không có </w:t>
+      </w:r>
+      <w:proofErr w:type="gramStart"/>
+      <w:r>
+        <w:rPr>
+          <w:lang w:val="en-GB"/>
+        </w:rPr>
+        <w:t>cin.ignore</w:t>
+      </w:r>
+      <w:proofErr w:type="gramEnd"/>
+      <w:r>
+        <w:rPr>
+          <w:lang w:val="en-GB"/>
+        </w:rPr>
+        <w:t>() thì s sẽ là string trống.</w:t>
       </w:r>
     </w:p>
     <w:p>
@@ -2171,7 +2722,21 @@
         <w:rPr>
           <w:lang w:val="en-GB"/>
         </w:rPr>
-        <w:t>Giả sử như chúng ta muốn dịch phải 2 lần xâu này. Thì ta sẽ lấy s2.substr(2, s.length())</w:t>
+        <w:t>Giả sử như chúng ta muốn dịch phải 2 lần xâu này. Thì ta sẽ lấy s</w:t>
+      </w:r>
+      <w:proofErr w:type="gramStart"/>
+      <w:r>
+        <w:rPr>
+          <w:lang w:val="en-GB"/>
+        </w:rPr>
+        <w:t>2.substr</w:t>
+      </w:r>
+      <w:proofErr w:type="gramEnd"/>
+      <w:r>
+        <w:rPr>
+          <w:lang w:val="en-GB"/>
+        </w:rPr>
+        <w:t>(2, s.length())</w:t>
       </w:r>
       <w:r>
         <w:rPr>
@@ -2217,7 +2782,21 @@
         <w:rPr>
           <w:lang w:val="en-GB"/>
         </w:rPr>
-        <w:t>Hàm next_permutation()</w:t>
+        <w:t>Hàm next_</w:t>
+      </w:r>
+      <w:proofErr w:type="gramStart"/>
+      <w:r>
+        <w:rPr>
+          <w:lang w:val="en-GB"/>
+        </w:rPr>
+        <w:t>permutation(</w:t>
+      </w:r>
+      <w:proofErr w:type="gramEnd"/>
+      <w:r>
+        <w:rPr>
+          <w:lang w:val="en-GB"/>
+        </w:rPr>
+        <w:t>)</w:t>
       </w:r>
       <w:r>
         <w:rPr>
@@ -2242,19 +2821,7 @@
         <w:rPr>
           <w:lang w:val="en-GB"/>
         </w:rPr>
-        <w:t xml:space="preserve">Hàm next permutation thì giải thích đơn giản là nếu m liệt kê tất cả các hoán vị của một dãy / xâu / … Thì nó sẽ tìm ra cái </w:t>
-      </w:r>
-      <w:r>
-        <w:rPr>
-          <w:lang w:val="en-GB"/>
-        </w:rPr>
-        <w:t>dãy / xâu / …</w:t>
-      </w:r>
-      <w:r>
-        <w:rPr>
-          <w:lang w:val="en-GB"/>
-        </w:rPr>
-        <w:t xml:space="preserve"> nhỏ nhất theo thứ tự lexicographical mà vẫn lớn hơn bạn để thay đổi biế</w:t>
+        <w:t>Hàm next permutation thì giải thích đơn giản là nếu m liệt kê tất cả các hoán vị của một dãy / xâu / … Thì nó sẽ tìm ra cái dãy / xâu / … nhỏ nhất theo thứ tự lexicographical mà vẫn lớn hơn bạn để thay đổi biế</w:t>
       </w:r>
       <w:r>
         <w:rPr>
@@ -2273,7 +2840,21 @@
         <w:rPr>
           <w:lang w:val="en-GB"/>
         </w:rPr>
-        <w:t>Và thường thì hàm next_permutation() ở mức cơ bản sẽ được sử dụng để in ra tất cả những hoán vị của một tập hợp chẳng hạn (nhưng chú ý là phải sort lại cái dãy đó nếu như dãy chưa sort bởi nếu không sort thì sẽ in thiếu hoán vị)</w:t>
+        <w:t>Và thường thì hàm next_</w:t>
+      </w:r>
+      <w:proofErr w:type="gramStart"/>
+      <w:r>
+        <w:rPr>
+          <w:lang w:val="en-GB"/>
+        </w:rPr>
+        <w:t>permutation(</w:t>
+      </w:r>
+      <w:proofErr w:type="gramEnd"/>
+      <w:r>
+        <w:rPr>
+          <w:lang w:val="en-GB"/>
+        </w:rPr>
+        <w:t>) ở mức cơ bản sẽ được sử dụng để in ra tất cả những hoán vị của một tập hợp chẳng hạn (nhưng chú ý là phải sort lại cái dãy đó nếu như dãy chưa sort bởi nếu không sort thì sẽ in thiếu hoán vị)</w:t>
       </w:r>
     </w:p>
     <w:p>
@@ -2332,7 +2913,21 @@
         <w:rPr>
           <w:lang w:val="en-GB"/>
         </w:rPr>
-        <w:t>tion(v.begin(), v.end()));</w:t>
+        <w:t>tion(</w:t>
+      </w:r>
+      <w:proofErr w:type="gramStart"/>
+      <w:r>
+        <w:rPr>
+          <w:lang w:val="en-GB"/>
+        </w:rPr>
+        <w:t>v.begin</w:t>
+      </w:r>
+      <w:proofErr w:type="gramEnd"/>
+      <w:r>
+        <w:rPr>
+          <w:lang w:val="en-GB"/>
+        </w:rPr>
+        <w:t>(), v.end()));</w:t>
       </w:r>
     </w:p>
     <w:p>
@@ -2360,7 +2955,21 @@
         <w:rPr>
           <w:lang w:val="en-GB"/>
         </w:rPr>
-        <w:t>Này thì nó sẽ hoạt động y hệt như hàm sort() thôi. Không có gì cần chú ý lắm. VD:</w:t>
+        <w:t xml:space="preserve">Này thì nó sẽ hoạt động y hệt như hàm </w:t>
+      </w:r>
+      <w:proofErr w:type="gramStart"/>
+      <w:r>
+        <w:rPr>
+          <w:lang w:val="en-GB"/>
+        </w:rPr>
+        <w:t>sort(</w:t>
+      </w:r>
+      <w:proofErr w:type="gramEnd"/>
+      <w:r>
+        <w:rPr>
+          <w:lang w:val="en-GB"/>
+        </w:rPr>
+        <w:t>) thôi. Không có gì cần chú ý lắm. VD:</w:t>
       </w:r>
     </w:p>
     <w:p>
@@ -2374,7 +2983,21 @@
         <w:rPr>
           <w:lang w:val="en-GB"/>
         </w:rPr>
-        <w:t>bool comp(int a, int b) {</w:t>
+        <w:t xml:space="preserve">bool </w:t>
+      </w:r>
+      <w:proofErr w:type="gramStart"/>
+      <w:r>
+        <w:rPr>
+          <w:lang w:val="en-GB"/>
+        </w:rPr>
+        <w:t>comp(</w:t>
+      </w:r>
+      <w:proofErr w:type="gramEnd"/>
+      <w:r>
+        <w:rPr>
+          <w:lang w:val="en-GB"/>
+        </w:rPr>
+        <w:t>int a, int b) {</w:t>
       </w:r>
     </w:p>
     <w:p>
@@ -2430,10 +3053,1462 @@
         <w:rPr>
           <w:lang w:val="en-GB"/>
         </w:rPr>
-        <w:t>next_permutation(v.begin(), v.end(), comp);</w:t>
+        <w:t>next_permutation(</w:t>
+      </w:r>
+      <w:proofErr w:type="gramStart"/>
+      <w:r>
+        <w:rPr>
+          <w:lang w:val="en-GB"/>
+        </w:rPr>
+        <w:t>v.begin</w:t>
+      </w:r>
+      <w:proofErr w:type="gramEnd"/>
+      <w:r>
+        <w:rPr>
+          <w:lang w:val="en-GB"/>
+        </w:rPr>
+        <w:t>(), v.end(), comp);</w:t>
+      </w:r>
+    </w:p>
+    <w:p>
+      <w:pPr>
+        <w:ind w:firstLine="270"/>
+        <w:rPr>
+          <w:lang w:val="en-GB"/>
+        </w:rPr>
+      </w:pPr>
+    </w:p>
+    <w:p>
+      <w:pPr>
+        <w:pStyle w:val="Heading2"/>
+        <w:rPr>
+          <w:lang w:val="en-GB"/>
+        </w:rPr>
+      </w:pPr>
+      <w:r>
+        <w:rPr>
+          <w:lang w:val="en-GB"/>
+        </w:rPr>
+        <w:lastRenderedPageBreak/>
+        <w:t>Kĩ thuật kiểm tra số nguyên tố 6k + 1</w:t>
+      </w:r>
+    </w:p>
+    <w:p>
+      <w:pPr>
+        <w:rPr>
+          <w:lang w:val="en-GB"/>
+        </w:rPr>
+      </w:pPr>
+      <w:r>
+        <w:rPr>
+          <w:lang w:val="en-GB"/>
+        </w:rPr>
+        <w:t>Ờm thì cách này nó toán học lên một chút đó là ta biết mọi số nguyên tố đều có thể được viết dưới dạng 6k + 1 hoặc 6k – 1.</w:t>
+      </w:r>
+    </w:p>
+    <w:p>
+      <w:pPr>
+        <w:rPr>
+          <w:lang w:val="en-GB"/>
+        </w:rPr>
+      </w:pPr>
+      <w:r>
+        <w:rPr>
+          <w:lang w:val="en-GB"/>
+        </w:rPr>
+        <w:t>Vì vậy nên để xem một số có là số nguyên tố hay không thì chúng ta chỉ cần kiểm tra với các số I = 5, 11, 17, … và I + 2 = 7, 13, 19, … (I là đang chạy cho những số đồng dư -1 mod 6) và chỉ chạy I tới sqrt(n). nên ta có độ phức tạp là sqrt(n) / 6, đủ chạy cho tới 1e12, 1e13.</w:t>
+      </w:r>
+    </w:p>
+    <w:p>
+      <w:pPr>
+        <w:rPr>
+          <w:lang w:val="en-GB"/>
+        </w:rPr>
+      </w:pPr>
+      <w:r>
+        <w:rPr>
+          <w:lang w:val="en-GB"/>
+        </w:rPr>
+        <w:t xml:space="preserve">bool </w:t>
+      </w:r>
+      <w:proofErr w:type="gramStart"/>
+      <w:r>
+        <w:rPr>
+          <w:lang w:val="en-GB"/>
+        </w:rPr>
+        <w:t>isPrime(</w:t>
+      </w:r>
+      <w:proofErr w:type="gramEnd"/>
+      <w:r>
+        <w:rPr>
+          <w:lang w:val="en-GB"/>
+        </w:rPr>
+        <w:t>ll n) {</w:t>
+      </w:r>
+    </w:p>
+    <w:p>
+      <w:pPr>
+        <w:rPr>
+          <w:lang w:val="en-GB"/>
+        </w:rPr>
+      </w:pPr>
+      <w:r>
+        <w:rPr>
+          <w:lang w:val="en-GB"/>
+        </w:rPr>
+        <w:tab/>
+        <w:t>if (n == 2 || n == 3) return true;</w:t>
+      </w:r>
+    </w:p>
+    <w:p>
+      <w:pPr>
+        <w:rPr>
+          <w:lang w:val="en-GB"/>
+        </w:rPr>
+      </w:pPr>
+      <w:r>
+        <w:rPr>
+          <w:lang w:val="en-GB"/>
+        </w:rPr>
+        <w:tab/>
+        <w:t>if (n &lt; 2 || n % 2 == 0 || n % 3 == 0) return false;</w:t>
+      </w:r>
+    </w:p>
+    <w:p>
+      <w:pPr>
+        <w:rPr>
+          <w:lang w:val="en-GB"/>
+        </w:rPr>
+      </w:pPr>
+      <w:r>
+        <w:rPr>
+          <w:lang w:val="en-GB"/>
+        </w:rPr>
+        <w:tab/>
+        <w:t>for (ll i = 5; i * i &lt;= n; i += 6) {</w:t>
+      </w:r>
+    </w:p>
+    <w:p>
+      <w:pPr>
+        <w:rPr>
+          <w:lang w:val="en-GB"/>
+        </w:rPr>
+      </w:pPr>
+      <w:r>
+        <w:rPr>
+          <w:lang w:val="en-GB"/>
+        </w:rPr>
+        <w:tab/>
+      </w:r>
+      <w:r>
+        <w:rPr>
+          <w:lang w:val="en-GB"/>
+        </w:rPr>
+        <w:tab/>
+        <w:t>if (n % i == 0 || n % (i + 2) == 0) return false;</w:t>
+      </w:r>
+    </w:p>
+    <w:p>
+      <w:pPr>
+        <w:rPr>
+          <w:lang w:val="en-GB"/>
+        </w:rPr>
+      </w:pPr>
+      <w:r>
+        <w:rPr>
+          <w:lang w:val="en-GB"/>
+        </w:rPr>
+        <w:tab/>
+        <w:t>}</w:t>
+      </w:r>
+    </w:p>
+    <w:p>
+      <w:pPr>
+        <w:rPr>
+          <w:lang w:val="en-GB"/>
+        </w:rPr>
+      </w:pPr>
+      <w:r>
+        <w:rPr>
+          <w:lang w:val="en-GB"/>
+        </w:rPr>
+        <w:tab/>
+        <w:t>return true;</w:t>
+      </w:r>
+    </w:p>
+    <w:p>
+      <w:pPr>
+        <w:rPr>
+          <w:lang w:val="en-GB"/>
+        </w:rPr>
+      </w:pPr>
+      <w:r>
+        <w:rPr>
+          <w:lang w:val="en-GB"/>
+        </w:rPr>
+        <w:t>}</w:t>
+      </w:r>
+    </w:p>
+    <w:p>
+      <w:pPr>
+        <w:pStyle w:val="Heading2"/>
+        <w:rPr>
+          <w:lang w:val="en-GB"/>
+        </w:rPr>
+      </w:pPr>
+      <w:r>
+        <w:rPr>
+          <w:lang w:val="en-GB"/>
+        </w:rPr>
+        <w:t>Chú ý là khi chúng ta xét các if else thì thứ tự gọi các điều kiện nên để ý tới thứ tự xét (Ưu tiên các thuạt xét có độ phức tạp ít hơn).</w:t>
+      </w:r>
+    </w:p>
+    <w:p>
+      <w:pPr>
+        <w:rPr>
+          <w:lang w:val="en-GB"/>
+        </w:rPr>
+      </w:pPr>
+      <w:r>
+        <w:rPr>
+          <w:lang w:val="en-GB"/>
+        </w:rPr>
+        <w:t>VD: Cho bài toán: Cho n số nguyên dương. Một số được gọi là đặc biệt khi số đó có</w:t>
+      </w:r>
+    </w:p>
+    <w:p>
+      <w:pPr>
+        <w:rPr>
+          <w:lang w:val="en-GB"/>
+        </w:rPr>
+      </w:pPr>
+      <w:r>
+        <w:rPr>
+          <w:lang w:val="en-GB"/>
+        </w:rPr>
+        <w:t>+ Số các chữ số lẻ và số các chữ số chẵn trong số đó là khác nhau</w:t>
+      </w:r>
+    </w:p>
+    <w:p>
+      <w:pPr>
+        <w:rPr>
+          <w:lang w:val="en-GB"/>
+        </w:rPr>
+      </w:pPr>
+      <w:r>
+        <w:rPr>
+          <w:lang w:val="en-GB"/>
+        </w:rPr>
+        <w:t>+ Số đó là một số nguyên tố.</w:t>
+      </w:r>
+    </w:p>
+    <w:p>
+      <w:pPr>
+        <w:rPr>
+          <w:lang w:val="en-GB"/>
+        </w:rPr>
+      </w:pPr>
+      <w:r>
+        <w:rPr>
+          <w:lang w:val="en-GB"/>
+        </w:rPr>
+        <w:t>Đếm các số đặc biệt</w:t>
+      </w:r>
+    </w:p>
+    <w:p>
+      <w:pPr>
+        <w:rPr>
+          <w:lang w:val="en-GB"/>
+        </w:rPr>
+      </w:pPr>
+      <w:r>
+        <w:rPr>
+          <w:lang w:val="en-GB"/>
+        </w:rPr>
+        <w:t>Giới hạn: n &lt;= 1e5 và ai &lt;= 1e12</w:t>
+      </w:r>
+    </w:p>
+    <w:p>
+      <w:pPr>
+        <w:rPr>
+          <w:lang w:val="en-GB"/>
+        </w:rPr>
+      </w:pPr>
+      <w:r>
+        <w:rPr>
+          <w:lang w:val="en-GB"/>
+        </w:rPr>
+        <w:t>Thì chúng ta sẽ xét số nguyên tố bằng thuật toán với độ phwucs tạp là O(sqrt(n)) và một thuật toán xét số đặc biệt với độ phức tạp rất nhỏ là O(12) (worst case) vì vậy khi xét thì chúng ta sẽ xét đến cái O(12) kia trước</w:t>
+      </w:r>
+    </w:p>
+    <w:p>
+      <w:pPr>
+        <w:rPr>
+          <w:lang w:val="en-GB"/>
+        </w:rPr>
+      </w:pPr>
+      <w:r>
+        <w:rPr>
+          <w:lang w:val="en-GB"/>
+        </w:rPr>
+        <w:t>isPrime(ll n) {…}</w:t>
+      </w:r>
+    </w:p>
+    <w:p>
+      <w:pPr>
+        <w:rPr>
+          <w:lang w:val="en-GB"/>
+        </w:rPr>
+      </w:pPr>
+      <w:r>
+        <w:rPr>
+          <w:lang w:val="en-GB"/>
+        </w:rPr>
+        <w:t>check(ll n) {…}</w:t>
+      </w:r>
+    </w:p>
+    <w:p>
+      <w:pPr>
+        <w:rPr>
+          <w:lang w:val="en-GB"/>
+        </w:rPr>
+      </w:pPr>
+      <w:r>
+        <w:rPr>
+          <w:lang w:val="en-GB"/>
+        </w:rPr>
+        <w:t>if (check(n) &amp;&amp; isPrime(n)) ++res;</w:t>
+      </w:r>
+      <w:r>
+        <w:rPr>
+          <w:lang w:val="en-GB"/>
+        </w:rPr>
+        <w:t xml:space="preserve"> // Nếu để là isPrime(n) lên trước thì TLE (do giới hạn)</w:t>
+      </w:r>
+    </w:p>
+    <w:p>
+      <w:pPr>
+        <w:pStyle w:val="Heading2"/>
+        <w:rPr>
+          <w:lang w:val="en-GB"/>
+        </w:rPr>
+      </w:pPr>
+      <w:r>
+        <w:rPr>
+          <w:lang w:val="en-GB"/>
+        </w:rPr>
+        <w:lastRenderedPageBreak/>
+        <w:t>Code nhỏ để tạo delay</w:t>
+      </w:r>
+    </w:p>
+    <w:p>
+      <w:pPr>
+        <w:rPr>
+          <w:lang w:val="en-GB"/>
+        </w:rPr>
+      </w:pPr>
+      <w:r>
+        <w:rPr>
+          <w:lang w:val="en-GB"/>
+        </w:rPr>
+        <w:t>#include &lt;thread&gt;</w:t>
+      </w:r>
+    </w:p>
+    <w:p>
+      <w:pPr>
+        <w:rPr>
+          <w:lang w:val="en-GB"/>
+        </w:rPr>
+      </w:pPr>
+      <w:r>
+        <w:rPr>
+          <w:lang w:val="en-GB"/>
+        </w:rPr>
+        <w:t>#include &lt;chrono&gt;</w:t>
+      </w:r>
+    </w:p>
+    <w:p>
+      <w:pPr>
+        <w:rPr>
+          <w:lang w:val="en-GB"/>
+        </w:rPr>
+      </w:pPr>
+      <w:r>
+        <w:rPr>
+          <w:lang w:val="en-GB"/>
+        </w:rPr>
+        <w:t>void delay(int ms) {</w:t>
+      </w:r>
+    </w:p>
+    <w:p>
+      <w:pPr>
+        <w:rPr>
+          <w:lang w:val="en-GB"/>
+        </w:rPr>
+      </w:pPr>
+      <w:r>
+        <w:rPr>
+          <w:lang w:val="en-GB"/>
+        </w:rPr>
+        <w:t xml:space="preserve">    this_thread::sleep_for(chrono::milliseconds(ms));</w:t>
+      </w:r>
+    </w:p>
+    <w:p>
+      <w:pPr>
+        <w:rPr>
+          <w:lang w:val="en-GB"/>
+        </w:rPr>
+      </w:pPr>
+      <w:r>
+        <w:rPr>
+          <w:lang w:val="en-GB"/>
+        </w:rPr>
+        <w:t>}</w:t>
+      </w:r>
+    </w:p>
+    <w:p>
+      <w:pPr>
+        <w:pStyle w:val="Heading2"/>
+        <w:rPr>
+          <w:lang w:val="en-GB"/>
+        </w:rPr>
+      </w:pPr>
+      <w:r>
+        <w:rPr>
+          <w:lang w:val="en-GB"/>
+        </w:rPr>
+        <w:t>Ngoài \n ra thì chúng ta còn có \b là backspace, \r là về đầu dòng.</w:t>
+      </w:r>
+    </w:p>
+    <w:p>
+      <w:pPr>
+        <w:rPr>
+          <w:lang w:val="en-GB"/>
+        </w:rPr>
+      </w:pPr>
+    </w:p>
+    <w:p>
+      <w:pPr>
+        <w:pStyle w:val="Heading2"/>
+        <w:rPr>
+          <w:lang w:val="en-GB"/>
+        </w:rPr>
+      </w:pPr>
+      <w:r>
+        <w:rPr>
+          <w:lang w:val="en-GB"/>
+        </w:rPr>
+        <w:t>Cách tính phần nguyên logarit 2:</w:t>
+      </w:r>
+    </w:p>
+    <w:p>
+      <w:pPr>
+        <w:spacing w:after="0" w:line="240" w:lineRule="auto"/>
+        <w:rPr>
+          <w:rFonts w:ascii="Consolas" w:eastAsia="Times New Roman" w:hAnsi="Consolas" w:cs="Times New Roman"/>
+          <w:color w:val="24292E"/>
+          <w:kern w:val="0"/>
+          <w:sz w:val="23"/>
+          <w:szCs w:val="23"/>
+          <w:shd w:val="clear" w:color="auto" w:fill="F1F2F3"/>
+          <w:lang w:val="en-GB" w:eastAsia="zh-CN"/>
+          <w14:ligatures w14:val="none"/>
+        </w:rPr>
+      </w:pPr>
+      <w:r>
+        <w:rPr>
+          <w:rFonts w:ascii="Consolas" w:eastAsia="Times New Roman" w:hAnsi="Consolas" w:cs="Times New Roman"/>
+          <w:color w:val="032F62"/>
+          <w:kern w:val="0"/>
+          <w:sz w:val="23"/>
+          <w:szCs w:val="23"/>
+          <w:shd w:val="clear" w:color="auto" w:fill="F1F2F3"/>
+          <w:lang w:val="en-GB" w:eastAsia="zh-CN"/>
+          <w14:ligatures w14:val="none"/>
+        </w:rPr>
+        <w:t>#</w:t>
+      </w:r>
+      <w:r>
+        <w:rPr>
+          <w:rFonts w:ascii="Consolas" w:eastAsia="Times New Roman" w:hAnsi="Consolas" w:cs="Times New Roman"/>
+          <w:color w:val="D73A49"/>
+          <w:kern w:val="0"/>
+          <w:sz w:val="23"/>
+          <w:szCs w:val="23"/>
+          <w:shd w:val="clear" w:color="auto" w:fill="F1F2F3"/>
+          <w:lang w:val="en-GB" w:eastAsia="zh-CN"/>
+          <w14:ligatures w14:val="none"/>
+        </w:rPr>
+        <w:t>include</w:t>
+      </w:r>
+      <w:r>
+        <w:rPr>
+          <w:rFonts w:ascii="Consolas" w:eastAsia="Times New Roman" w:hAnsi="Consolas" w:cs="Times New Roman"/>
+          <w:color w:val="032F62"/>
+          <w:kern w:val="0"/>
+          <w:sz w:val="23"/>
+          <w:szCs w:val="23"/>
+          <w:shd w:val="clear" w:color="auto" w:fill="F1F2F3"/>
+          <w:lang w:val="en-GB" w:eastAsia="zh-CN"/>
+          <w14:ligatures w14:val="none"/>
+        </w:rPr>
+        <w:t xml:space="preserve"> &lt;bit&gt;</w:t>
       </w:r>
       <w:bookmarkStart w:id="0" w:name="_GoBack"/>
       <w:bookmarkEnd w:id="0"/>
+    </w:p>
+    <w:p>
+      <w:pPr>
+        <w:spacing w:after="0" w:line="240" w:lineRule="auto"/>
+        <w:rPr>
+          <w:rFonts w:ascii="Consolas" w:eastAsia="Times New Roman" w:hAnsi="Consolas" w:cs="Times New Roman"/>
+          <w:color w:val="24292E"/>
+          <w:kern w:val="0"/>
+          <w:sz w:val="23"/>
+          <w:szCs w:val="23"/>
+          <w:shd w:val="clear" w:color="auto" w:fill="F1F2F3"/>
+          <w:lang w:val="en-GB" w:eastAsia="zh-CN"/>
+          <w14:ligatures w14:val="none"/>
+        </w:rPr>
+      </w:pPr>
+    </w:p>
+    <w:p>
+      <w:pPr>
+        <w:spacing w:after="0" w:line="240" w:lineRule="auto"/>
+        <w:rPr>
+          <w:rFonts w:ascii="Consolas" w:eastAsia="Times New Roman" w:hAnsi="Consolas" w:cs="Times New Roman"/>
+          <w:color w:val="24292E"/>
+          <w:kern w:val="0"/>
+          <w:sz w:val="23"/>
+          <w:szCs w:val="23"/>
+          <w:shd w:val="clear" w:color="auto" w:fill="F1F2F3"/>
+          <w:lang w:val="en-GB" w:eastAsia="zh-CN"/>
+          <w14:ligatures w14:val="none"/>
+        </w:rPr>
+      </w:pPr>
+      <w:r>
+        <w:rPr>
+          <w:rFonts w:ascii="Consolas" w:eastAsia="Times New Roman" w:hAnsi="Consolas" w:cs="Times New Roman"/>
+          <w:color w:val="D73A49"/>
+          <w:kern w:val="0"/>
+          <w:sz w:val="23"/>
+          <w:szCs w:val="23"/>
+          <w:shd w:val="clear" w:color="auto" w:fill="F1F2F3"/>
+          <w:lang w:val="en-GB" w:eastAsia="zh-CN"/>
+          <w14:ligatures w14:val="none"/>
+        </w:rPr>
+        <w:t>using</w:t>
+      </w:r>
+      <w:r>
+        <w:rPr>
+          <w:rFonts w:ascii="Consolas" w:eastAsia="Times New Roman" w:hAnsi="Consolas" w:cs="Times New Roman"/>
+          <w:color w:val="24292E"/>
+          <w:kern w:val="0"/>
+          <w:sz w:val="23"/>
+          <w:szCs w:val="23"/>
+          <w:shd w:val="clear" w:color="auto" w:fill="F1F2F3"/>
+          <w:lang w:val="en-GB" w:eastAsia="zh-CN"/>
+          <w14:ligatures w14:val="none"/>
+        </w:rPr>
+        <w:t xml:space="preserve"> </w:t>
+      </w:r>
+      <w:r>
+        <w:rPr>
+          <w:rFonts w:ascii="Consolas" w:eastAsia="Times New Roman" w:hAnsi="Consolas" w:cs="Times New Roman"/>
+          <w:color w:val="D73A49"/>
+          <w:kern w:val="0"/>
+          <w:sz w:val="23"/>
+          <w:szCs w:val="23"/>
+          <w:shd w:val="clear" w:color="auto" w:fill="F1F2F3"/>
+          <w:lang w:val="en-GB" w:eastAsia="zh-CN"/>
+          <w14:ligatures w14:val="none"/>
+        </w:rPr>
+        <w:t>namespace</w:t>
+      </w:r>
+      <w:r>
+        <w:rPr>
+          <w:rFonts w:ascii="Consolas" w:eastAsia="Times New Roman" w:hAnsi="Consolas" w:cs="Times New Roman"/>
+          <w:color w:val="24292E"/>
+          <w:kern w:val="0"/>
+          <w:sz w:val="23"/>
+          <w:szCs w:val="23"/>
+          <w:shd w:val="clear" w:color="auto" w:fill="F1F2F3"/>
+          <w:lang w:val="en-GB" w:eastAsia="zh-CN"/>
+          <w14:ligatures w14:val="none"/>
+        </w:rPr>
+        <w:t xml:space="preserve"> std;</w:t>
+      </w:r>
+    </w:p>
+    <w:p>
+      <w:pPr>
+        <w:spacing w:after="0" w:line="240" w:lineRule="auto"/>
+        <w:rPr>
+          <w:rFonts w:ascii="Consolas" w:eastAsia="Times New Roman" w:hAnsi="Consolas" w:cs="Times New Roman"/>
+          <w:color w:val="24292E"/>
+          <w:kern w:val="0"/>
+          <w:sz w:val="23"/>
+          <w:szCs w:val="23"/>
+          <w:shd w:val="clear" w:color="auto" w:fill="F1F2F3"/>
+          <w:lang w:val="en-GB" w:eastAsia="zh-CN"/>
+          <w14:ligatures w14:val="none"/>
+        </w:rPr>
+      </w:pPr>
+    </w:p>
+    <w:p>
+      <w:pPr>
+        <w:spacing w:after="0" w:line="240" w:lineRule="auto"/>
+        <w:rPr>
+          <w:rFonts w:ascii="Consolas" w:eastAsia="Times New Roman" w:hAnsi="Consolas" w:cs="Times New Roman"/>
+          <w:color w:val="24292E"/>
+          <w:kern w:val="0"/>
+          <w:sz w:val="23"/>
+          <w:szCs w:val="23"/>
+          <w:shd w:val="clear" w:color="auto" w:fill="F1F2F3"/>
+          <w:lang w:val="en-GB" w:eastAsia="zh-CN"/>
+          <w14:ligatures w14:val="none"/>
+        </w:rPr>
+      </w:pPr>
+      <w:r>
+        <w:rPr>
+          <w:rFonts w:ascii="Consolas" w:eastAsia="Times New Roman" w:hAnsi="Consolas" w:cs="Times New Roman"/>
+          <w:color w:val="D73A49"/>
+          <w:kern w:val="0"/>
+          <w:sz w:val="23"/>
+          <w:szCs w:val="23"/>
+          <w:shd w:val="clear" w:color="auto" w:fill="F1F2F3"/>
+          <w:lang w:val="en-GB" w:eastAsia="zh-CN"/>
+          <w14:ligatures w14:val="none"/>
+        </w:rPr>
+        <w:t>int</w:t>
+      </w:r>
+      <w:r>
+        <w:rPr>
+          <w:rFonts w:ascii="Consolas" w:eastAsia="Times New Roman" w:hAnsi="Consolas" w:cs="Times New Roman"/>
+          <w:color w:val="24292E"/>
+          <w:kern w:val="0"/>
+          <w:sz w:val="23"/>
+          <w:szCs w:val="23"/>
+          <w:shd w:val="clear" w:color="auto" w:fill="F1F2F3"/>
+          <w:lang w:val="en-GB" w:eastAsia="zh-CN"/>
+          <w14:ligatures w14:val="none"/>
+        </w:rPr>
+        <w:t xml:space="preserve"> </w:t>
+      </w:r>
+      <w:r>
+        <w:rPr>
+          <w:rFonts w:ascii="Consolas" w:eastAsia="Times New Roman" w:hAnsi="Consolas" w:cs="Times New Roman"/>
+          <w:color w:val="6F42C1"/>
+          <w:kern w:val="0"/>
+          <w:sz w:val="23"/>
+          <w:szCs w:val="23"/>
+          <w:shd w:val="clear" w:color="auto" w:fill="F1F2F3"/>
+          <w:lang w:val="en-GB" w:eastAsia="zh-CN"/>
+          <w14:ligatures w14:val="none"/>
+        </w:rPr>
+        <w:t>log2_floor</w:t>
+      </w:r>
+      <w:r>
+        <w:rPr>
+          <w:rFonts w:ascii="Consolas" w:eastAsia="Times New Roman" w:hAnsi="Consolas" w:cs="Times New Roman"/>
+          <w:color w:val="24292E"/>
+          <w:kern w:val="0"/>
+          <w:sz w:val="23"/>
+          <w:szCs w:val="23"/>
+          <w:shd w:val="clear" w:color="auto" w:fill="F1F2F3"/>
+          <w:lang w:val="en-GB" w:eastAsia="zh-CN"/>
+          <w14:ligatures w14:val="none"/>
+        </w:rPr>
+        <w:t>(</w:t>
+      </w:r>
+      <w:r>
+        <w:rPr>
+          <w:rFonts w:ascii="Consolas" w:eastAsia="Times New Roman" w:hAnsi="Consolas" w:cs="Times New Roman"/>
+          <w:color w:val="D73A49"/>
+          <w:kern w:val="0"/>
+          <w:sz w:val="23"/>
+          <w:szCs w:val="23"/>
+          <w:shd w:val="clear" w:color="auto" w:fill="F1F2F3"/>
+          <w:lang w:val="en-GB" w:eastAsia="zh-CN"/>
+          <w14:ligatures w14:val="none"/>
+        </w:rPr>
+        <w:t>unsigned</w:t>
+      </w:r>
+      <w:r>
+        <w:rPr>
+          <w:rFonts w:ascii="Consolas" w:eastAsia="Times New Roman" w:hAnsi="Consolas" w:cs="Times New Roman"/>
+          <w:color w:val="24292E"/>
+          <w:kern w:val="0"/>
+          <w:sz w:val="23"/>
+          <w:szCs w:val="23"/>
+          <w:shd w:val="clear" w:color="auto" w:fill="F1F2F3"/>
+          <w:lang w:val="en-GB" w:eastAsia="zh-CN"/>
+          <w14:ligatures w14:val="none"/>
+        </w:rPr>
+        <w:t xml:space="preserve"> </w:t>
+      </w:r>
+      <w:r>
+        <w:rPr>
+          <w:rFonts w:ascii="Consolas" w:eastAsia="Times New Roman" w:hAnsi="Consolas" w:cs="Times New Roman"/>
+          <w:color w:val="D73A49"/>
+          <w:kern w:val="0"/>
+          <w:sz w:val="23"/>
+          <w:szCs w:val="23"/>
+          <w:shd w:val="clear" w:color="auto" w:fill="F1F2F3"/>
+          <w:lang w:val="en-GB" w:eastAsia="zh-CN"/>
+          <w14:ligatures w14:val="none"/>
+        </w:rPr>
+        <w:t>long</w:t>
+      </w:r>
+      <w:r>
+        <w:rPr>
+          <w:rFonts w:ascii="Consolas" w:eastAsia="Times New Roman" w:hAnsi="Consolas" w:cs="Times New Roman"/>
+          <w:color w:val="24292E"/>
+          <w:kern w:val="0"/>
+          <w:sz w:val="23"/>
+          <w:szCs w:val="23"/>
+          <w:shd w:val="clear" w:color="auto" w:fill="F1F2F3"/>
+          <w:lang w:val="en-GB" w:eastAsia="zh-CN"/>
+          <w14:ligatures w14:val="none"/>
+        </w:rPr>
+        <w:t xml:space="preserve"> </w:t>
+      </w:r>
+      <w:r>
+        <w:rPr>
+          <w:rFonts w:ascii="Consolas" w:eastAsia="Times New Roman" w:hAnsi="Consolas" w:cs="Times New Roman"/>
+          <w:color w:val="D73A49"/>
+          <w:kern w:val="0"/>
+          <w:sz w:val="23"/>
+          <w:szCs w:val="23"/>
+          <w:shd w:val="clear" w:color="auto" w:fill="F1F2F3"/>
+          <w:lang w:val="en-GB" w:eastAsia="zh-CN"/>
+          <w14:ligatures w14:val="none"/>
+        </w:rPr>
+        <w:t>long</w:t>
+      </w:r>
+      <w:r>
+        <w:rPr>
+          <w:rFonts w:ascii="Consolas" w:eastAsia="Times New Roman" w:hAnsi="Consolas" w:cs="Times New Roman"/>
+          <w:color w:val="24292E"/>
+          <w:kern w:val="0"/>
+          <w:sz w:val="23"/>
+          <w:szCs w:val="23"/>
+          <w:shd w:val="clear" w:color="auto" w:fill="F1F2F3"/>
+          <w:lang w:val="en-GB" w:eastAsia="zh-CN"/>
+          <w14:ligatures w14:val="none"/>
+        </w:rPr>
+        <w:t xml:space="preserve"> n) </w:t>
+      </w:r>
+    </w:p>
+    <w:p>
+      <w:pPr>
+        <w:spacing w:after="0" w:line="240" w:lineRule="auto"/>
+        <w:rPr>
+          <w:rFonts w:ascii="Consolas" w:eastAsia="Times New Roman" w:hAnsi="Consolas" w:cs="Times New Roman"/>
+          <w:color w:val="24292E"/>
+          <w:kern w:val="0"/>
+          <w:sz w:val="23"/>
+          <w:szCs w:val="23"/>
+          <w:shd w:val="clear" w:color="auto" w:fill="F1F2F3"/>
+          <w:lang w:val="en-GB" w:eastAsia="zh-CN"/>
+          <w14:ligatures w14:val="none"/>
+        </w:rPr>
+      </w:pPr>
+      <w:r>
+        <w:rPr>
+          <w:rFonts w:ascii="Consolas" w:eastAsia="Times New Roman" w:hAnsi="Consolas" w:cs="Times New Roman"/>
+          <w:color w:val="24292E"/>
+          <w:kern w:val="0"/>
+          <w:sz w:val="23"/>
+          <w:szCs w:val="23"/>
+          <w:shd w:val="clear" w:color="auto" w:fill="F1F2F3"/>
+          <w:lang w:val="en-GB" w:eastAsia="zh-CN"/>
+          <w14:ligatures w14:val="none"/>
+        </w:rPr>
+        <w:t>{</w:t>
+      </w:r>
+    </w:p>
+    <w:p>
+      <w:pPr>
+        <w:spacing w:after="0" w:line="240" w:lineRule="auto"/>
+        <w:rPr>
+          <w:rFonts w:ascii="Consolas" w:eastAsia="Times New Roman" w:hAnsi="Consolas" w:cs="Times New Roman"/>
+          <w:color w:val="24292E"/>
+          <w:kern w:val="0"/>
+          <w:sz w:val="23"/>
+          <w:szCs w:val="23"/>
+          <w:shd w:val="clear" w:color="auto" w:fill="F1F2F3"/>
+          <w:lang w:val="en-GB" w:eastAsia="zh-CN"/>
+          <w14:ligatures w14:val="none"/>
+        </w:rPr>
+      </w:pPr>
+      <w:r>
+        <w:rPr>
+          <w:rFonts w:ascii="Consolas" w:eastAsia="Times New Roman" w:hAnsi="Consolas" w:cs="Times New Roman"/>
+          <w:color w:val="24292E"/>
+          <w:kern w:val="0"/>
+          <w:sz w:val="23"/>
+          <w:szCs w:val="23"/>
+          <w:shd w:val="clear" w:color="auto" w:fill="F1F2F3"/>
+          <w:lang w:val="en-GB" w:eastAsia="zh-CN"/>
+          <w14:ligatures w14:val="none"/>
+        </w:rPr>
+        <w:t xml:space="preserve">    </w:t>
+      </w:r>
+      <w:r>
+        <w:rPr>
+          <w:rFonts w:ascii="Consolas" w:eastAsia="Times New Roman" w:hAnsi="Consolas" w:cs="Times New Roman"/>
+          <w:color w:val="D73A49"/>
+          <w:kern w:val="0"/>
+          <w:sz w:val="23"/>
+          <w:szCs w:val="23"/>
+          <w:shd w:val="clear" w:color="auto" w:fill="F1F2F3"/>
+          <w:lang w:val="en-GB" w:eastAsia="zh-CN"/>
+          <w14:ligatures w14:val="none"/>
+        </w:rPr>
+        <w:t>return</w:t>
+      </w:r>
+      <w:r>
+        <w:rPr>
+          <w:rFonts w:ascii="Consolas" w:eastAsia="Times New Roman" w:hAnsi="Consolas" w:cs="Times New Roman"/>
+          <w:color w:val="24292E"/>
+          <w:kern w:val="0"/>
+          <w:sz w:val="23"/>
+          <w:szCs w:val="23"/>
+          <w:shd w:val="clear" w:color="auto" w:fill="F1F2F3"/>
+          <w:lang w:val="en-GB" w:eastAsia="zh-CN"/>
+          <w14:ligatures w14:val="none"/>
+        </w:rPr>
+        <w:t xml:space="preserve"> </w:t>
+      </w:r>
+      <w:r>
+        <w:rPr>
+          <w:rFonts w:ascii="Consolas" w:eastAsia="Times New Roman" w:hAnsi="Consolas" w:cs="Times New Roman"/>
+          <w:color w:val="6F42C1"/>
+          <w:kern w:val="0"/>
+          <w:sz w:val="23"/>
+          <w:szCs w:val="23"/>
+          <w:shd w:val="clear" w:color="auto" w:fill="F1F2F3"/>
+          <w:lang w:val="en-GB" w:eastAsia="zh-CN"/>
+          <w14:ligatures w14:val="none"/>
+        </w:rPr>
+        <w:t>bit_width</w:t>
+      </w:r>
+      <w:r>
+        <w:rPr>
+          <w:rFonts w:ascii="Consolas" w:eastAsia="Times New Roman" w:hAnsi="Consolas" w:cs="Times New Roman"/>
+          <w:color w:val="24292E"/>
+          <w:kern w:val="0"/>
+          <w:sz w:val="23"/>
+          <w:szCs w:val="23"/>
+          <w:shd w:val="clear" w:color="auto" w:fill="F1F2F3"/>
+          <w:lang w:val="en-GB" w:eastAsia="zh-CN"/>
+          <w14:ligatures w14:val="none"/>
+        </w:rPr>
+        <w:t xml:space="preserve">(n) </w:t>
+      </w:r>
+      <w:r>
+        <w:rPr>
+          <w:rFonts w:ascii="Consolas" w:eastAsia="Times New Roman" w:hAnsi="Consolas" w:cs="Times New Roman"/>
+          <w:color w:val="D73A49"/>
+          <w:kern w:val="0"/>
+          <w:sz w:val="23"/>
+          <w:szCs w:val="23"/>
+          <w:shd w:val="clear" w:color="auto" w:fill="F1F2F3"/>
+          <w:lang w:val="en-GB" w:eastAsia="zh-CN"/>
+          <w14:ligatures w14:val="none"/>
+        </w:rPr>
+        <w:t>-</w:t>
+      </w:r>
+      <w:r>
+        <w:rPr>
+          <w:rFonts w:ascii="Consolas" w:eastAsia="Times New Roman" w:hAnsi="Consolas" w:cs="Times New Roman"/>
+          <w:color w:val="24292E"/>
+          <w:kern w:val="0"/>
+          <w:sz w:val="23"/>
+          <w:szCs w:val="23"/>
+          <w:shd w:val="clear" w:color="auto" w:fill="F1F2F3"/>
+          <w:lang w:val="en-GB" w:eastAsia="zh-CN"/>
+          <w14:ligatures w14:val="none"/>
+        </w:rPr>
+        <w:t xml:space="preserve"> </w:t>
+      </w:r>
+      <w:r>
+        <w:rPr>
+          <w:rFonts w:ascii="Consolas" w:eastAsia="Times New Roman" w:hAnsi="Consolas" w:cs="Times New Roman"/>
+          <w:color w:val="005CC5"/>
+          <w:kern w:val="0"/>
+          <w:sz w:val="23"/>
+          <w:szCs w:val="23"/>
+          <w:shd w:val="clear" w:color="auto" w:fill="F1F2F3"/>
+          <w:lang w:val="en-GB" w:eastAsia="zh-CN"/>
+          <w14:ligatures w14:val="none"/>
+        </w:rPr>
+        <w:t>1</w:t>
+      </w:r>
+      <w:r>
+        <w:rPr>
+          <w:rFonts w:ascii="Consolas" w:eastAsia="Times New Roman" w:hAnsi="Consolas" w:cs="Times New Roman"/>
+          <w:color w:val="24292E"/>
+          <w:kern w:val="0"/>
+          <w:sz w:val="23"/>
+          <w:szCs w:val="23"/>
+          <w:shd w:val="clear" w:color="auto" w:fill="F1F2F3"/>
+          <w:lang w:val="en-GB" w:eastAsia="zh-CN"/>
+          <w14:ligatures w14:val="none"/>
+        </w:rPr>
+        <w:t>;</w:t>
+      </w:r>
+    </w:p>
+    <w:p>
+      <w:pPr>
+        <w:rPr>
+          <w:rFonts w:ascii="Consolas" w:eastAsia="Times New Roman" w:hAnsi="Consolas" w:cs="Times New Roman"/>
+          <w:color w:val="24292E"/>
+          <w:kern w:val="0"/>
+          <w:sz w:val="23"/>
+          <w:szCs w:val="23"/>
+          <w:shd w:val="clear" w:color="auto" w:fill="F1F2F3"/>
+          <w:lang w:val="en-GB" w:eastAsia="zh-CN"/>
+          <w14:ligatures w14:val="none"/>
+        </w:rPr>
+      </w:pPr>
+      <w:r>
+        <w:rPr>
+          <w:rFonts w:ascii="Consolas" w:eastAsia="Times New Roman" w:hAnsi="Consolas" w:cs="Times New Roman"/>
+          <w:color w:val="24292E"/>
+          <w:kern w:val="0"/>
+          <w:sz w:val="23"/>
+          <w:szCs w:val="23"/>
+          <w:shd w:val="clear" w:color="auto" w:fill="F1F2F3"/>
+          <w:lang w:val="en-GB" w:eastAsia="zh-CN"/>
+          <w14:ligatures w14:val="none"/>
+        </w:rPr>
+        <w:t>}</w:t>
+      </w:r>
+    </w:p>
+    <w:p>
+      <w:pPr>
+        <w:rPr>
+          <w:rFonts w:ascii="Consolas" w:eastAsia="Times New Roman" w:hAnsi="Consolas" w:cs="Times New Roman"/>
+          <w:color w:val="24292E"/>
+          <w:kern w:val="0"/>
+          <w:sz w:val="23"/>
+          <w:szCs w:val="23"/>
+          <w:shd w:val="clear" w:color="auto" w:fill="F1F2F3"/>
+          <w:lang w:val="en-GB" w:eastAsia="zh-CN"/>
+          <w14:ligatures w14:val="none"/>
+        </w:rPr>
+      </w:pPr>
+      <w:r>
+        <w:rPr>
+          <w:rFonts w:ascii="Consolas" w:eastAsia="Times New Roman" w:hAnsi="Consolas" w:cs="Times New Roman"/>
+          <w:color w:val="24292E"/>
+          <w:kern w:val="0"/>
+          <w:sz w:val="23"/>
+          <w:szCs w:val="23"/>
+          <w:shd w:val="clear" w:color="auto" w:fill="F1F2F3"/>
+          <w:lang w:val="en-GB" w:eastAsia="zh-CN"/>
+          <w14:ligatures w14:val="none"/>
+        </w:rPr>
+        <w:t>Hoặc</w:t>
+      </w:r>
+    </w:p>
+    <w:p>
+      <w:pPr>
+        <w:spacing w:after="0" w:line="240" w:lineRule="auto"/>
+        <w:rPr>
+          <w:rFonts w:ascii="Consolas" w:eastAsia="Times New Roman" w:hAnsi="Consolas" w:cs="Times New Roman"/>
+          <w:color w:val="24292E"/>
+          <w:kern w:val="0"/>
+          <w:sz w:val="23"/>
+          <w:szCs w:val="23"/>
+          <w:shd w:val="clear" w:color="auto" w:fill="F1F2F3"/>
+          <w:lang w:val="en-GB" w:eastAsia="zh-CN"/>
+          <w14:ligatures w14:val="none"/>
+        </w:rPr>
+      </w:pPr>
+      <w:r>
+        <w:rPr>
+          <w:rFonts w:ascii="Consolas" w:eastAsia="Times New Roman" w:hAnsi="Consolas" w:cs="Times New Roman"/>
+          <w:color w:val="D73A49"/>
+          <w:kern w:val="0"/>
+          <w:sz w:val="23"/>
+          <w:szCs w:val="23"/>
+          <w:shd w:val="clear" w:color="auto" w:fill="F1F2F3"/>
+          <w:lang w:val="en-GB" w:eastAsia="zh-CN"/>
+          <w14:ligatures w14:val="none"/>
+        </w:rPr>
+        <w:t>int</w:t>
+      </w:r>
+      <w:r>
+        <w:rPr>
+          <w:rFonts w:ascii="Consolas" w:eastAsia="Times New Roman" w:hAnsi="Consolas" w:cs="Times New Roman"/>
+          <w:color w:val="24292E"/>
+          <w:kern w:val="0"/>
+          <w:sz w:val="23"/>
+          <w:szCs w:val="23"/>
+          <w:shd w:val="clear" w:color="auto" w:fill="F1F2F3"/>
+          <w:lang w:val="en-GB" w:eastAsia="zh-CN"/>
+          <w14:ligatures w14:val="none"/>
+        </w:rPr>
+        <w:t xml:space="preserve"> </w:t>
+      </w:r>
+      <w:r>
+        <w:rPr>
+          <w:rFonts w:ascii="Consolas" w:eastAsia="Times New Roman" w:hAnsi="Consolas" w:cs="Times New Roman"/>
+          <w:color w:val="6F42C1"/>
+          <w:kern w:val="0"/>
+          <w:sz w:val="23"/>
+          <w:szCs w:val="23"/>
+          <w:shd w:val="clear" w:color="auto" w:fill="F1F2F3"/>
+          <w:lang w:val="en-GB" w:eastAsia="zh-CN"/>
+          <w14:ligatures w14:val="none"/>
+        </w:rPr>
+        <w:t>log2_floor</w:t>
+      </w:r>
+      <w:r>
+        <w:rPr>
+          <w:rFonts w:ascii="Consolas" w:eastAsia="Times New Roman" w:hAnsi="Consolas" w:cs="Times New Roman"/>
+          <w:color w:val="24292E"/>
+          <w:kern w:val="0"/>
+          <w:sz w:val="23"/>
+          <w:szCs w:val="23"/>
+          <w:shd w:val="clear" w:color="auto" w:fill="F1F2F3"/>
+          <w:lang w:val="en-GB" w:eastAsia="zh-CN"/>
+          <w14:ligatures w14:val="none"/>
+        </w:rPr>
+        <w:t>(</w:t>
+      </w:r>
+      <w:r>
+        <w:rPr>
+          <w:rFonts w:ascii="Consolas" w:eastAsia="Times New Roman" w:hAnsi="Consolas" w:cs="Times New Roman"/>
+          <w:color w:val="D73A49"/>
+          <w:kern w:val="0"/>
+          <w:sz w:val="23"/>
+          <w:szCs w:val="23"/>
+          <w:shd w:val="clear" w:color="auto" w:fill="F1F2F3"/>
+          <w:lang w:val="en-GB" w:eastAsia="zh-CN"/>
+          <w14:ligatures w14:val="none"/>
+        </w:rPr>
+        <w:t>unsigned</w:t>
+      </w:r>
+      <w:r>
+        <w:rPr>
+          <w:rFonts w:ascii="Consolas" w:eastAsia="Times New Roman" w:hAnsi="Consolas" w:cs="Times New Roman"/>
+          <w:color w:val="24292E"/>
+          <w:kern w:val="0"/>
+          <w:sz w:val="23"/>
+          <w:szCs w:val="23"/>
+          <w:shd w:val="clear" w:color="auto" w:fill="F1F2F3"/>
+          <w:lang w:val="en-GB" w:eastAsia="zh-CN"/>
+          <w14:ligatures w14:val="none"/>
+        </w:rPr>
+        <w:t xml:space="preserve"> </w:t>
+      </w:r>
+      <w:r>
+        <w:rPr>
+          <w:rFonts w:ascii="Consolas" w:eastAsia="Times New Roman" w:hAnsi="Consolas" w:cs="Times New Roman"/>
+          <w:color w:val="D73A49"/>
+          <w:kern w:val="0"/>
+          <w:sz w:val="23"/>
+          <w:szCs w:val="23"/>
+          <w:shd w:val="clear" w:color="auto" w:fill="F1F2F3"/>
+          <w:lang w:val="en-GB" w:eastAsia="zh-CN"/>
+          <w14:ligatures w14:val="none"/>
+        </w:rPr>
+        <w:t>long</w:t>
+      </w:r>
+      <w:r>
+        <w:rPr>
+          <w:rFonts w:ascii="Consolas" w:eastAsia="Times New Roman" w:hAnsi="Consolas" w:cs="Times New Roman"/>
+          <w:color w:val="24292E"/>
+          <w:kern w:val="0"/>
+          <w:sz w:val="23"/>
+          <w:szCs w:val="23"/>
+          <w:shd w:val="clear" w:color="auto" w:fill="F1F2F3"/>
+          <w:lang w:val="en-GB" w:eastAsia="zh-CN"/>
+          <w14:ligatures w14:val="none"/>
+        </w:rPr>
+        <w:t xml:space="preserve"> </w:t>
+      </w:r>
+      <w:r>
+        <w:rPr>
+          <w:rFonts w:ascii="Consolas" w:eastAsia="Times New Roman" w:hAnsi="Consolas" w:cs="Times New Roman"/>
+          <w:color w:val="D73A49"/>
+          <w:kern w:val="0"/>
+          <w:sz w:val="23"/>
+          <w:szCs w:val="23"/>
+          <w:shd w:val="clear" w:color="auto" w:fill="F1F2F3"/>
+          <w:lang w:val="en-GB" w:eastAsia="zh-CN"/>
+          <w14:ligatures w14:val="none"/>
+        </w:rPr>
+        <w:t>long</w:t>
+      </w:r>
+      <w:r>
+        <w:rPr>
+          <w:rFonts w:ascii="Consolas" w:eastAsia="Times New Roman" w:hAnsi="Consolas" w:cs="Times New Roman"/>
+          <w:color w:val="24292E"/>
+          <w:kern w:val="0"/>
+          <w:sz w:val="23"/>
+          <w:szCs w:val="23"/>
+          <w:shd w:val="clear" w:color="auto" w:fill="F1F2F3"/>
+          <w:lang w:val="en-GB" w:eastAsia="zh-CN"/>
+          <w14:ligatures w14:val="none"/>
+        </w:rPr>
+        <w:t xml:space="preserve"> n) </w:t>
+      </w:r>
+    </w:p>
+    <w:p>
+      <w:pPr>
+        <w:spacing w:after="0" w:line="240" w:lineRule="auto"/>
+        <w:rPr>
+          <w:rFonts w:ascii="Consolas" w:eastAsia="Times New Roman" w:hAnsi="Consolas" w:cs="Times New Roman"/>
+          <w:color w:val="24292E"/>
+          <w:kern w:val="0"/>
+          <w:sz w:val="23"/>
+          <w:szCs w:val="23"/>
+          <w:shd w:val="clear" w:color="auto" w:fill="F1F2F3"/>
+          <w:lang w:val="en-GB" w:eastAsia="zh-CN"/>
+          <w14:ligatures w14:val="none"/>
+        </w:rPr>
+      </w:pPr>
+      <w:r>
+        <w:rPr>
+          <w:rFonts w:ascii="Consolas" w:eastAsia="Times New Roman" w:hAnsi="Consolas" w:cs="Times New Roman"/>
+          <w:color w:val="24292E"/>
+          <w:kern w:val="0"/>
+          <w:sz w:val="23"/>
+          <w:szCs w:val="23"/>
+          <w:shd w:val="clear" w:color="auto" w:fill="F1F2F3"/>
+          <w:lang w:val="en-GB" w:eastAsia="zh-CN"/>
+          <w14:ligatures w14:val="none"/>
+        </w:rPr>
+        <w:t>{</w:t>
+      </w:r>
+    </w:p>
+    <w:p>
+      <w:pPr>
+        <w:spacing w:after="0" w:line="240" w:lineRule="auto"/>
+        <w:rPr>
+          <w:rFonts w:ascii="Consolas" w:eastAsia="Times New Roman" w:hAnsi="Consolas" w:cs="Times New Roman"/>
+          <w:color w:val="24292E"/>
+          <w:kern w:val="0"/>
+          <w:sz w:val="23"/>
+          <w:szCs w:val="23"/>
+          <w:shd w:val="clear" w:color="auto" w:fill="F1F2F3"/>
+          <w:lang w:val="en-GB" w:eastAsia="zh-CN"/>
+          <w14:ligatures w14:val="none"/>
+        </w:rPr>
+      </w:pPr>
+      <w:r>
+        <w:rPr>
+          <w:rFonts w:ascii="Consolas" w:eastAsia="Times New Roman" w:hAnsi="Consolas" w:cs="Times New Roman"/>
+          <w:color w:val="24292E"/>
+          <w:kern w:val="0"/>
+          <w:sz w:val="23"/>
+          <w:szCs w:val="23"/>
+          <w:shd w:val="clear" w:color="auto" w:fill="F1F2F3"/>
+          <w:lang w:val="en-GB" w:eastAsia="zh-CN"/>
+          <w14:ligatures w14:val="none"/>
+        </w:rPr>
+        <w:t xml:space="preserve">    </w:t>
+      </w:r>
+      <w:r>
+        <w:rPr>
+          <w:rFonts w:ascii="Consolas" w:eastAsia="Times New Roman" w:hAnsi="Consolas" w:cs="Times New Roman"/>
+          <w:color w:val="6A737D"/>
+          <w:kern w:val="0"/>
+          <w:sz w:val="23"/>
+          <w:szCs w:val="23"/>
+          <w:shd w:val="clear" w:color="auto" w:fill="F1F2F3"/>
+          <w:lang w:val="en-GB" w:eastAsia="zh-CN"/>
+          <w14:ligatures w14:val="none"/>
+        </w:rPr>
+        <w:t>// Số bit 0 đứng đầu của 1 trừ đi số bit 0 đứng đầu của n.</w:t>
+      </w:r>
+    </w:p>
+    <w:p>
+      <w:pPr>
+        <w:spacing w:after="0" w:line="240" w:lineRule="auto"/>
+        <w:rPr>
+          <w:rFonts w:ascii="Consolas" w:eastAsia="Times New Roman" w:hAnsi="Consolas" w:cs="Times New Roman"/>
+          <w:color w:val="24292E"/>
+          <w:kern w:val="0"/>
+          <w:sz w:val="23"/>
+          <w:szCs w:val="23"/>
+          <w:shd w:val="clear" w:color="auto" w:fill="F1F2F3"/>
+          <w:lang w:val="en-GB" w:eastAsia="zh-CN"/>
+          <w14:ligatures w14:val="none"/>
+        </w:rPr>
+      </w:pPr>
+      <w:r>
+        <w:rPr>
+          <w:rFonts w:ascii="Consolas" w:eastAsia="Times New Roman" w:hAnsi="Consolas" w:cs="Times New Roman"/>
+          <w:color w:val="24292E"/>
+          <w:kern w:val="0"/>
+          <w:sz w:val="23"/>
+          <w:szCs w:val="23"/>
+          <w:shd w:val="clear" w:color="auto" w:fill="F1F2F3"/>
+          <w:lang w:val="en-GB" w:eastAsia="zh-CN"/>
+          <w14:ligatures w14:val="none"/>
+        </w:rPr>
+        <w:t xml:space="preserve">    </w:t>
+      </w:r>
+      <w:r>
+        <w:rPr>
+          <w:rFonts w:ascii="Consolas" w:eastAsia="Times New Roman" w:hAnsi="Consolas" w:cs="Times New Roman"/>
+          <w:color w:val="D73A49"/>
+          <w:kern w:val="0"/>
+          <w:sz w:val="23"/>
+          <w:szCs w:val="23"/>
+          <w:shd w:val="clear" w:color="auto" w:fill="F1F2F3"/>
+          <w:lang w:val="en-GB" w:eastAsia="zh-CN"/>
+          <w14:ligatures w14:val="none"/>
+        </w:rPr>
+        <w:t>return</w:t>
+      </w:r>
+      <w:r>
+        <w:rPr>
+          <w:rFonts w:ascii="Consolas" w:eastAsia="Times New Roman" w:hAnsi="Consolas" w:cs="Times New Roman"/>
+          <w:color w:val="24292E"/>
+          <w:kern w:val="0"/>
+          <w:sz w:val="23"/>
+          <w:szCs w:val="23"/>
+          <w:shd w:val="clear" w:color="auto" w:fill="F1F2F3"/>
+          <w:lang w:val="en-GB" w:eastAsia="zh-CN"/>
+          <w14:ligatures w14:val="none"/>
+        </w:rPr>
+        <w:t xml:space="preserve"> n </w:t>
+      </w:r>
+      <w:r>
+        <w:rPr>
+          <w:rFonts w:ascii="Consolas" w:eastAsia="Times New Roman" w:hAnsi="Consolas" w:cs="Times New Roman"/>
+          <w:color w:val="D73A49"/>
+          <w:kern w:val="0"/>
+          <w:sz w:val="23"/>
+          <w:szCs w:val="23"/>
+          <w:shd w:val="clear" w:color="auto" w:fill="F1F2F3"/>
+          <w:lang w:val="en-GB" w:eastAsia="zh-CN"/>
+          <w14:ligatures w14:val="none"/>
+        </w:rPr>
+        <w:t>?</w:t>
+      </w:r>
+      <w:r>
+        <w:rPr>
+          <w:rFonts w:ascii="Consolas" w:eastAsia="Times New Roman" w:hAnsi="Consolas" w:cs="Times New Roman"/>
+          <w:color w:val="24292E"/>
+          <w:kern w:val="0"/>
+          <w:sz w:val="23"/>
+          <w:szCs w:val="23"/>
+          <w:shd w:val="clear" w:color="auto" w:fill="F1F2F3"/>
+          <w:lang w:val="en-GB" w:eastAsia="zh-CN"/>
+          <w14:ligatures w14:val="none"/>
+        </w:rPr>
+        <w:t xml:space="preserve"> </w:t>
+      </w:r>
+      <w:r>
+        <w:rPr>
+          <w:rFonts w:ascii="Consolas" w:eastAsia="Times New Roman" w:hAnsi="Consolas" w:cs="Times New Roman"/>
+          <w:color w:val="6F42C1"/>
+          <w:kern w:val="0"/>
+          <w:sz w:val="23"/>
+          <w:szCs w:val="23"/>
+          <w:shd w:val="clear" w:color="auto" w:fill="F1F2F3"/>
+          <w:lang w:val="en-GB" w:eastAsia="zh-CN"/>
+          <w14:ligatures w14:val="none"/>
+        </w:rPr>
+        <w:t>__builtin_clzll</w:t>
+      </w:r>
+      <w:r>
+        <w:rPr>
+          <w:rFonts w:ascii="Consolas" w:eastAsia="Times New Roman" w:hAnsi="Consolas" w:cs="Times New Roman"/>
+          <w:color w:val="24292E"/>
+          <w:kern w:val="0"/>
+          <w:sz w:val="23"/>
+          <w:szCs w:val="23"/>
+          <w:shd w:val="clear" w:color="auto" w:fill="F1F2F3"/>
+          <w:lang w:val="en-GB" w:eastAsia="zh-CN"/>
+          <w14:ligatures w14:val="none"/>
+        </w:rPr>
+        <w:t>(</w:t>
+      </w:r>
+      <w:r>
+        <w:rPr>
+          <w:rFonts w:ascii="Consolas" w:eastAsia="Times New Roman" w:hAnsi="Consolas" w:cs="Times New Roman"/>
+          <w:color w:val="005CC5"/>
+          <w:kern w:val="0"/>
+          <w:sz w:val="23"/>
+          <w:szCs w:val="23"/>
+          <w:shd w:val="clear" w:color="auto" w:fill="F1F2F3"/>
+          <w:lang w:val="en-GB" w:eastAsia="zh-CN"/>
+          <w14:ligatures w14:val="none"/>
+        </w:rPr>
+        <w:t>1</w:t>
+      </w:r>
+      <w:r>
+        <w:rPr>
+          <w:rFonts w:ascii="Consolas" w:eastAsia="Times New Roman" w:hAnsi="Consolas" w:cs="Times New Roman"/>
+          <w:color w:val="24292E"/>
+          <w:kern w:val="0"/>
+          <w:sz w:val="23"/>
+          <w:szCs w:val="23"/>
+          <w:shd w:val="clear" w:color="auto" w:fill="F1F2F3"/>
+          <w:lang w:val="en-GB" w:eastAsia="zh-CN"/>
+          <w14:ligatures w14:val="none"/>
+        </w:rPr>
+        <w:t xml:space="preserve">) </w:t>
+      </w:r>
+      <w:r>
+        <w:rPr>
+          <w:rFonts w:ascii="Consolas" w:eastAsia="Times New Roman" w:hAnsi="Consolas" w:cs="Times New Roman"/>
+          <w:color w:val="D73A49"/>
+          <w:kern w:val="0"/>
+          <w:sz w:val="23"/>
+          <w:szCs w:val="23"/>
+          <w:shd w:val="clear" w:color="auto" w:fill="F1F2F3"/>
+          <w:lang w:val="en-GB" w:eastAsia="zh-CN"/>
+          <w14:ligatures w14:val="none"/>
+        </w:rPr>
+        <w:t>-</w:t>
+      </w:r>
+      <w:r>
+        <w:rPr>
+          <w:rFonts w:ascii="Consolas" w:eastAsia="Times New Roman" w:hAnsi="Consolas" w:cs="Times New Roman"/>
+          <w:color w:val="24292E"/>
+          <w:kern w:val="0"/>
+          <w:sz w:val="23"/>
+          <w:szCs w:val="23"/>
+          <w:shd w:val="clear" w:color="auto" w:fill="F1F2F3"/>
+          <w:lang w:val="en-GB" w:eastAsia="zh-CN"/>
+          <w14:ligatures w14:val="none"/>
+        </w:rPr>
+        <w:t xml:space="preserve"> </w:t>
+      </w:r>
+      <w:r>
+        <w:rPr>
+          <w:rFonts w:ascii="Consolas" w:eastAsia="Times New Roman" w:hAnsi="Consolas" w:cs="Times New Roman"/>
+          <w:color w:val="6F42C1"/>
+          <w:kern w:val="0"/>
+          <w:sz w:val="23"/>
+          <w:szCs w:val="23"/>
+          <w:shd w:val="clear" w:color="auto" w:fill="F1F2F3"/>
+          <w:lang w:val="en-GB" w:eastAsia="zh-CN"/>
+          <w14:ligatures w14:val="none"/>
+        </w:rPr>
+        <w:t>__builtin_clzll</w:t>
+      </w:r>
+      <w:r>
+        <w:rPr>
+          <w:rFonts w:ascii="Consolas" w:eastAsia="Times New Roman" w:hAnsi="Consolas" w:cs="Times New Roman"/>
+          <w:color w:val="24292E"/>
+          <w:kern w:val="0"/>
+          <w:sz w:val="23"/>
+          <w:szCs w:val="23"/>
+          <w:shd w:val="clear" w:color="auto" w:fill="F1F2F3"/>
+          <w:lang w:val="en-GB" w:eastAsia="zh-CN"/>
+          <w14:ligatures w14:val="none"/>
+        </w:rPr>
+        <w:t xml:space="preserve">(n) </w:t>
+      </w:r>
+      <w:r>
+        <w:rPr>
+          <w:rFonts w:ascii="Consolas" w:eastAsia="Times New Roman" w:hAnsi="Consolas" w:cs="Times New Roman"/>
+          <w:color w:val="D73A49"/>
+          <w:kern w:val="0"/>
+          <w:sz w:val="23"/>
+          <w:szCs w:val="23"/>
+          <w:shd w:val="clear" w:color="auto" w:fill="F1F2F3"/>
+          <w:lang w:val="en-GB" w:eastAsia="zh-CN"/>
+          <w14:ligatures w14:val="none"/>
+        </w:rPr>
+        <w:t>:</w:t>
+      </w:r>
+      <w:r>
+        <w:rPr>
+          <w:rFonts w:ascii="Consolas" w:eastAsia="Times New Roman" w:hAnsi="Consolas" w:cs="Times New Roman"/>
+          <w:color w:val="24292E"/>
+          <w:kern w:val="0"/>
+          <w:sz w:val="23"/>
+          <w:szCs w:val="23"/>
+          <w:shd w:val="clear" w:color="auto" w:fill="F1F2F3"/>
+          <w:lang w:val="en-GB" w:eastAsia="zh-CN"/>
+          <w14:ligatures w14:val="none"/>
+        </w:rPr>
+        <w:t xml:space="preserve"> </w:t>
+      </w:r>
+      <w:r>
+        <w:rPr>
+          <w:rFonts w:ascii="Consolas" w:eastAsia="Times New Roman" w:hAnsi="Consolas" w:cs="Times New Roman"/>
+          <w:color w:val="D73A49"/>
+          <w:kern w:val="0"/>
+          <w:sz w:val="23"/>
+          <w:szCs w:val="23"/>
+          <w:shd w:val="clear" w:color="auto" w:fill="F1F2F3"/>
+          <w:lang w:val="en-GB" w:eastAsia="zh-CN"/>
+          <w14:ligatures w14:val="none"/>
+        </w:rPr>
+        <w:t>-</w:t>
+      </w:r>
+      <w:r>
+        <w:rPr>
+          <w:rFonts w:ascii="Consolas" w:eastAsia="Times New Roman" w:hAnsi="Consolas" w:cs="Times New Roman"/>
+          <w:color w:val="005CC5"/>
+          <w:kern w:val="0"/>
+          <w:sz w:val="23"/>
+          <w:szCs w:val="23"/>
+          <w:shd w:val="clear" w:color="auto" w:fill="F1F2F3"/>
+          <w:lang w:val="en-GB" w:eastAsia="zh-CN"/>
+          <w14:ligatures w14:val="none"/>
+        </w:rPr>
+        <w:t>1</w:t>
+      </w:r>
+      <w:r>
+        <w:rPr>
+          <w:rFonts w:ascii="Consolas" w:eastAsia="Times New Roman" w:hAnsi="Consolas" w:cs="Times New Roman"/>
+          <w:color w:val="24292E"/>
+          <w:kern w:val="0"/>
+          <w:sz w:val="23"/>
+          <w:szCs w:val="23"/>
+          <w:shd w:val="clear" w:color="auto" w:fill="F1F2F3"/>
+          <w:lang w:val="en-GB" w:eastAsia="zh-CN"/>
+          <w14:ligatures w14:val="none"/>
+        </w:rPr>
+        <w:t>;</w:t>
+      </w:r>
+    </w:p>
+    <w:p>
+      <w:pPr>
+        <w:rPr>
+          <w:rFonts w:ascii="Consolas" w:eastAsia="Times New Roman" w:hAnsi="Consolas" w:cs="Times New Roman"/>
+          <w:color w:val="24292E"/>
+          <w:kern w:val="0"/>
+          <w:sz w:val="23"/>
+          <w:szCs w:val="23"/>
+          <w:shd w:val="clear" w:color="auto" w:fill="F1F2F3"/>
+          <w:lang w:val="en-GB" w:eastAsia="zh-CN"/>
+          <w14:ligatures w14:val="none"/>
+        </w:rPr>
+      </w:pPr>
+      <w:r>
+        <w:rPr>
+          <w:rFonts w:ascii="Consolas" w:eastAsia="Times New Roman" w:hAnsi="Consolas" w:cs="Times New Roman"/>
+          <w:color w:val="24292E"/>
+          <w:kern w:val="0"/>
+          <w:sz w:val="23"/>
+          <w:szCs w:val="23"/>
+          <w:shd w:val="clear" w:color="auto" w:fill="F1F2F3"/>
+          <w:lang w:val="en-GB" w:eastAsia="zh-CN"/>
+          <w14:ligatures w14:val="none"/>
+        </w:rPr>
+        <w:t>}</w:t>
+      </w:r>
+    </w:p>
+    <w:p>
+      <w:pPr>
+        <w:rPr>
+          <w:lang w:val="en-GB"/>
+        </w:rPr>
+      </w:pPr>
     </w:p>
     <w:sectPr>
       <w:pgSz w:w="12240" w:h="15840"/>
@@ -3384,6 +5459,11 @@
       <w:szCs w:val="20"/>
     </w:rPr>
   </w:style>
+  <w:style w:type="character" w:customStyle="1" w:styleId="token">
+    <w:name w:val="token"/>
+    <w:basedOn w:val="DefaultParagraphFont"/>
+    <w:rsid w:val="00301DB3"/>
+  </w:style>
 </w:styles>
 </file>
 
@@ -3687,7 +5767,7 @@
 </file>
 
 <file path=customXml/itemProps1.xml><?xml version="1.0" encoding="utf-8"?>
-<ds:datastoreItem xmlns:ds="http://schemas.openxmlformats.org/officeDocument/2006/customXml" ds:itemID="{0BB1DFE6-D273-4864-8391-D023B611D018}">
+<ds:datastoreItem xmlns:ds="http://schemas.openxmlformats.org/officeDocument/2006/customXml" ds:itemID="{599B1F30-3CE1-43B8-B919-D75BDC6BDD9D}">
   <ds:schemaRefs>
     <ds:schemaRef ds:uri="http://schemas.openxmlformats.org/officeDocument/2006/bibliography"/>
   </ds:schemaRefs>

--- a/ProgrammingTips/Một số lưu ý cần nhớ trong C++.docx
+++ b/ProgrammingTips/Một số lưu ý cần nhớ trong C++.docx
@@ -3554,961 +3554,1102 @@
         </w:rPr>
         <w:t xml:space="preserve"> &lt;bit&gt;</w:t>
       </w:r>
+    </w:p>
+    <w:p>
+      <w:pPr>
+        <w:spacing w:after="0" w:line="240" w:lineRule="auto"/>
+        <w:rPr>
+          <w:rFonts w:ascii="Consolas" w:eastAsia="Times New Roman" w:hAnsi="Consolas" w:cs="Times New Roman"/>
+          <w:color w:val="24292E"/>
+          <w:kern w:val="0"/>
+          <w:sz w:val="23"/>
+          <w:szCs w:val="23"/>
+          <w:shd w:val="clear" w:color="auto" w:fill="F1F2F3"/>
+          <w:lang w:val="en-GB" w:eastAsia="zh-CN"/>
+          <w14:ligatures w14:val="none"/>
+        </w:rPr>
+      </w:pPr>
+    </w:p>
+    <w:p>
+      <w:pPr>
+        <w:spacing w:after="0" w:line="240" w:lineRule="auto"/>
+        <w:rPr>
+          <w:rFonts w:ascii="Consolas" w:eastAsia="Times New Roman" w:hAnsi="Consolas" w:cs="Times New Roman"/>
+          <w:color w:val="24292E"/>
+          <w:kern w:val="0"/>
+          <w:sz w:val="23"/>
+          <w:szCs w:val="23"/>
+          <w:shd w:val="clear" w:color="auto" w:fill="F1F2F3"/>
+          <w:lang w:val="en-GB" w:eastAsia="zh-CN"/>
+          <w14:ligatures w14:val="none"/>
+        </w:rPr>
+      </w:pPr>
+      <w:r>
+        <w:rPr>
+          <w:rFonts w:ascii="Consolas" w:eastAsia="Times New Roman" w:hAnsi="Consolas" w:cs="Times New Roman"/>
+          <w:color w:val="D73A49"/>
+          <w:kern w:val="0"/>
+          <w:sz w:val="23"/>
+          <w:szCs w:val="23"/>
+          <w:shd w:val="clear" w:color="auto" w:fill="F1F2F3"/>
+          <w:lang w:val="en-GB" w:eastAsia="zh-CN"/>
+          <w14:ligatures w14:val="none"/>
+        </w:rPr>
+        <w:t>using</w:t>
+      </w:r>
+      <w:r>
+        <w:rPr>
+          <w:rFonts w:ascii="Consolas" w:eastAsia="Times New Roman" w:hAnsi="Consolas" w:cs="Times New Roman"/>
+          <w:color w:val="24292E"/>
+          <w:kern w:val="0"/>
+          <w:sz w:val="23"/>
+          <w:szCs w:val="23"/>
+          <w:shd w:val="clear" w:color="auto" w:fill="F1F2F3"/>
+          <w:lang w:val="en-GB" w:eastAsia="zh-CN"/>
+          <w14:ligatures w14:val="none"/>
+        </w:rPr>
+        <w:t xml:space="preserve"> </w:t>
+      </w:r>
+      <w:r>
+        <w:rPr>
+          <w:rFonts w:ascii="Consolas" w:eastAsia="Times New Roman" w:hAnsi="Consolas" w:cs="Times New Roman"/>
+          <w:color w:val="D73A49"/>
+          <w:kern w:val="0"/>
+          <w:sz w:val="23"/>
+          <w:szCs w:val="23"/>
+          <w:shd w:val="clear" w:color="auto" w:fill="F1F2F3"/>
+          <w:lang w:val="en-GB" w:eastAsia="zh-CN"/>
+          <w14:ligatures w14:val="none"/>
+        </w:rPr>
+        <w:t>namespace</w:t>
+      </w:r>
+      <w:r>
+        <w:rPr>
+          <w:rFonts w:ascii="Consolas" w:eastAsia="Times New Roman" w:hAnsi="Consolas" w:cs="Times New Roman"/>
+          <w:color w:val="24292E"/>
+          <w:kern w:val="0"/>
+          <w:sz w:val="23"/>
+          <w:szCs w:val="23"/>
+          <w:shd w:val="clear" w:color="auto" w:fill="F1F2F3"/>
+          <w:lang w:val="en-GB" w:eastAsia="zh-CN"/>
+          <w14:ligatures w14:val="none"/>
+        </w:rPr>
+        <w:t xml:space="preserve"> std;</w:t>
+      </w:r>
+    </w:p>
+    <w:p>
+      <w:pPr>
+        <w:spacing w:after="0" w:line="240" w:lineRule="auto"/>
+        <w:rPr>
+          <w:rFonts w:ascii="Consolas" w:eastAsia="Times New Roman" w:hAnsi="Consolas" w:cs="Times New Roman"/>
+          <w:color w:val="24292E"/>
+          <w:kern w:val="0"/>
+          <w:sz w:val="23"/>
+          <w:szCs w:val="23"/>
+          <w:shd w:val="clear" w:color="auto" w:fill="F1F2F3"/>
+          <w:lang w:val="en-GB" w:eastAsia="zh-CN"/>
+          <w14:ligatures w14:val="none"/>
+        </w:rPr>
+      </w:pPr>
+    </w:p>
+    <w:p>
+      <w:pPr>
+        <w:spacing w:after="0" w:line="240" w:lineRule="auto"/>
+        <w:rPr>
+          <w:rFonts w:ascii="Consolas" w:eastAsia="Times New Roman" w:hAnsi="Consolas" w:cs="Times New Roman"/>
+          <w:color w:val="24292E"/>
+          <w:kern w:val="0"/>
+          <w:sz w:val="23"/>
+          <w:szCs w:val="23"/>
+          <w:shd w:val="clear" w:color="auto" w:fill="F1F2F3"/>
+          <w:lang w:val="en-GB" w:eastAsia="zh-CN"/>
+          <w14:ligatures w14:val="none"/>
+        </w:rPr>
+      </w:pPr>
+      <w:r>
+        <w:rPr>
+          <w:rFonts w:ascii="Consolas" w:eastAsia="Times New Roman" w:hAnsi="Consolas" w:cs="Times New Roman"/>
+          <w:color w:val="D73A49"/>
+          <w:kern w:val="0"/>
+          <w:sz w:val="23"/>
+          <w:szCs w:val="23"/>
+          <w:shd w:val="clear" w:color="auto" w:fill="F1F2F3"/>
+          <w:lang w:val="en-GB" w:eastAsia="zh-CN"/>
+          <w14:ligatures w14:val="none"/>
+        </w:rPr>
+        <w:t>int</w:t>
+      </w:r>
+      <w:r>
+        <w:rPr>
+          <w:rFonts w:ascii="Consolas" w:eastAsia="Times New Roman" w:hAnsi="Consolas" w:cs="Times New Roman"/>
+          <w:color w:val="24292E"/>
+          <w:kern w:val="0"/>
+          <w:sz w:val="23"/>
+          <w:szCs w:val="23"/>
+          <w:shd w:val="clear" w:color="auto" w:fill="F1F2F3"/>
+          <w:lang w:val="en-GB" w:eastAsia="zh-CN"/>
+          <w14:ligatures w14:val="none"/>
+        </w:rPr>
+        <w:t xml:space="preserve"> </w:t>
+      </w:r>
+      <w:r>
+        <w:rPr>
+          <w:rFonts w:ascii="Consolas" w:eastAsia="Times New Roman" w:hAnsi="Consolas" w:cs="Times New Roman"/>
+          <w:color w:val="6F42C1"/>
+          <w:kern w:val="0"/>
+          <w:sz w:val="23"/>
+          <w:szCs w:val="23"/>
+          <w:shd w:val="clear" w:color="auto" w:fill="F1F2F3"/>
+          <w:lang w:val="en-GB" w:eastAsia="zh-CN"/>
+          <w14:ligatures w14:val="none"/>
+        </w:rPr>
+        <w:t>log2_floor</w:t>
+      </w:r>
+      <w:r>
+        <w:rPr>
+          <w:rFonts w:ascii="Consolas" w:eastAsia="Times New Roman" w:hAnsi="Consolas" w:cs="Times New Roman"/>
+          <w:color w:val="24292E"/>
+          <w:kern w:val="0"/>
+          <w:sz w:val="23"/>
+          <w:szCs w:val="23"/>
+          <w:shd w:val="clear" w:color="auto" w:fill="F1F2F3"/>
+          <w:lang w:val="en-GB" w:eastAsia="zh-CN"/>
+          <w14:ligatures w14:val="none"/>
+        </w:rPr>
+        <w:t>(</w:t>
+      </w:r>
+      <w:r>
+        <w:rPr>
+          <w:rFonts w:ascii="Consolas" w:eastAsia="Times New Roman" w:hAnsi="Consolas" w:cs="Times New Roman"/>
+          <w:color w:val="D73A49"/>
+          <w:kern w:val="0"/>
+          <w:sz w:val="23"/>
+          <w:szCs w:val="23"/>
+          <w:shd w:val="clear" w:color="auto" w:fill="F1F2F3"/>
+          <w:lang w:val="en-GB" w:eastAsia="zh-CN"/>
+          <w14:ligatures w14:val="none"/>
+        </w:rPr>
+        <w:t>unsigned</w:t>
+      </w:r>
+      <w:r>
+        <w:rPr>
+          <w:rFonts w:ascii="Consolas" w:eastAsia="Times New Roman" w:hAnsi="Consolas" w:cs="Times New Roman"/>
+          <w:color w:val="24292E"/>
+          <w:kern w:val="0"/>
+          <w:sz w:val="23"/>
+          <w:szCs w:val="23"/>
+          <w:shd w:val="clear" w:color="auto" w:fill="F1F2F3"/>
+          <w:lang w:val="en-GB" w:eastAsia="zh-CN"/>
+          <w14:ligatures w14:val="none"/>
+        </w:rPr>
+        <w:t xml:space="preserve"> </w:t>
+      </w:r>
+      <w:r>
+        <w:rPr>
+          <w:rFonts w:ascii="Consolas" w:eastAsia="Times New Roman" w:hAnsi="Consolas" w:cs="Times New Roman"/>
+          <w:color w:val="D73A49"/>
+          <w:kern w:val="0"/>
+          <w:sz w:val="23"/>
+          <w:szCs w:val="23"/>
+          <w:shd w:val="clear" w:color="auto" w:fill="F1F2F3"/>
+          <w:lang w:val="en-GB" w:eastAsia="zh-CN"/>
+          <w14:ligatures w14:val="none"/>
+        </w:rPr>
+        <w:t>long</w:t>
+      </w:r>
+      <w:r>
+        <w:rPr>
+          <w:rFonts w:ascii="Consolas" w:eastAsia="Times New Roman" w:hAnsi="Consolas" w:cs="Times New Roman"/>
+          <w:color w:val="24292E"/>
+          <w:kern w:val="0"/>
+          <w:sz w:val="23"/>
+          <w:szCs w:val="23"/>
+          <w:shd w:val="clear" w:color="auto" w:fill="F1F2F3"/>
+          <w:lang w:val="en-GB" w:eastAsia="zh-CN"/>
+          <w14:ligatures w14:val="none"/>
+        </w:rPr>
+        <w:t xml:space="preserve"> </w:t>
+      </w:r>
+      <w:r>
+        <w:rPr>
+          <w:rFonts w:ascii="Consolas" w:eastAsia="Times New Roman" w:hAnsi="Consolas" w:cs="Times New Roman"/>
+          <w:color w:val="D73A49"/>
+          <w:kern w:val="0"/>
+          <w:sz w:val="23"/>
+          <w:szCs w:val="23"/>
+          <w:shd w:val="clear" w:color="auto" w:fill="F1F2F3"/>
+          <w:lang w:val="en-GB" w:eastAsia="zh-CN"/>
+          <w14:ligatures w14:val="none"/>
+        </w:rPr>
+        <w:t>long</w:t>
+      </w:r>
+      <w:r>
+        <w:rPr>
+          <w:rFonts w:ascii="Consolas" w:eastAsia="Times New Roman" w:hAnsi="Consolas" w:cs="Times New Roman"/>
+          <w:color w:val="24292E"/>
+          <w:kern w:val="0"/>
+          <w:sz w:val="23"/>
+          <w:szCs w:val="23"/>
+          <w:shd w:val="clear" w:color="auto" w:fill="F1F2F3"/>
+          <w:lang w:val="en-GB" w:eastAsia="zh-CN"/>
+          <w14:ligatures w14:val="none"/>
+        </w:rPr>
+        <w:t xml:space="preserve"> n) </w:t>
+      </w:r>
+    </w:p>
+    <w:p>
+      <w:pPr>
+        <w:spacing w:after="0" w:line="240" w:lineRule="auto"/>
+        <w:rPr>
+          <w:rFonts w:ascii="Consolas" w:eastAsia="Times New Roman" w:hAnsi="Consolas" w:cs="Times New Roman"/>
+          <w:color w:val="24292E"/>
+          <w:kern w:val="0"/>
+          <w:sz w:val="23"/>
+          <w:szCs w:val="23"/>
+          <w:shd w:val="clear" w:color="auto" w:fill="F1F2F3"/>
+          <w:lang w:val="en-GB" w:eastAsia="zh-CN"/>
+          <w14:ligatures w14:val="none"/>
+        </w:rPr>
+      </w:pPr>
+      <w:r>
+        <w:rPr>
+          <w:rFonts w:ascii="Consolas" w:eastAsia="Times New Roman" w:hAnsi="Consolas" w:cs="Times New Roman"/>
+          <w:color w:val="24292E"/>
+          <w:kern w:val="0"/>
+          <w:sz w:val="23"/>
+          <w:szCs w:val="23"/>
+          <w:shd w:val="clear" w:color="auto" w:fill="F1F2F3"/>
+          <w:lang w:val="en-GB" w:eastAsia="zh-CN"/>
+          <w14:ligatures w14:val="none"/>
+        </w:rPr>
+        <w:t>{</w:t>
+      </w:r>
+    </w:p>
+    <w:p>
+      <w:pPr>
+        <w:spacing w:after="0" w:line="240" w:lineRule="auto"/>
+        <w:rPr>
+          <w:rFonts w:ascii="Consolas" w:eastAsia="Times New Roman" w:hAnsi="Consolas" w:cs="Times New Roman"/>
+          <w:color w:val="24292E"/>
+          <w:kern w:val="0"/>
+          <w:sz w:val="23"/>
+          <w:szCs w:val="23"/>
+          <w:shd w:val="clear" w:color="auto" w:fill="F1F2F3"/>
+          <w:lang w:val="en-GB" w:eastAsia="zh-CN"/>
+          <w14:ligatures w14:val="none"/>
+        </w:rPr>
+      </w:pPr>
+      <w:r>
+        <w:rPr>
+          <w:rFonts w:ascii="Consolas" w:eastAsia="Times New Roman" w:hAnsi="Consolas" w:cs="Times New Roman"/>
+          <w:color w:val="24292E"/>
+          <w:kern w:val="0"/>
+          <w:sz w:val="23"/>
+          <w:szCs w:val="23"/>
+          <w:shd w:val="clear" w:color="auto" w:fill="F1F2F3"/>
+          <w:lang w:val="en-GB" w:eastAsia="zh-CN"/>
+          <w14:ligatures w14:val="none"/>
+        </w:rPr>
+        <w:t xml:space="preserve">    </w:t>
+      </w:r>
+      <w:r>
+        <w:rPr>
+          <w:rFonts w:ascii="Consolas" w:eastAsia="Times New Roman" w:hAnsi="Consolas" w:cs="Times New Roman"/>
+          <w:color w:val="D73A49"/>
+          <w:kern w:val="0"/>
+          <w:sz w:val="23"/>
+          <w:szCs w:val="23"/>
+          <w:shd w:val="clear" w:color="auto" w:fill="F1F2F3"/>
+          <w:lang w:val="en-GB" w:eastAsia="zh-CN"/>
+          <w14:ligatures w14:val="none"/>
+        </w:rPr>
+        <w:t>return</w:t>
+      </w:r>
+      <w:r>
+        <w:rPr>
+          <w:rFonts w:ascii="Consolas" w:eastAsia="Times New Roman" w:hAnsi="Consolas" w:cs="Times New Roman"/>
+          <w:color w:val="24292E"/>
+          <w:kern w:val="0"/>
+          <w:sz w:val="23"/>
+          <w:szCs w:val="23"/>
+          <w:shd w:val="clear" w:color="auto" w:fill="F1F2F3"/>
+          <w:lang w:val="en-GB" w:eastAsia="zh-CN"/>
+          <w14:ligatures w14:val="none"/>
+        </w:rPr>
+        <w:t xml:space="preserve"> </w:t>
+      </w:r>
+      <w:r>
+        <w:rPr>
+          <w:rFonts w:ascii="Consolas" w:eastAsia="Times New Roman" w:hAnsi="Consolas" w:cs="Times New Roman"/>
+          <w:color w:val="6F42C1"/>
+          <w:kern w:val="0"/>
+          <w:sz w:val="23"/>
+          <w:szCs w:val="23"/>
+          <w:shd w:val="clear" w:color="auto" w:fill="F1F2F3"/>
+          <w:lang w:val="en-GB" w:eastAsia="zh-CN"/>
+          <w14:ligatures w14:val="none"/>
+        </w:rPr>
+        <w:t>bit_width</w:t>
+      </w:r>
+      <w:r>
+        <w:rPr>
+          <w:rFonts w:ascii="Consolas" w:eastAsia="Times New Roman" w:hAnsi="Consolas" w:cs="Times New Roman"/>
+          <w:color w:val="24292E"/>
+          <w:kern w:val="0"/>
+          <w:sz w:val="23"/>
+          <w:szCs w:val="23"/>
+          <w:shd w:val="clear" w:color="auto" w:fill="F1F2F3"/>
+          <w:lang w:val="en-GB" w:eastAsia="zh-CN"/>
+          <w14:ligatures w14:val="none"/>
+        </w:rPr>
+        <w:t xml:space="preserve">(n) </w:t>
+      </w:r>
+      <w:r>
+        <w:rPr>
+          <w:rFonts w:ascii="Consolas" w:eastAsia="Times New Roman" w:hAnsi="Consolas" w:cs="Times New Roman"/>
+          <w:color w:val="D73A49"/>
+          <w:kern w:val="0"/>
+          <w:sz w:val="23"/>
+          <w:szCs w:val="23"/>
+          <w:shd w:val="clear" w:color="auto" w:fill="F1F2F3"/>
+          <w:lang w:val="en-GB" w:eastAsia="zh-CN"/>
+          <w14:ligatures w14:val="none"/>
+        </w:rPr>
+        <w:t>-</w:t>
+      </w:r>
+      <w:r>
+        <w:rPr>
+          <w:rFonts w:ascii="Consolas" w:eastAsia="Times New Roman" w:hAnsi="Consolas" w:cs="Times New Roman"/>
+          <w:color w:val="24292E"/>
+          <w:kern w:val="0"/>
+          <w:sz w:val="23"/>
+          <w:szCs w:val="23"/>
+          <w:shd w:val="clear" w:color="auto" w:fill="F1F2F3"/>
+          <w:lang w:val="en-GB" w:eastAsia="zh-CN"/>
+          <w14:ligatures w14:val="none"/>
+        </w:rPr>
+        <w:t xml:space="preserve"> </w:t>
+      </w:r>
+      <w:r>
+        <w:rPr>
+          <w:rFonts w:ascii="Consolas" w:eastAsia="Times New Roman" w:hAnsi="Consolas" w:cs="Times New Roman"/>
+          <w:color w:val="005CC5"/>
+          <w:kern w:val="0"/>
+          <w:sz w:val="23"/>
+          <w:szCs w:val="23"/>
+          <w:shd w:val="clear" w:color="auto" w:fill="F1F2F3"/>
+          <w:lang w:val="en-GB" w:eastAsia="zh-CN"/>
+          <w14:ligatures w14:val="none"/>
+        </w:rPr>
+        <w:t>1</w:t>
+      </w:r>
+      <w:r>
+        <w:rPr>
+          <w:rFonts w:ascii="Consolas" w:eastAsia="Times New Roman" w:hAnsi="Consolas" w:cs="Times New Roman"/>
+          <w:color w:val="24292E"/>
+          <w:kern w:val="0"/>
+          <w:sz w:val="23"/>
+          <w:szCs w:val="23"/>
+          <w:shd w:val="clear" w:color="auto" w:fill="F1F2F3"/>
+          <w:lang w:val="en-GB" w:eastAsia="zh-CN"/>
+          <w14:ligatures w14:val="none"/>
+        </w:rPr>
+        <w:t>;</w:t>
+      </w:r>
+    </w:p>
+    <w:p>
+      <w:pPr>
+        <w:rPr>
+          <w:rFonts w:ascii="Consolas" w:eastAsia="Times New Roman" w:hAnsi="Consolas" w:cs="Times New Roman"/>
+          <w:color w:val="24292E"/>
+          <w:kern w:val="0"/>
+          <w:sz w:val="23"/>
+          <w:szCs w:val="23"/>
+          <w:shd w:val="clear" w:color="auto" w:fill="F1F2F3"/>
+          <w:lang w:val="en-GB" w:eastAsia="zh-CN"/>
+          <w14:ligatures w14:val="none"/>
+        </w:rPr>
+      </w:pPr>
+      <w:r>
+        <w:rPr>
+          <w:rFonts w:ascii="Consolas" w:eastAsia="Times New Roman" w:hAnsi="Consolas" w:cs="Times New Roman"/>
+          <w:color w:val="24292E"/>
+          <w:kern w:val="0"/>
+          <w:sz w:val="23"/>
+          <w:szCs w:val="23"/>
+          <w:shd w:val="clear" w:color="auto" w:fill="F1F2F3"/>
+          <w:lang w:val="en-GB" w:eastAsia="zh-CN"/>
+          <w14:ligatures w14:val="none"/>
+        </w:rPr>
+        <w:t>}</w:t>
+      </w:r>
+    </w:p>
+    <w:p>
+      <w:pPr>
+        <w:rPr>
+          <w:rFonts w:ascii="Consolas" w:eastAsia="Times New Roman" w:hAnsi="Consolas" w:cs="Times New Roman"/>
+          <w:color w:val="24292E"/>
+          <w:kern w:val="0"/>
+          <w:sz w:val="23"/>
+          <w:szCs w:val="23"/>
+          <w:shd w:val="clear" w:color="auto" w:fill="F1F2F3"/>
+          <w:lang w:val="en-GB" w:eastAsia="zh-CN"/>
+          <w14:ligatures w14:val="none"/>
+        </w:rPr>
+      </w:pPr>
+      <w:r>
+        <w:rPr>
+          <w:rFonts w:ascii="Consolas" w:eastAsia="Times New Roman" w:hAnsi="Consolas" w:cs="Times New Roman"/>
+          <w:color w:val="24292E"/>
+          <w:kern w:val="0"/>
+          <w:sz w:val="23"/>
+          <w:szCs w:val="23"/>
+          <w:shd w:val="clear" w:color="auto" w:fill="F1F2F3"/>
+          <w:lang w:val="en-GB" w:eastAsia="zh-CN"/>
+          <w14:ligatures w14:val="none"/>
+        </w:rPr>
+        <w:t>Hoặc</w:t>
+      </w:r>
+    </w:p>
+    <w:p>
+      <w:pPr>
+        <w:spacing w:after="0" w:line="240" w:lineRule="auto"/>
+        <w:rPr>
+          <w:rFonts w:ascii="Consolas" w:eastAsia="Times New Roman" w:hAnsi="Consolas" w:cs="Times New Roman"/>
+          <w:color w:val="24292E"/>
+          <w:kern w:val="0"/>
+          <w:sz w:val="23"/>
+          <w:szCs w:val="23"/>
+          <w:shd w:val="clear" w:color="auto" w:fill="F1F2F3"/>
+          <w:lang w:val="en-GB" w:eastAsia="zh-CN"/>
+          <w14:ligatures w14:val="none"/>
+        </w:rPr>
+      </w:pPr>
+      <w:r>
+        <w:rPr>
+          <w:rFonts w:ascii="Consolas" w:eastAsia="Times New Roman" w:hAnsi="Consolas" w:cs="Times New Roman"/>
+          <w:color w:val="D73A49"/>
+          <w:kern w:val="0"/>
+          <w:sz w:val="23"/>
+          <w:szCs w:val="23"/>
+          <w:shd w:val="clear" w:color="auto" w:fill="F1F2F3"/>
+          <w:lang w:val="en-GB" w:eastAsia="zh-CN"/>
+          <w14:ligatures w14:val="none"/>
+        </w:rPr>
+        <w:t>int</w:t>
+      </w:r>
+      <w:r>
+        <w:rPr>
+          <w:rFonts w:ascii="Consolas" w:eastAsia="Times New Roman" w:hAnsi="Consolas" w:cs="Times New Roman"/>
+          <w:color w:val="24292E"/>
+          <w:kern w:val="0"/>
+          <w:sz w:val="23"/>
+          <w:szCs w:val="23"/>
+          <w:shd w:val="clear" w:color="auto" w:fill="F1F2F3"/>
+          <w:lang w:val="en-GB" w:eastAsia="zh-CN"/>
+          <w14:ligatures w14:val="none"/>
+        </w:rPr>
+        <w:t xml:space="preserve"> </w:t>
+      </w:r>
+      <w:r>
+        <w:rPr>
+          <w:rFonts w:ascii="Consolas" w:eastAsia="Times New Roman" w:hAnsi="Consolas" w:cs="Times New Roman"/>
+          <w:color w:val="6F42C1"/>
+          <w:kern w:val="0"/>
+          <w:sz w:val="23"/>
+          <w:szCs w:val="23"/>
+          <w:shd w:val="clear" w:color="auto" w:fill="F1F2F3"/>
+          <w:lang w:val="en-GB" w:eastAsia="zh-CN"/>
+          <w14:ligatures w14:val="none"/>
+        </w:rPr>
+        <w:t>log2_floor</w:t>
+      </w:r>
+      <w:r>
+        <w:rPr>
+          <w:rFonts w:ascii="Consolas" w:eastAsia="Times New Roman" w:hAnsi="Consolas" w:cs="Times New Roman"/>
+          <w:color w:val="24292E"/>
+          <w:kern w:val="0"/>
+          <w:sz w:val="23"/>
+          <w:szCs w:val="23"/>
+          <w:shd w:val="clear" w:color="auto" w:fill="F1F2F3"/>
+          <w:lang w:val="en-GB" w:eastAsia="zh-CN"/>
+          <w14:ligatures w14:val="none"/>
+        </w:rPr>
+        <w:t>(</w:t>
+      </w:r>
+      <w:r>
+        <w:rPr>
+          <w:rFonts w:ascii="Consolas" w:eastAsia="Times New Roman" w:hAnsi="Consolas" w:cs="Times New Roman"/>
+          <w:color w:val="D73A49"/>
+          <w:kern w:val="0"/>
+          <w:sz w:val="23"/>
+          <w:szCs w:val="23"/>
+          <w:shd w:val="clear" w:color="auto" w:fill="F1F2F3"/>
+          <w:lang w:val="en-GB" w:eastAsia="zh-CN"/>
+          <w14:ligatures w14:val="none"/>
+        </w:rPr>
+        <w:t>unsigned</w:t>
+      </w:r>
+      <w:r>
+        <w:rPr>
+          <w:rFonts w:ascii="Consolas" w:eastAsia="Times New Roman" w:hAnsi="Consolas" w:cs="Times New Roman"/>
+          <w:color w:val="24292E"/>
+          <w:kern w:val="0"/>
+          <w:sz w:val="23"/>
+          <w:szCs w:val="23"/>
+          <w:shd w:val="clear" w:color="auto" w:fill="F1F2F3"/>
+          <w:lang w:val="en-GB" w:eastAsia="zh-CN"/>
+          <w14:ligatures w14:val="none"/>
+        </w:rPr>
+        <w:t xml:space="preserve"> </w:t>
+      </w:r>
+      <w:r>
+        <w:rPr>
+          <w:rFonts w:ascii="Consolas" w:eastAsia="Times New Roman" w:hAnsi="Consolas" w:cs="Times New Roman"/>
+          <w:color w:val="D73A49"/>
+          <w:kern w:val="0"/>
+          <w:sz w:val="23"/>
+          <w:szCs w:val="23"/>
+          <w:shd w:val="clear" w:color="auto" w:fill="F1F2F3"/>
+          <w:lang w:val="en-GB" w:eastAsia="zh-CN"/>
+          <w14:ligatures w14:val="none"/>
+        </w:rPr>
+        <w:t>long</w:t>
+      </w:r>
+      <w:r>
+        <w:rPr>
+          <w:rFonts w:ascii="Consolas" w:eastAsia="Times New Roman" w:hAnsi="Consolas" w:cs="Times New Roman"/>
+          <w:color w:val="24292E"/>
+          <w:kern w:val="0"/>
+          <w:sz w:val="23"/>
+          <w:szCs w:val="23"/>
+          <w:shd w:val="clear" w:color="auto" w:fill="F1F2F3"/>
+          <w:lang w:val="en-GB" w:eastAsia="zh-CN"/>
+          <w14:ligatures w14:val="none"/>
+        </w:rPr>
+        <w:t xml:space="preserve"> </w:t>
+      </w:r>
+      <w:r>
+        <w:rPr>
+          <w:rFonts w:ascii="Consolas" w:eastAsia="Times New Roman" w:hAnsi="Consolas" w:cs="Times New Roman"/>
+          <w:color w:val="D73A49"/>
+          <w:kern w:val="0"/>
+          <w:sz w:val="23"/>
+          <w:szCs w:val="23"/>
+          <w:shd w:val="clear" w:color="auto" w:fill="F1F2F3"/>
+          <w:lang w:val="en-GB" w:eastAsia="zh-CN"/>
+          <w14:ligatures w14:val="none"/>
+        </w:rPr>
+        <w:t>long</w:t>
+      </w:r>
+      <w:r>
+        <w:rPr>
+          <w:rFonts w:ascii="Consolas" w:eastAsia="Times New Roman" w:hAnsi="Consolas" w:cs="Times New Roman"/>
+          <w:color w:val="24292E"/>
+          <w:kern w:val="0"/>
+          <w:sz w:val="23"/>
+          <w:szCs w:val="23"/>
+          <w:shd w:val="clear" w:color="auto" w:fill="F1F2F3"/>
+          <w:lang w:val="en-GB" w:eastAsia="zh-CN"/>
+          <w14:ligatures w14:val="none"/>
+        </w:rPr>
+        <w:t xml:space="preserve"> n) </w:t>
+      </w:r>
+    </w:p>
+    <w:p>
+      <w:pPr>
+        <w:spacing w:after="0" w:line="240" w:lineRule="auto"/>
+        <w:rPr>
+          <w:rFonts w:ascii="Consolas" w:eastAsia="Times New Roman" w:hAnsi="Consolas" w:cs="Times New Roman"/>
+          <w:color w:val="24292E"/>
+          <w:kern w:val="0"/>
+          <w:sz w:val="23"/>
+          <w:szCs w:val="23"/>
+          <w:shd w:val="clear" w:color="auto" w:fill="F1F2F3"/>
+          <w:lang w:val="en-GB" w:eastAsia="zh-CN"/>
+          <w14:ligatures w14:val="none"/>
+        </w:rPr>
+      </w:pPr>
+      <w:r>
+        <w:rPr>
+          <w:rFonts w:ascii="Consolas" w:eastAsia="Times New Roman" w:hAnsi="Consolas" w:cs="Times New Roman"/>
+          <w:color w:val="24292E"/>
+          <w:kern w:val="0"/>
+          <w:sz w:val="23"/>
+          <w:szCs w:val="23"/>
+          <w:shd w:val="clear" w:color="auto" w:fill="F1F2F3"/>
+          <w:lang w:val="en-GB" w:eastAsia="zh-CN"/>
+          <w14:ligatures w14:val="none"/>
+        </w:rPr>
+        <w:t>{</w:t>
+      </w:r>
+    </w:p>
+    <w:p>
+      <w:pPr>
+        <w:spacing w:after="0" w:line="240" w:lineRule="auto"/>
+        <w:rPr>
+          <w:rFonts w:ascii="Consolas" w:eastAsia="Times New Roman" w:hAnsi="Consolas" w:cs="Times New Roman"/>
+          <w:color w:val="24292E"/>
+          <w:kern w:val="0"/>
+          <w:sz w:val="23"/>
+          <w:szCs w:val="23"/>
+          <w:shd w:val="clear" w:color="auto" w:fill="F1F2F3"/>
+          <w:lang w:val="en-GB" w:eastAsia="zh-CN"/>
+          <w14:ligatures w14:val="none"/>
+        </w:rPr>
+      </w:pPr>
+      <w:r>
+        <w:rPr>
+          <w:rFonts w:ascii="Consolas" w:eastAsia="Times New Roman" w:hAnsi="Consolas" w:cs="Times New Roman"/>
+          <w:color w:val="24292E"/>
+          <w:kern w:val="0"/>
+          <w:sz w:val="23"/>
+          <w:szCs w:val="23"/>
+          <w:shd w:val="clear" w:color="auto" w:fill="F1F2F3"/>
+          <w:lang w:val="en-GB" w:eastAsia="zh-CN"/>
+          <w14:ligatures w14:val="none"/>
+        </w:rPr>
+        <w:t xml:space="preserve">    </w:t>
+      </w:r>
+      <w:r>
+        <w:rPr>
+          <w:rFonts w:ascii="Consolas" w:eastAsia="Times New Roman" w:hAnsi="Consolas" w:cs="Times New Roman"/>
+          <w:color w:val="6A737D"/>
+          <w:kern w:val="0"/>
+          <w:sz w:val="23"/>
+          <w:szCs w:val="23"/>
+          <w:shd w:val="clear" w:color="auto" w:fill="F1F2F3"/>
+          <w:lang w:val="en-GB" w:eastAsia="zh-CN"/>
+          <w14:ligatures w14:val="none"/>
+        </w:rPr>
+        <w:t>// Số bit 0 đứng đầu của 1 trừ đi số bit 0 đứng đầu của n.</w:t>
+      </w:r>
+    </w:p>
+    <w:p>
+      <w:pPr>
+        <w:spacing w:after="0" w:line="240" w:lineRule="auto"/>
+        <w:rPr>
+          <w:rFonts w:ascii="Consolas" w:eastAsia="Times New Roman" w:hAnsi="Consolas" w:cs="Times New Roman"/>
+          <w:color w:val="24292E"/>
+          <w:kern w:val="0"/>
+          <w:sz w:val="23"/>
+          <w:szCs w:val="23"/>
+          <w:shd w:val="clear" w:color="auto" w:fill="F1F2F3"/>
+          <w:lang w:val="en-GB" w:eastAsia="zh-CN"/>
+          <w14:ligatures w14:val="none"/>
+        </w:rPr>
+      </w:pPr>
+      <w:r>
+        <w:rPr>
+          <w:rFonts w:ascii="Consolas" w:eastAsia="Times New Roman" w:hAnsi="Consolas" w:cs="Times New Roman"/>
+          <w:color w:val="24292E"/>
+          <w:kern w:val="0"/>
+          <w:sz w:val="23"/>
+          <w:szCs w:val="23"/>
+          <w:shd w:val="clear" w:color="auto" w:fill="F1F2F3"/>
+          <w:lang w:val="en-GB" w:eastAsia="zh-CN"/>
+          <w14:ligatures w14:val="none"/>
+        </w:rPr>
+        <w:t xml:space="preserve">    </w:t>
+      </w:r>
+      <w:r>
+        <w:rPr>
+          <w:rFonts w:ascii="Consolas" w:eastAsia="Times New Roman" w:hAnsi="Consolas" w:cs="Times New Roman"/>
+          <w:color w:val="D73A49"/>
+          <w:kern w:val="0"/>
+          <w:sz w:val="23"/>
+          <w:szCs w:val="23"/>
+          <w:shd w:val="clear" w:color="auto" w:fill="F1F2F3"/>
+          <w:lang w:val="en-GB" w:eastAsia="zh-CN"/>
+          <w14:ligatures w14:val="none"/>
+        </w:rPr>
+        <w:t>return</w:t>
+      </w:r>
+      <w:r>
+        <w:rPr>
+          <w:rFonts w:ascii="Consolas" w:eastAsia="Times New Roman" w:hAnsi="Consolas" w:cs="Times New Roman"/>
+          <w:color w:val="24292E"/>
+          <w:kern w:val="0"/>
+          <w:sz w:val="23"/>
+          <w:szCs w:val="23"/>
+          <w:shd w:val="clear" w:color="auto" w:fill="F1F2F3"/>
+          <w:lang w:val="en-GB" w:eastAsia="zh-CN"/>
+          <w14:ligatures w14:val="none"/>
+        </w:rPr>
+        <w:t xml:space="preserve"> n </w:t>
+      </w:r>
+      <w:r>
+        <w:rPr>
+          <w:rFonts w:ascii="Consolas" w:eastAsia="Times New Roman" w:hAnsi="Consolas" w:cs="Times New Roman"/>
+          <w:color w:val="D73A49"/>
+          <w:kern w:val="0"/>
+          <w:sz w:val="23"/>
+          <w:szCs w:val="23"/>
+          <w:shd w:val="clear" w:color="auto" w:fill="F1F2F3"/>
+          <w:lang w:val="en-GB" w:eastAsia="zh-CN"/>
+          <w14:ligatures w14:val="none"/>
+        </w:rPr>
+        <w:t>?</w:t>
+      </w:r>
+      <w:r>
+        <w:rPr>
+          <w:rFonts w:ascii="Consolas" w:eastAsia="Times New Roman" w:hAnsi="Consolas" w:cs="Times New Roman"/>
+          <w:color w:val="24292E"/>
+          <w:kern w:val="0"/>
+          <w:sz w:val="23"/>
+          <w:szCs w:val="23"/>
+          <w:shd w:val="clear" w:color="auto" w:fill="F1F2F3"/>
+          <w:lang w:val="en-GB" w:eastAsia="zh-CN"/>
+          <w14:ligatures w14:val="none"/>
+        </w:rPr>
+        <w:t xml:space="preserve"> </w:t>
+      </w:r>
+      <w:r>
+        <w:rPr>
+          <w:rFonts w:ascii="Consolas" w:eastAsia="Times New Roman" w:hAnsi="Consolas" w:cs="Times New Roman"/>
+          <w:color w:val="6F42C1"/>
+          <w:kern w:val="0"/>
+          <w:sz w:val="23"/>
+          <w:szCs w:val="23"/>
+          <w:shd w:val="clear" w:color="auto" w:fill="F1F2F3"/>
+          <w:lang w:val="en-GB" w:eastAsia="zh-CN"/>
+          <w14:ligatures w14:val="none"/>
+        </w:rPr>
+        <w:t>__builtin_clzll</w:t>
+      </w:r>
+      <w:r>
+        <w:rPr>
+          <w:rFonts w:ascii="Consolas" w:eastAsia="Times New Roman" w:hAnsi="Consolas" w:cs="Times New Roman"/>
+          <w:color w:val="24292E"/>
+          <w:kern w:val="0"/>
+          <w:sz w:val="23"/>
+          <w:szCs w:val="23"/>
+          <w:shd w:val="clear" w:color="auto" w:fill="F1F2F3"/>
+          <w:lang w:val="en-GB" w:eastAsia="zh-CN"/>
+          <w14:ligatures w14:val="none"/>
+        </w:rPr>
+        <w:t>(</w:t>
+      </w:r>
+      <w:r>
+        <w:rPr>
+          <w:rFonts w:ascii="Consolas" w:eastAsia="Times New Roman" w:hAnsi="Consolas" w:cs="Times New Roman"/>
+          <w:color w:val="005CC5"/>
+          <w:kern w:val="0"/>
+          <w:sz w:val="23"/>
+          <w:szCs w:val="23"/>
+          <w:shd w:val="clear" w:color="auto" w:fill="F1F2F3"/>
+          <w:lang w:val="en-GB" w:eastAsia="zh-CN"/>
+          <w14:ligatures w14:val="none"/>
+        </w:rPr>
+        <w:t>1</w:t>
+      </w:r>
+      <w:r>
+        <w:rPr>
+          <w:rFonts w:ascii="Consolas" w:eastAsia="Times New Roman" w:hAnsi="Consolas" w:cs="Times New Roman"/>
+          <w:color w:val="24292E"/>
+          <w:kern w:val="0"/>
+          <w:sz w:val="23"/>
+          <w:szCs w:val="23"/>
+          <w:shd w:val="clear" w:color="auto" w:fill="F1F2F3"/>
+          <w:lang w:val="en-GB" w:eastAsia="zh-CN"/>
+          <w14:ligatures w14:val="none"/>
+        </w:rPr>
+        <w:t xml:space="preserve">) </w:t>
+      </w:r>
+      <w:r>
+        <w:rPr>
+          <w:rFonts w:ascii="Consolas" w:eastAsia="Times New Roman" w:hAnsi="Consolas" w:cs="Times New Roman"/>
+          <w:color w:val="D73A49"/>
+          <w:kern w:val="0"/>
+          <w:sz w:val="23"/>
+          <w:szCs w:val="23"/>
+          <w:shd w:val="clear" w:color="auto" w:fill="F1F2F3"/>
+          <w:lang w:val="en-GB" w:eastAsia="zh-CN"/>
+          <w14:ligatures w14:val="none"/>
+        </w:rPr>
+        <w:t>-</w:t>
+      </w:r>
+      <w:r>
+        <w:rPr>
+          <w:rFonts w:ascii="Consolas" w:eastAsia="Times New Roman" w:hAnsi="Consolas" w:cs="Times New Roman"/>
+          <w:color w:val="24292E"/>
+          <w:kern w:val="0"/>
+          <w:sz w:val="23"/>
+          <w:szCs w:val="23"/>
+          <w:shd w:val="clear" w:color="auto" w:fill="F1F2F3"/>
+          <w:lang w:val="en-GB" w:eastAsia="zh-CN"/>
+          <w14:ligatures w14:val="none"/>
+        </w:rPr>
+        <w:t xml:space="preserve"> </w:t>
+      </w:r>
+      <w:r>
+        <w:rPr>
+          <w:rFonts w:ascii="Consolas" w:eastAsia="Times New Roman" w:hAnsi="Consolas" w:cs="Times New Roman"/>
+          <w:color w:val="6F42C1"/>
+          <w:kern w:val="0"/>
+          <w:sz w:val="23"/>
+          <w:szCs w:val="23"/>
+          <w:shd w:val="clear" w:color="auto" w:fill="F1F2F3"/>
+          <w:lang w:val="en-GB" w:eastAsia="zh-CN"/>
+          <w14:ligatures w14:val="none"/>
+        </w:rPr>
+        <w:t>__builtin_clzll</w:t>
+      </w:r>
+      <w:r>
+        <w:rPr>
+          <w:rFonts w:ascii="Consolas" w:eastAsia="Times New Roman" w:hAnsi="Consolas" w:cs="Times New Roman"/>
+          <w:color w:val="24292E"/>
+          <w:kern w:val="0"/>
+          <w:sz w:val="23"/>
+          <w:szCs w:val="23"/>
+          <w:shd w:val="clear" w:color="auto" w:fill="F1F2F3"/>
+          <w:lang w:val="en-GB" w:eastAsia="zh-CN"/>
+          <w14:ligatures w14:val="none"/>
+        </w:rPr>
+        <w:t xml:space="preserve">(n) </w:t>
+      </w:r>
+      <w:r>
+        <w:rPr>
+          <w:rFonts w:ascii="Consolas" w:eastAsia="Times New Roman" w:hAnsi="Consolas" w:cs="Times New Roman"/>
+          <w:color w:val="D73A49"/>
+          <w:kern w:val="0"/>
+          <w:sz w:val="23"/>
+          <w:szCs w:val="23"/>
+          <w:shd w:val="clear" w:color="auto" w:fill="F1F2F3"/>
+          <w:lang w:val="en-GB" w:eastAsia="zh-CN"/>
+          <w14:ligatures w14:val="none"/>
+        </w:rPr>
+        <w:t>:</w:t>
+      </w:r>
+      <w:r>
+        <w:rPr>
+          <w:rFonts w:ascii="Consolas" w:eastAsia="Times New Roman" w:hAnsi="Consolas" w:cs="Times New Roman"/>
+          <w:color w:val="24292E"/>
+          <w:kern w:val="0"/>
+          <w:sz w:val="23"/>
+          <w:szCs w:val="23"/>
+          <w:shd w:val="clear" w:color="auto" w:fill="F1F2F3"/>
+          <w:lang w:val="en-GB" w:eastAsia="zh-CN"/>
+          <w14:ligatures w14:val="none"/>
+        </w:rPr>
+        <w:t xml:space="preserve"> </w:t>
+      </w:r>
+      <w:r>
+        <w:rPr>
+          <w:rFonts w:ascii="Consolas" w:eastAsia="Times New Roman" w:hAnsi="Consolas" w:cs="Times New Roman"/>
+          <w:color w:val="D73A49"/>
+          <w:kern w:val="0"/>
+          <w:sz w:val="23"/>
+          <w:szCs w:val="23"/>
+          <w:shd w:val="clear" w:color="auto" w:fill="F1F2F3"/>
+          <w:lang w:val="en-GB" w:eastAsia="zh-CN"/>
+          <w14:ligatures w14:val="none"/>
+        </w:rPr>
+        <w:t>-</w:t>
+      </w:r>
+      <w:r>
+        <w:rPr>
+          <w:rFonts w:ascii="Consolas" w:eastAsia="Times New Roman" w:hAnsi="Consolas" w:cs="Times New Roman"/>
+          <w:color w:val="005CC5"/>
+          <w:kern w:val="0"/>
+          <w:sz w:val="23"/>
+          <w:szCs w:val="23"/>
+          <w:shd w:val="clear" w:color="auto" w:fill="F1F2F3"/>
+          <w:lang w:val="en-GB" w:eastAsia="zh-CN"/>
+          <w14:ligatures w14:val="none"/>
+        </w:rPr>
+        <w:t>1</w:t>
+      </w:r>
+      <w:r>
+        <w:rPr>
+          <w:rFonts w:ascii="Consolas" w:eastAsia="Times New Roman" w:hAnsi="Consolas" w:cs="Times New Roman"/>
+          <w:color w:val="24292E"/>
+          <w:kern w:val="0"/>
+          <w:sz w:val="23"/>
+          <w:szCs w:val="23"/>
+          <w:shd w:val="clear" w:color="auto" w:fill="F1F2F3"/>
+          <w:lang w:val="en-GB" w:eastAsia="zh-CN"/>
+          <w14:ligatures w14:val="none"/>
+        </w:rPr>
+        <w:t>;</w:t>
+      </w:r>
+    </w:p>
+    <w:p>
+      <w:pPr>
+        <w:rPr>
+          <w:rFonts w:ascii="Consolas" w:eastAsia="Times New Roman" w:hAnsi="Consolas" w:cs="Times New Roman"/>
+          <w:color w:val="24292E"/>
+          <w:kern w:val="0"/>
+          <w:sz w:val="23"/>
+          <w:szCs w:val="23"/>
+          <w:shd w:val="clear" w:color="auto" w:fill="F1F2F3"/>
+          <w:lang w:val="en-GB" w:eastAsia="zh-CN"/>
+          <w14:ligatures w14:val="none"/>
+        </w:rPr>
+      </w:pPr>
+      <w:r>
+        <w:rPr>
+          <w:rFonts w:ascii="Consolas" w:eastAsia="Times New Roman" w:hAnsi="Consolas" w:cs="Times New Roman"/>
+          <w:color w:val="24292E"/>
+          <w:kern w:val="0"/>
+          <w:sz w:val="23"/>
+          <w:szCs w:val="23"/>
+          <w:shd w:val="clear" w:color="auto" w:fill="F1F2F3"/>
+          <w:lang w:val="en-GB" w:eastAsia="zh-CN"/>
+          <w14:ligatures w14:val="none"/>
+        </w:rPr>
+        <w:t>}</w:t>
+      </w:r>
+    </w:p>
+    <w:p>
+      <w:pPr>
+        <w:rPr>
+          <w:lang w:val="en-GB"/>
+        </w:rPr>
+      </w:pPr>
+    </w:p>
+    <w:p>
+      <w:pPr>
+        <w:pStyle w:val="Heading2"/>
+        <w:rPr>
+          <w:lang w:val="en-GB"/>
+        </w:rPr>
+      </w:pPr>
+      <w:r>
+        <w:rPr>
+          <w:lang w:val="en-GB"/>
+        </w:rPr>
+        <w:t>Về Pointer</w:t>
+      </w:r>
+    </w:p>
+    <w:p>
+      <w:pPr>
+        <w:rPr>
+          <w:lang w:val="en-GB"/>
+        </w:rPr>
+      </w:pPr>
+      <w:r>
+        <w:rPr>
+          <w:lang w:val="en-GB"/>
+        </w:rPr>
+        <w:t>Khi chúng ta chỉ pointer đến một biến thì chúng ta phải có cú pháp là:</w:t>
+      </w:r>
+    </w:p>
+    <w:p>
+      <w:pPr>
+        <w:rPr>
+          <w:lang w:val="en-GB"/>
+        </w:rPr>
+      </w:pPr>
+      <w:r>
+        <w:rPr>
+          <w:lang w:val="en-GB"/>
+        </w:rPr>
+        <w:t>Int *a = &amp;p;</w:t>
+      </w:r>
+    </w:p>
+    <w:p>
+      <w:pPr>
+        <w:rPr>
+          <w:lang w:val="en-GB"/>
+        </w:rPr>
+      </w:pPr>
+      <w:r>
+        <w:rPr>
+          <w:lang w:val="en-GB"/>
+        </w:rPr>
+        <w:t>Nhưng khi chỉ pointer tới một mảng thì chúng ta chỉ cần viết là:</w:t>
+      </w:r>
+    </w:p>
+    <w:p>
+      <w:pPr>
+        <w:rPr>
+          <w:lang w:val="en-GB"/>
+        </w:rPr>
+      </w:pPr>
+      <w:r>
+        <w:rPr>
+          <w:lang w:val="en-GB"/>
+        </w:rPr>
+        <w:t>Int p[n];</w:t>
+      </w:r>
+    </w:p>
+    <w:p>
+      <w:pPr>
+        <w:rPr>
+          <w:lang w:val="en-GB"/>
+        </w:rPr>
+      </w:pPr>
+      <w:r>
+        <w:rPr>
+          <w:lang w:val="en-GB"/>
+        </w:rPr>
+        <w:t>Int *a = p;</w:t>
+      </w:r>
+    </w:p>
+    <w:p>
+      <w:pPr>
+        <w:rPr>
+          <w:lang w:val="en-GB"/>
+        </w:rPr>
+      </w:pPr>
+      <w:r>
+        <w:rPr>
+          <w:lang w:val="en-GB"/>
+        </w:rPr>
+        <w:t>Tại vì nó đã mặc định là a = &amp;</w:t>
+      </w:r>
+      <w:proofErr w:type="gramStart"/>
+      <w:r>
+        <w:rPr>
+          <w:lang w:val="en-GB"/>
+        </w:rPr>
+        <w:t>p[</w:t>
+      </w:r>
+      <w:proofErr w:type="gramEnd"/>
+      <w:r>
+        <w:rPr>
+          <w:lang w:val="en-GB"/>
+        </w:rPr>
+        <w:t>0]</w:t>
+      </w:r>
+    </w:p>
+    <w:p>
+      <w:pPr>
+        <w:rPr>
+          <w:lang w:val="en-GB"/>
+        </w:rPr>
+      </w:pPr>
+      <w:r>
+        <w:rPr>
+          <w:lang w:val="en-GB"/>
+        </w:rPr>
+        <w:lastRenderedPageBreak/>
+        <w:t xml:space="preserve">Và chúng ta cũng có thể thay đổi giá trị của p và mảng a với biến mà con trỏ chỉ tới bằng </w:t>
+      </w:r>
+      <w:proofErr w:type="gramStart"/>
+      <w:r>
+        <w:rPr>
+          <w:lang w:val="en-GB"/>
+        </w:rPr>
+        <w:t>a[</w:t>
+      </w:r>
+      <w:proofErr w:type="gramEnd"/>
+      <w:r>
+        <w:rPr>
+          <w:lang w:val="en-GB"/>
+        </w:rPr>
+        <w:t>0] … a[n].</w:t>
+      </w:r>
+    </w:p>
+    <w:p>
+      <w:pPr>
+        <w:rPr>
+          <w:lang w:val="en-GB"/>
+        </w:rPr>
+      </w:pPr>
       <w:bookmarkStart w:id="0" w:name="_GoBack"/>
       <w:bookmarkEnd w:id="0"/>
-    </w:p>
-    <w:p>
-      <w:pPr>
-        <w:spacing w:after="0" w:line="240" w:lineRule="auto"/>
-        <w:rPr>
-          <w:rFonts w:ascii="Consolas" w:eastAsia="Times New Roman" w:hAnsi="Consolas" w:cs="Times New Roman"/>
-          <w:color w:val="24292E"/>
-          <w:kern w:val="0"/>
-          <w:sz w:val="23"/>
-          <w:szCs w:val="23"/>
-          <w:shd w:val="clear" w:color="auto" w:fill="F1F2F3"/>
-          <w:lang w:val="en-GB" w:eastAsia="zh-CN"/>
-          <w14:ligatures w14:val="none"/>
-        </w:rPr>
-      </w:pPr>
-    </w:p>
-    <w:p>
-      <w:pPr>
-        <w:spacing w:after="0" w:line="240" w:lineRule="auto"/>
-        <w:rPr>
-          <w:rFonts w:ascii="Consolas" w:eastAsia="Times New Roman" w:hAnsi="Consolas" w:cs="Times New Roman"/>
-          <w:color w:val="24292E"/>
-          <w:kern w:val="0"/>
-          <w:sz w:val="23"/>
-          <w:szCs w:val="23"/>
-          <w:shd w:val="clear" w:color="auto" w:fill="F1F2F3"/>
-          <w:lang w:val="en-GB" w:eastAsia="zh-CN"/>
-          <w14:ligatures w14:val="none"/>
-        </w:rPr>
-      </w:pPr>
-      <w:r>
-        <w:rPr>
-          <w:rFonts w:ascii="Consolas" w:eastAsia="Times New Roman" w:hAnsi="Consolas" w:cs="Times New Roman"/>
-          <w:color w:val="D73A49"/>
-          <w:kern w:val="0"/>
-          <w:sz w:val="23"/>
-          <w:szCs w:val="23"/>
-          <w:shd w:val="clear" w:color="auto" w:fill="F1F2F3"/>
-          <w:lang w:val="en-GB" w:eastAsia="zh-CN"/>
-          <w14:ligatures w14:val="none"/>
-        </w:rPr>
-        <w:t>using</w:t>
-      </w:r>
-      <w:r>
-        <w:rPr>
-          <w:rFonts w:ascii="Consolas" w:eastAsia="Times New Roman" w:hAnsi="Consolas" w:cs="Times New Roman"/>
-          <w:color w:val="24292E"/>
-          <w:kern w:val="0"/>
-          <w:sz w:val="23"/>
-          <w:szCs w:val="23"/>
-          <w:shd w:val="clear" w:color="auto" w:fill="F1F2F3"/>
-          <w:lang w:val="en-GB" w:eastAsia="zh-CN"/>
-          <w14:ligatures w14:val="none"/>
-        </w:rPr>
-        <w:t xml:space="preserve"> </w:t>
-      </w:r>
-      <w:r>
-        <w:rPr>
-          <w:rFonts w:ascii="Consolas" w:eastAsia="Times New Roman" w:hAnsi="Consolas" w:cs="Times New Roman"/>
-          <w:color w:val="D73A49"/>
-          <w:kern w:val="0"/>
-          <w:sz w:val="23"/>
-          <w:szCs w:val="23"/>
-          <w:shd w:val="clear" w:color="auto" w:fill="F1F2F3"/>
-          <w:lang w:val="en-GB" w:eastAsia="zh-CN"/>
-          <w14:ligatures w14:val="none"/>
-        </w:rPr>
-        <w:t>namespace</w:t>
-      </w:r>
-      <w:r>
-        <w:rPr>
-          <w:rFonts w:ascii="Consolas" w:eastAsia="Times New Roman" w:hAnsi="Consolas" w:cs="Times New Roman"/>
-          <w:color w:val="24292E"/>
-          <w:kern w:val="0"/>
-          <w:sz w:val="23"/>
-          <w:szCs w:val="23"/>
-          <w:shd w:val="clear" w:color="auto" w:fill="F1F2F3"/>
-          <w:lang w:val="en-GB" w:eastAsia="zh-CN"/>
-          <w14:ligatures w14:val="none"/>
-        </w:rPr>
-        <w:t xml:space="preserve"> std;</w:t>
-      </w:r>
-    </w:p>
-    <w:p>
-      <w:pPr>
-        <w:spacing w:after="0" w:line="240" w:lineRule="auto"/>
-        <w:rPr>
-          <w:rFonts w:ascii="Consolas" w:eastAsia="Times New Roman" w:hAnsi="Consolas" w:cs="Times New Roman"/>
-          <w:color w:val="24292E"/>
-          <w:kern w:val="0"/>
-          <w:sz w:val="23"/>
-          <w:szCs w:val="23"/>
-          <w:shd w:val="clear" w:color="auto" w:fill="F1F2F3"/>
-          <w:lang w:val="en-GB" w:eastAsia="zh-CN"/>
-          <w14:ligatures w14:val="none"/>
-        </w:rPr>
-      </w:pPr>
-    </w:p>
-    <w:p>
-      <w:pPr>
-        <w:spacing w:after="0" w:line="240" w:lineRule="auto"/>
-        <w:rPr>
-          <w:rFonts w:ascii="Consolas" w:eastAsia="Times New Roman" w:hAnsi="Consolas" w:cs="Times New Roman"/>
-          <w:color w:val="24292E"/>
-          <w:kern w:val="0"/>
-          <w:sz w:val="23"/>
-          <w:szCs w:val="23"/>
-          <w:shd w:val="clear" w:color="auto" w:fill="F1F2F3"/>
-          <w:lang w:val="en-GB" w:eastAsia="zh-CN"/>
-          <w14:ligatures w14:val="none"/>
-        </w:rPr>
-      </w:pPr>
-      <w:r>
-        <w:rPr>
-          <w:rFonts w:ascii="Consolas" w:eastAsia="Times New Roman" w:hAnsi="Consolas" w:cs="Times New Roman"/>
-          <w:color w:val="D73A49"/>
-          <w:kern w:val="0"/>
-          <w:sz w:val="23"/>
-          <w:szCs w:val="23"/>
-          <w:shd w:val="clear" w:color="auto" w:fill="F1F2F3"/>
-          <w:lang w:val="en-GB" w:eastAsia="zh-CN"/>
-          <w14:ligatures w14:val="none"/>
-        </w:rPr>
-        <w:t>int</w:t>
-      </w:r>
-      <w:r>
-        <w:rPr>
-          <w:rFonts w:ascii="Consolas" w:eastAsia="Times New Roman" w:hAnsi="Consolas" w:cs="Times New Roman"/>
-          <w:color w:val="24292E"/>
-          <w:kern w:val="0"/>
-          <w:sz w:val="23"/>
-          <w:szCs w:val="23"/>
-          <w:shd w:val="clear" w:color="auto" w:fill="F1F2F3"/>
-          <w:lang w:val="en-GB" w:eastAsia="zh-CN"/>
-          <w14:ligatures w14:val="none"/>
-        </w:rPr>
-        <w:t xml:space="preserve"> </w:t>
-      </w:r>
-      <w:r>
-        <w:rPr>
-          <w:rFonts w:ascii="Consolas" w:eastAsia="Times New Roman" w:hAnsi="Consolas" w:cs="Times New Roman"/>
-          <w:color w:val="6F42C1"/>
-          <w:kern w:val="0"/>
-          <w:sz w:val="23"/>
-          <w:szCs w:val="23"/>
-          <w:shd w:val="clear" w:color="auto" w:fill="F1F2F3"/>
-          <w:lang w:val="en-GB" w:eastAsia="zh-CN"/>
-          <w14:ligatures w14:val="none"/>
-        </w:rPr>
-        <w:t>log2_floor</w:t>
-      </w:r>
-      <w:r>
-        <w:rPr>
-          <w:rFonts w:ascii="Consolas" w:eastAsia="Times New Roman" w:hAnsi="Consolas" w:cs="Times New Roman"/>
-          <w:color w:val="24292E"/>
-          <w:kern w:val="0"/>
-          <w:sz w:val="23"/>
-          <w:szCs w:val="23"/>
-          <w:shd w:val="clear" w:color="auto" w:fill="F1F2F3"/>
-          <w:lang w:val="en-GB" w:eastAsia="zh-CN"/>
-          <w14:ligatures w14:val="none"/>
-        </w:rPr>
-        <w:t>(</w:t>
-      </w:r>
-      <w:r>
-        <w:rPr>
-          <w:rFonts w:ascii="Consolas" w:eastAsia="Times New Roman" w:hAnsi="Consolas" w:cs="Times New Roman"/>
-          <w:color w:val="D73A49"/>
-          <w:kern w:val="0"/>
-          <w:sz w:val="23"/>
-          <w:szCs w:val="23"/>
-          <w:shd w:val="clear" w:color="auto" w:fill="F1F2F3"/>
-          <w:lang w:val="en-GB" w:eastAsia="zh-CN"/>
-          <w14:ligatures w14:val="none"/>
-        </w:rPr>
-        <w:t>unsigned</w:t>
-      </w:r>
-      <w:r>
-        <w:rPr>
-          <w:rFonts w:ascii="Consolas" w:eastAsia="Times New Roman" w:hAnsi="Consolas" w:cs="Times New Roman"/>
-          <w:color w:val="24292E"/>
-          <w:kern w:val="0"/>
-          <w:sz w:val="23"/>
-          <w:szCs w:val="23"/>
-          <w:shd w:val="clear" w:color="auto" w:fill="F1F2F3"/>
-          <w:lang w:val="en-GB" w:eastAsia="zh-CN"/>
-          <w14:ligatures w14:val="none"/>
-        </w:rPr>
-        <w:t xml:space="preserve"> </w:t>
-      </w:r>
-      <w:r>
-        <w:rPr>
-          <w:rFonts w:ascii="Consolas" w:eastAsia="Times New Roman" w:hAnsi="Consolas" w:cs="Times New Roman"/>
-          <w:color w:val="D73A49"/>
-          <w:kern w:val="0"/>
-          <w:sz w:val="23"/>
-          <w:szCs w:val="23"/>
-          <w:shd w:val="clear" w:color="auto" w:fill="F1F2F3"/>
-          <w:lang w:val="en-GB" w:eastAsia="zh-CN"/>
-          <w14:ligatures w14:val="none"/>
-        </w:rPr>
-        <w:t>long</w:t>
-      </w:r>
-      <w:r>
-        <w:rPr>
-          <w:rFonts w:ascii="Consolas" w:eastAsia="Times New Roman" w:hAnsi="Consolas" w:cs="Times New Roman"/>
-          <w:color w:val="24292E"/>
-          <w:kern w:val="0"/>
-          <w:sz w:val="23"/>
-          <w:szCs w:val="23"/>
-          <w:shd w:val="clear" w:color="auto" w:fill="F1F2F3"/>
-          <w:lang w:val="en-GB" w:eastAsia="zh-CN"/>
-          <w14:ligatures w14:val="none"/>
-        </w:rPr>
-        <w:t xml:space="preserve"> </w:t>
-      </w:r>
-      <w:r>
-        <w:rPr>
-          <w:rFonts w:ascii="Consolas" w:eastAsia="Times New Roman" w:hAnsi="Consolas" w:cs="Times New Roman"/>
-          <w:color w:val="D73A49"/>
-          <w:kern w:val="0"/>
-          <w:sz w:val="23"/>
-          <w:szCs w:val="23"/>
-          <w:shd w:val="clear" w:color="auto" w:fill="F1F2F3"/>
-          <w:lang w:val="en-GB" w:eastAsia="zh-CN"/>
-          <w14:ligatures w14:val="none"/>
-        </w:rPr>
-        <w:t>long</w:t>
-      </w:r>
-      <w:r>
-        <w:rPr>
-          <w:rFonts w:ascii="Consolas" w:eastAsia="Times New Roman" w:hAnsi="Consolas" w:cs="Times New Roman"/>
-          <w:color w:val="24292E"/>
-          <w:kern w:val="0"/>
-          <w:sz w:val="23"/>
-          <w:szCs w:val="23"/>
-          <w:shd w:val="clear" w:color="auto" w:fill="F1F2F3"/>
-          <w:lang w:val="en-GB" w:eastAsia="zh-CN"/>
-          <w14:ligatures w14:val="none"/>
-        </w:rPr>
-        <w:t xml:space="preserve"> n) </w:t>
-      </w:r>
-    </w:p>
-    <w:p>
-      <w:pPr>
-        <w:spacing w:after="0" w:line="240" w:lineRule="auto"/>
-        <w:rPr>
-          <w:rFonts w:ascii="Consolas" w:eastAsia="Times New Roman" w:hAnsi="Consolas" w:cs="Times New Roman"/>
-          <w:color w:val="24292E"/>
-          <w:kern w:val="0"/>
-          <w:sz w:val="23"/>
-          <w:szCs w:val="23"/>
-          <w:shd w:val="clear" w:color="auto" w:fill="F1F2F3"/>
-          <w:lang w:val="en-GB" w:eastAsia="zh-CN"/>
-          <w14:ligatures w14:val="none"/>
-        </w:rPr>
-      </w:pPr>
-      <w:r>
-        <w:rPr>
-          <w:rFonts w:ascii="Consolas" w:eastAsia="Times New Roman" w:hAnsi="Consolas" w:cs="Times New Roman"/>
-          <w:color w:val="24292E"/>
-          <w:kern w:val="0"/>
-          <w:sz w:val="23"/>
-          <w:szCs w:val="23"/>
-          <w:shd w:val="clear" w:color="auto" w:fill="F1F2F3"/>
-          <w:lang w:val="en-GB" w:eastAsia="zh-CN"/>
-          <w14:ligatures w14:val="none"/>
-        </w:rPr>
-        <w:t>{</w:t>
-      </w:r>
-    </w:p>
-    <w:p>
-      <w:pPr>
-        <w:spacing w:after="0" w:line="240" w:lineRule="auto"/>
-        <w:rPr>
-          <w:rFonts w:ascii="Consolas" w:eastAsia="Times New Roman" w:hAnsi="Consolas" w:cs="Times New Roman"/>
-          <w:color w:val="24292E"/>
-          <w:kern w:val="0"/>
-          <w:sz w:val="23"/>
-          <w:szCs w:val="23"/>
-          <w:shd w:val="clear" w:color="auto" w:fill="F1F2F3"/>
-          <w:lang w:val="en-GB" w:eastAsia="zh-CN"/>
-          <w14:ligatures w14:val="none"/>
-        </w:rPr>
-      </w:pPr>
-      <w:r>
-        <w:rPr>
-          <w:rFonts w:ascii="Consolas" w:eastAsia="Times New Roman" w:hAnsi="Consolas" w:cs="Times New Roman"/>
-          <w:color w:val="24292E"/>
-          <w:kern w:val="0"/>
-          <w:sz w:val="23"/>
-          <w:szCs w:val="23"/>
-          <w:shd w:val="clear" w:color="auto" w:fill="F1F2F3"/>
-          <w:lang w:val="en-GB" w:eastAsia="zh-CN"/>
-          <w14:ligatures w14:val="none"/>
-        </w:rPr>
-        <w:t xml:space="preserve">    </w:t>
-      </w:r>
-      <w:r>
-        <w:rPr>
-          <w:rFonts w:ascii="Consolas" w:eastAsia="Times New Roman" w:hAnsi="Consolas" w:cs="Times New Roman"/>
-          <w:color w:val="D73A49"/>
-          <w:kern w:val="0"/>
-          <w:sz w:val="23"/>
-          <w:szCs w:val="23"/>
-          <w:shd w:val="clear" w:color="auto" w:fill="F1F2F3"/>
-          <w:lang w:val="en-GB" w:eastAsia="zh-CN"/>
-          <w14:ligatures w14:val="none"/>
-        </w:rPr>
-        <w:t>return</w:t>
-      </w:r>
-      <w:r>
-        <w:rPr>
-          <w:rFonts w:ascii="Consolas" w:eastAsia="Times New Roman" w:hAnsi="Consolas" w:cs="Times New Roman"/>
-          <w:color w:val="24292E"/>
-          <w:kern w:val="0"/>
-          <w:sz w:val="23"/>
-          <w:szCs w:val="23"/>
-          <w:shd w:val="clear" w:color="auto" w:fill="F1F2F3"/>
-          <w:lang w:val="en-GB" w:eastAsia="zh-CN"/>
-          <w14:ligatures w14:val="none"/>
-        </w:rPr>
-        <w:t xml:space="preserve"> </w:t>
-      </w:r>
-      <w:r>
-        <w:rPr>
-          <w:rFonts w:ascii="Consolas" w:eastAsia="Times New Roman" w:hAnsi="Consolas" w:cs="Times New Roman"/>
-          <w:color w:val="6F42C1"/>
-          <w:kern w:val="0"/>
-          <w:sz w:val="23"/>
-          <w:szCs w:val="23"/>
-          <w:shd w:val="clear" w:color="auto" w:fill="F1F2F3"/>
-          <w:lang w:val="en-GB" w:eastAsia="zh-CN"/>
-          <w14:ligatures w14:val="none"/>
-        </w:rPr>
-        <w:t>bit_width</w:t>
-      </w:r>
-      <w:r>
-        <w:rPr>
-          <w:rFonts w:ascii="Consolas" w:eastAsia="Times New Roman" w:hAnsi="Consolas" w:cs="Times New Roman"/>
-          <w:color w:val="24292E"/>
-          <w:kern w:val="0"/>
-          <w:sz w:val="23"/>
-          <w:szCs w:val="23"/>
-          <w:shd w:val="clear" w:color="auto" w:fill="F1F2F3"/>
-          <w:lang w:val="en-GB" w:eastAsia="zh-CN"/>
-          <w14:ligatures w14:val="none"/>
-        </w:rPr>
-        <w:t xml:space="preserve">(n) </w:t>
-      </w:r>
-      <w:r>
-        <w:rPr>
-          <w:rFonts w:ascii="Consolas" w:eastAsia="Times New Roman" w:hAnsi="Consolas" w:cs="Times New Roman"/>
-          <w:color w:val="D73A49"/>
-          <w:kern w:val="0"/>
-          <w:sz w:val="23"/>
-          <w:szCs w:val="23"/>
-          <w:shd w:val="clear" w:color="auto" w:fill="F1F2F3"/>
-          <w:lang w:val="en-GB" w:eastAsia="zh-CN"/>
-          <w14:ligatures w14:val="none"/>
-        </w:rPr>
-        <w:t>-</w:t>
-      </w:r>
-      <w:r>
-        <w:rPr>
-          <w:rFonts w:ascii="Consolas" w:eastAsia="Times New Roman" w:hAnsi="Consolas" w:cs="Times New Roman"/>
-          <w:color w:val="24292E"/>
-          <w:kern w:val="0"/>
-          <w:sz w:val="23"/>
-          <w:szCs w:val="23"/>
-          <w:shd w:val="clear" w:color="auto" w:fill="F1F2F3"/>
-          <w:lang w:val="en-GB" w:eastAsia="zh-CN"/>
-          <w14:ligatures w14:val="none"/>
-        </w:rPr>
-        <w:t xml:space="preserve"> </w:t>
-      </w:r>
-      <w:r>
-        <w:rPr>
-          <w:rFonts w:ascii="Consolas" w:eastAsia="Times New Roman" w:hAnsi="Consolas" w:cs="Times New Roman"/>
-          <w:color w:val="005CC5"/>
-          <w:kern w:val="0"/>
-          <w:sz w:val="23"/>
-          <w:szCs w:val="23"/>
-          <w:shd w:val="clear" w:color="auto" w:fill="F1F2F3"/>
-          <w:lang w:val="en-GB" w:eastAsia="zh-CN"/>
-          <w14:ligatures w14:val="none"/>
-        </w:rPr>
-        <w:t>1</w:t>
-      </w:r>
-      <w:r>
-        <w:rPr>
-          <w:rFonts w:ascii="Consolas" w:eastAsia="Times New Roman" w:hAnsi="Consolas" w:cs="Times New Roman"/>
-          <w:color w:val="24292E"/>
-          <w:kern w:val="0"/>
-          <w:sz w:val="23"/>
-          <w:szCs w:val="23"/>
-          <w:shd w:val="clear" w:color="auto" w:fill="F1F2F3"/>
-          <w:lang w:val="en-GB" w:eastAsia="zh-CN"/>
-          <w14:ligatures w14:val="none"/>
-        </w:rPr>
-        <w:t>;</w:t>
-      </w:r>
-    </w:p>
-    <w:p>
-      <w:pPr>
-        <w:rPr>
-          <w:rFonts w:ascii="Consolas" w:eastAsia="Times New Roman" w:hAnsi="Consolas" w:cs="Times New Roman"/>
-          <w:color w:val="24292E"/>
-          <w:kern w:val="0"/>
-          <w:sz w:val="23"/>
-          <w:szCs w:val="23"/>
-          <w:shd w:val="clear" w:color="auto" w:fill="F1F2F3"/>
-          <w:lang w:val="en-GB" w:eastAsia="zh-CN"/>
-          <w14:ligatures w14:val="none"/>
-        </w:rPr>
-      </w:pPr>
-      <w:r>
-        <w:rPr>
-          <w:rFonts w:ascii="Consolas" w:eastAsia="Times New Roman" w:hAnsi="Consolas" w:cs="Times New Roman"/>
-          <w:color w:val="24292E"/>
-          <w:kern w:val="0"/>
-          <w:sz w:val="23"/>
-          <w:szCs w:val="23"/>
-          <w:shd w:val="clear" w:color="auto" w:fill="F1F2F3"/>
-          <w:lang w:val="en-GB" w:eastAsia="zh-CN"/>
-          <w14:ligatures w14:val="none"/>
-        </w:rPr>
-        <w:t>}</w:t>
-      </w:r>
-    </w:p>
-    <w:p>
-      <w:pPr>
-        <w:rPr>
-          <w:rFonts w:ascii="Consolas" w:eastAsia="Times New Roman" w:hAnsi="Consolas" w:cs="Times New Roman"/>
-          <w:color w:val="24292E"/>
-          <w:kern w:val="0"/>
-          <w:sz w:val="23"/>
-          <w:szCs w:val="23"/>
-          <w:shd w:val="clear" w:color="auto" w:fill="F1F2F3"/>
-          <w:lang w:val="en-GB" w:eastAsia="zh-CN"/>
-          <w14:ligatures w14:val="none"/>
-        </w:rPr>
-      </w:pPr>
-      <w:r>
-        <w:rPr>
-          <w:rFonts w:ascii="Consolas" w:eastAsia="Times New Roman" w:hAnsi="Consolas" w:cs="Times New Roman"/>
-          <w:color w:val="24292E"/>
-          <w:kern w:val="0"/>
-          <w:sz w:val="23"/>
-          <w:szCs w:val="23"/>
-          <w:shd w:val="clear" w:color="auto" w:fill="F1F2F3"/>
-          <w:lang w:val="en-GB" w:eastAsia="zh-CN"/>
-          <w14:ligatures w14:val="none"/>
-        </w:rPr>
-        <w:t>Hoặc</w:t>
-      </w:r>
-    </w:p>
-    <w:p>
-      <w:pPr>
-        <w:spacing w:after="0" w:line="240" w:lineRule="auto"/>
-        <w:rPr>
-          <w:rFonts w:ascii="Consolas" w:eastAsia="Times New Roman" w:hAnsi="Consolas" w:cs="Times New Roman"/>
-          <w:color w:val="24292E"/>
-          <w:kern w:val="0"/>
-          <w:sz w:val="23"/>
-          <w:szCs w:val="23"/>
-          <w:shd w:val="clear" w:color="auto" w:fill="F1F2F3"/>
-          <w:lang w:val="en-GB" w:eastAsia="zh-CN"/>
-          <w14:ligatures w14:val="none"/>
-        </w:rPr>
-      </w:pPr>
-      <w:r>
-        <w:rPr>
-          <w:rFonts w:ascii="Consolas" w:eastAsia="Times New Roman" w:hAnsi="Consolas" w:cs="Times New Roman"/>
-          <w:color w:val="D73A49"/>
-          <w:kern w:val="0"/>
-          <w:sz w:val="23"/>
-          <w:szCs w:val="23"/>
-          <w:shd w:val="clear" w:color="auto" w:fill="F1F2F3"/>
-          <w:lang w:val="en-GB" w:eastAsia="zh-CN"/>
-          <w14:ligatures w14:val="none"/>
-        </w:rPr>
-        <w:t>int</w:t>
-      </w:r>
-      <w:r>
-        <w:rPr>
-          <w:rFonts w:ascii="Consolas" w:eastAsia="Times New Roman" w:hAnsi="Consolas" w:cs="Times New Roman"/>
-          <w:color w:val="24292E"/>
-          <w:kern w:val="0"/>
-          <w:sz w:val="23"/>
-          <w:szCs w:val="23"/>
-          <w:shd w:val="clear" w:color="auto" w:fill="F1F2F3"/>
-          <w:lang w:val="en-GB" w:eastAsia="zh-CN"/>
-          <w14:ligatures w14:val="none"/>
-        </w:rPr>
-        <w:t xml:space="preserve"> </w:t>
-      </w:r>
-      <w:r>
-        <w:rPr>
-          <w:rFonts w:ascii="Consolas" w:eastAsia="Times New Roman" w:hAnsi="Consolas" w:cs="Times New Roman"/>
-          <w:color w:val="6F42C1"/>
-          <w:kern w:val="0"/>
-          <w:sz w:val="23"/>
-          <w:szCs w:val="23"/>
-          <w:shd w:val="clear" w:color="auto" w:fill="F1F2F3"/>
-          <w:lang w:val="en-GB" w:eastAsia="zh-CN"/>
-          <w14:ligatures w14:val="none"/>
-        </w:rPr>
-        <w:t>log2_floor</w:t>
-      </w:r>
-      <w:r>
-        <w:rPr>
-          <w:rFonts w:ascii="Consolas" w:eastAsia="Times New Roman" w:hAnsi="Consolas" w:cs="Times New Roman"/>
-          <w:color w:val="24292E"/>
-          <w:kern w:val="0"/>
-          <w:sz w:val="23"/>
-          <w:szCs w:val="23"/>
-          <w:shd w:val="clear" w:color="auto" w:fill="F1F2F3"/>
-          <w:lang w:val="en-GB" w:eastAsia="zh-CN"/>
-          <w14:ligatures w14:val="none"/>
-        </w:rPr>
-        <w:t>(</w:t>
-      </w:r>
-      <w:r>
-        <w:rPr>
-          <w:rFonts w:ascii="Consolas" w:eastAsia="Times New Roman" w:hAnsi="Consolas" w:cs="Times New Roman"/>
-          <w:color w:val="D73A49"/>
-          <w:kern w:val="0"/>
-          <w:sz w:val="23"/>
-          <w:szCs w:val="23"/>
-          <w:shd w:val="clear" w:color="auto" w:fill="F1F2F3"/>
-          <w:lang w:val="en-GB" w:eastAsia="zh-CN"/>
-          <w14:ligatures w14:val="none"/>
-        </w:rPr>
-        <w:t>unsigned</w:t>
-      </w:r>
-      <w:r>
-        <w:rPr>
-          <w:rFonts w:ascii="Consolas" w:eastAsia="Times New Roman" w:hAnsi="Consolas" w:cs="Times New Roman"/>
-          <w:color w:val="24292E"/>
-          <w:kern w:val="0"/>
-          <w:sz w:val="23"/>
-          <w:szCs w:val="23"/>
-          <w:shd w:val="clear" w:color="auto" w:fill="F1F2F3"/>
-          <w:lang w:val="en-GB" w:eastAsia="zh-CN"/>
-          <w14:ligatures w14:val="none"/>
-        </w:rPr>
-        <w:t xml:space="preserve"> </w:t>
-      </w:r>
-      <w:r>
-        <w:rPr>
-          <w:rFonts w:ascii="Consolas" w:eastAsia="Times New Roman" w:hAnsi="Consolas" w:cs="Times New Roman"/>
-          <w:color w:val="D73A49"/>
-          <w:kern w:val="0"/>
-          <w:sz w:val="23"/>
-          <w:szCs w:val="23"/>
-          <w:shd w:val="clear" w:color="auto" w:fill="F1F2F3"/>
-          <w:lang w:val="en-GB" w:eastAsia="zh-CN"/>
-          <w14:ligatures w14:val="none"/>
-        </w:rPr>
-        <w:t>long</w:t>
-      </w:r>
-      <w:r>
-        <w:rPr>
-          <w:rFonts w:ascii="Consolas" w:eastAsia="Times New Roman" w:hAnsi="Consolas" w:cs="Times New Roman"/>
-          <w:color w:val="24292E"/>
-          <w:kern w:val="0"/>
-          <w:sz w:val="23"/>
-          <w:szCs w:val="23"/>
-          <w:shd w:val="clear" w:color="auto" w:fill="F1F2F3"/>
-          <w:lang w:val="en-GB" w:eastAsia="zh-CN"/>
-          <w14:ligatures w14:val="none"/>
-        </w:rPr>
-        <w:t xml:space="preserve"> </w:t>
-      </w:r>
-      <w:r>
-        <w:rPr>
-          <w:rFonts w:ascii="Consolas" w:eastAsia="Times New Roman" w:hAnsi="Consolas" w:cs="Times New Roman"/>
-          <w:color w:val="D73A49"/>
-          <w:kern w:val="0"/>
-          <w:sz w:val="23"/>
-          <w:szCs w:val="23"/>
-          <w:shd w:val="clear" w:color="auto" w:fill="F1F2F3"/>
-          <w:lang w:val="en-GB" w:eastAsia="zh-CN"/>
-          <w14:ligatures w14:val="none"/>
-        </w:rPr>
-        <w:t>long</w:t>
-      </w:r>
-      <w:r>
-        <w:rPr>
-          <w:rFonts w:ascii="Consolas" w:eastAsia="Times New Roman" w:hAnsi="Consolas" w:cs="Times New Roman"/>
-          <w:color w:val="24292E"/>
-          <w:kern w:val="0"/>
-          <w:sz w:val="23"/>
-          <w:szCs w:val="23"/>
-          <w:shd w:val="clear" w:color="auto" w:fill="F1F2F3"/>
-          <w:lang w:val="en-GB" w:eastAsia="zh-CN"/>
-          <w14:ligatures w14:val="none"/>
-        </w:rPr>
-        <w:t xml:space="preserve"> n) </w:t>
-      </w:r>
-    </w:p>
-    <w:p>
-      <w:pPr>
-        <w:spacing w:after="0" w:line="240" w:lineRule="auto"/>
-        <w:rPr>
-          <w:rFonts w:ascii="Consolas" w:eastAsia="Times New Roman" w:hAnsi="Consolas" w:cs="Times New Roman"/>
-          <w:color w:val="24292E"/>
-          <w:kern w:val="0"/>
-          <w:sz w:val="23"/>
-          <w:szCs w:val="23"/>
-          <w:shd w:val="clear" w:color="auto" w:fill="F1F2F3"/>
-          <w:lang w:val="en-GB" w:eastAsia="zh-CN"/>
-          <w14:ligatures w14:val="none"/>
-        </w:rPr>
-      </w:pPr>
-      <w:r>
-        <w:rPr>
-          <w:rFonts w:ascii="Consolas" w:eastAsia="Times New Roman" w:hAnsi="Consolas" w:cs="Times New Roman"/>
-          <w:color w:val="24292E"/>
-          <w:kern w:val="0"/>
-          <w:sz w:val="23"/>
-          <w:szCs w:val="23"/>
-          <w:shd w:val="clear" w:color="auto" w:fill="F1F2F3"/>
-          <w:lang w:val="en-GB" w:eastAsia="zh-CN"/>
-          <w14:ligatures w14:val="none"/>
-        </w:rPr>
-        <w:t>{</w:t>
-      </w:r>
-    </w:p>
-    <w:p>
-      <w:pPr>
-        <w:spacing w:after="0" w:line="240" w:lineRule="auto"/>
-        <w:rPr>
-          <w:rFonts w:ascii="Consolas" w:eastAsia="Times New Roman" w:hAnsi="Consolas" w:cs="Times New Roman"/>
-          <w:color w:val="24292E"/>
-          <w:kern w:val="0"/>
-          <w:sz w:val="23"/>
-          <w:szCs w:val="23"/>
-          <w:shd w:val="clear" w:color="auto" w:fill="F1F2F3"/>
-          <w:lang w:val="en-GB" w:eastAsia="zh-CN"/>
-          <w14:ligatures w14:val="none"/>
-        </w:rPr>
-      </w:pPr>
-      <w:r>
-        <w:rPr>
-          <w:rFonts w:ascii="Consolas" w:eastAsia="Times New Roman" w:hAnsi="Consolas" w:cs="Times New Roman"/>
-          <w:color w:val="24292E"/>
-          <w:kern w:val="0"/>
-          <w:sz w:val="23"/>
-          <w:szCs w:val="23"/>
-          <w:shd w:val="clear" w:color="auto" w:fill="F1F2F3"/>
-          <w:lang w:val="en-GB" w:eastAsia="zh-CN"/>
-          <w14:ligatures w14:val="none"/>
-        </w:rPr>
-        <w:t xml:space="preserve">    </w:t>
-      </w:r>
-      <w:r>
-        <w:rPr>
-          <w:rFonts w:ascii="Consolas" w:eastAsia="Times New Roman" w:hAnsi="Consolas" w:cs="Times New Roman"/>
-          <w:color w:val="6A737D"/>
-          <w:kern w:val="0"/>
-          <w:sz w:val="23"/>
-          <w:szCs w:val="23"/>
-          <w:shd w:val="clear" w:color="auto" w:fill="F1F2F3"/>
-          <w:lang w:val="en-GB" w:eastAsia="zh-CN"/>
-          <w14:ligatures w14:val="none"/>
-        </w:rPr>
-        <w:t>// Số bit 0 đứng đầu của 1 trừ đi số bit 0 đứng đầu của n.</w:t>
-      </w:r>
-    </w:p>
-    <w:p>
-      <w:pPr>
-        <w:spacing w:after="0" w:line="240" w:lineRule="auto"/>
-        <w:rPr>
-          <w:rFonts w:ascii="Consolas" w:eastAsia="Times New Roman" w:hAnsi="Consolas" w:cs="Times New Roman"/>
-          <w:color w:val="24292E"/>
-          <w:kern w:val="0"/>
-          <w:sz w:val="23"/>
-          <w:szCs w:val="23"/>
-          <w:shd w:val="clear" w:color="auto" w:fill="F1F2F3"/>
-          <w:lang w:val="en-GB" w:eastAsia="zh-CN"/>
-          <w14:ligatures w14:val="none"/>
-        </w:rPr>
-      </w:pPr>
-      <w:r>
-        <w:rPr>
-          <w:rFonts w:ascii="Consolas" w:eastAsia="Times New Roman" w:hAnsi="Consolas" w:cs="Times New Roman"/>
-          <w:color w:val="24292E"/>
-          <w:kern w:val="0"/>
-          <w:sz w:val="23"/>
-          <w:szCs w:val="23"/>
-          <w:shd w:val="clear" w:color="auto" w:fill="F1F2F3"/>
-          <w:lang w:val="en-GB" w:eastAsia="zh-CN"/>
-          <w14:ligatures w14:val="none"/>
-        </w:rPr>
-        <w:t xml:space="preserve">    </w:t>
-      </w:r>
-      <w:r>
-        <w:rPr>
-          <w:rFonts w:ascii="Consolas" w:eastAsia="Times New Roman" w:hAnsi="Consolas" w:cs="Times New Roman"/>
-          <w:color w:val="D73A49"/>
-          <w:kern w:val="0"/>
-          <w:sz w:val="23"/>
-          <w:szCs w:val="23"/>
-          <w:shd w:val="clear" w:color="auto" w:fill="F1F2F3"/>
-          <w:lang w:val="en-GB" w:eastAsia="zh-CN"/>
-          <w14:ligatures w14:val="none"/>
-        </w:rPr>
-        <w:t>return</w:t>
-      </w:r>
-      <w:r>
-        <w:rPr>
-          <w:rFonts w:ascii="Consolas" w:eastAsia="Times New Roman" w:hAnsi="Consolas" w:cs="Times New Roman"/>
-          <w:color w:val="24292E"/>
-          <w:kern w:val="0"/>
-          <w:sz w:val="23"/>
-          <w:szCs w:val="23"/>
-          <w:shd w:val="clear" w:color="auto" w:fill="F1F2F3"/>
-          <w:lang w:val="en-GB" w:eastAsia="zh-CN"/>
-          <w14:ligatures w14:val="none"/>
-        </w:rPr>
-        <w:t xml:space="preserve"> n </w:t>
-      </w:r>
-      <w:r>
-        <w:rPr>
-          <w:rFonts w:ascii="Consolas" w:eastAsia="Times New Roman" w:hAnsi="Consolas" w:cs="Times New Roman"/>
-          <w:color w:val="D73A49"/>
-          <w:kern w:val="0"/>
-          <w:sz w:val="23"/>
-          <w:szCs w:val="23"/>
-          <w:shd w:val="clear" w:color="auto" w:fill="F1F2F3"/>
-          <w:lang w:val="en-GB" w:eastAsia="zh-CN"/>
-          <w14:ligatures w14:val="none"/>
-        </w:rPr>
-        <w:t>?</w:t>
-      </w:r>
-      <w:r>
-        <w:rPr>
-          <w:rFonts w:ascii="Consolas" w:eastAsia="Times New Roman" w:hAnsi="Consolas" w:cs="Times New Roman"/>
-          <w:color w:val="24292E"/>
-          <w:kern w:val="0"/>
-          <w:sz w:val="23"/>
-          <w:szCs w:val="23"/>
-          <w:shd w:val="clear" w:color="auto" w:fill="F1F2F3"/>
-          <w:lang w:val="en-GB" w:eastAsia="zh-CN"/>
-          <w14:ligatures w14:val="none"/>
-        </w:rPr>
-        <w:t xml:space="preserve"> </w:t>
-      </w:r>
-      <w:r>
-        <w:rPr>
-          <w:rFonts w:ascii="Consolas" w:eastAsia="Times New Roman" w:hAnsi="Consolas" w:cs="Times New Roman"/>
-          <w:color w:val="6F42C1"/>
-          <w:kern w:val="0"/>
-          <w:sz w:val="23"/>
-          <w:szCs w:val="23"/>
-          <w:shd w:val="clear" w:color="auto" w:fill="F1F2F3"/>
-          <w:lang w:val="en-GB" w:eastAsia="zh-CN"/>
-          <w14:ligatures w14:val="none"/>
-        </w:rPr>
-        <w:t>__builtin_clzll</w:t>
-      </w:r>
-      <w:r>
-        <w:rPr>
-          <w:rFonts w:ascii="Consolas" w:eastAsia="Times New Roman" w:hAnsi="Consolas" w:cs="Times New Roman"/>
-          <w:color w:val="24292E"/>
-          <w:kern w:val="0"/>
-          <w:sz w:val="23"/>
-          <w:szCs w:val="23"/>
-          <w:shd w:val="clear" w:color="auto" w:fill="F1F2F3"/>
-          <w:lang w:val="en-GB" w:eastAsia="zh-CN"/>
-          <w14:ligatures w14:val="none"/>
-        </w:rPr>
-        <w:t>(</w:t>
-      </w:r>
-      <w:r>
-        <w:rPr>
-          <w:rFonts w:ascii="Consolas" w:eastAsia="Times New Roman" w:hAnsi="Consolas" w:cs="Times New Roman"/>
-          <w:color w:val="005CC5"/>
-          <w:kern w:val="0"/>
-          <w:sz w:val="23"/>
-          <w:szCs w:val="23"/>
-          <w:shd w:val="clear" w:color="auto" w:fill="F1F2F3"/>
-          <w:lang w:val="en-GB" w:eastAsia="zh-CN"/>
-          <w14:ligatures w14:val="none"/>
-        </w:rPr>
-        <w:t>1</w:t>
-      </w:r>
-      <w:r>
-        <w:rPr>
-          <w:rFonts w:ascii="Consolas" w:eastAsia="Times New Roman" w:hAnsi="Consolas" w:cs="Times New Roman"/>
-          <w:color w:val="24292E"/>
-          <w:kern w:val="0"/>
-          <w:sz w:val="23"/>
-          <w:szCs w:val="23"/>
-          <w:shd w:val="clear" w:color="auto" w:fill="F1F2F3"/>
-          <w:lang w:val="en-GB" w:eastAsia="zh-CN"/>
-          <w14:ligatures w14:val="none"/>
-        </w:rPr>
-        <w:t xml:space="preserve">) </w:t>
-      </w:r>
-      <w:r>
-        <w:rPr>
-          <w:rFonts w:ascii="Consolas" w:eastAsia="Times New Roman" w:hAnsi="Consolas" w:cs="Times New Roman"/>
-          <w:color w:val="D73A49"/>
-          <w:kern w:val="0"/>
-          <w:sz w:val="23"/>
-          <w:szCs w:val="23"/>
-          <w:shd w:val="clear" w:color="auto" w:fill="F1F2F3"/>
-          <w:lang w:val="en-GB" w:eastAsia="zh-CN"/>
-          <w14:ligatures w14:val="none"/>
-        </w:rPr>
-        <w:t>-</w:t>
-      </w:r>
-      <w:r>
-        <w:rPr>
-          <w:rFonts w:ascii="Consolas" w:eastAsia="Times New Roman" w:hAnsi="Consolas" w:cs="Times New Roman"/>
-          <w:color w:val="24292E"/>
-          <w:kern w:val="0"/>
-          <w:sz w:val="23"/>
-          <w:szCs w:val="23"/>
-          <w:shd w:val="clear" w:color="auto" w:fill="F1F2F3"/>
-          <w:lang w:val="en-GB" w:eastAsia="zh-CN"/>
-          <w14:ligatures w14:val="none"/>
-        </w:rPr>
-        <w:t xml:space="preserve"> </w:t>
-      </w:r>
-      <w:r>
-        <w:rPr>
-          <w:rFonts w:ascii="Consolas" w:eastAsia="Times New Roman" w:hAnsi="Consolas" w:cs="Times New Roman"/>
-          <w:color w:val="6F42C1"/>
-          <w:kern w:val="0"/>
-          <w:sz w:val="23"/>
-          <w:szCs w:val="23"/>
-          <w:shd w:val="clear" w:color="auto" w:fill="F1F2F3"/>
-          <w:lang w:val="en-GB" w:eastAsia="zh-CN"/>
-          <w14:ligatures w14:val="none"/>
-        </w:rPr>
-        <w:t>__builtin_clzll</w:t>
-      </w:r>
-      <w:r>
-        <w:rPr>
-          <w:rFonts w:ascii="Consolas" w:eastAsia="Times New Roman" w:hAnsi="Consolas" w:cs="Times New Roman"/>
-          <w:color w:val="24292E"/>
-          <w:kern w:val="0"/>
-          <w:sz w:val="23"/>
-          <w:szCs w:val="23"/>
-          <w:shd w:val="clear" w:color="auto" w:fill="F1F2F3"/>
-          <w:lang w:val="en-GB" w:eastAsia="zh-CN"/>
-          <w14:ligatures w14:val="none"/>
-        </w:rPr>
-        <w:t xml:space="preserve">(n) </w:t>
-      </w:r>
-      <w:r>
-        <w:rPr>
-          <w:rFonts w:ascii="Consolas" w:eastAsia="Times New Roman" w:hAnsi="Consolas" w:cs="Times New Roman"/>
-          <w:color w:val="D73A49"/>
-          <w:kern w:val="0"/>
-          <w:sz w:val="23"/>
-          <w:szCs w:val="23"/>
-          <w:shd w:val="clear" w:color="auto" w:fill="F1F2F3"/>
-          <w:lang w:val="en-GB" w:eastAsia="zh-CN"/>
-          <w14:ligatures w14:val="none"/>
-        </w:rPr>
-        <w:t>:</w:t>
-      </w:r>
-      <w:r>
-        <w:rPr>
-          <w:rFonts w:ascii="Consolas" w:eastAsia="Times New Roman" w:hAnsi="Consolas" w:cs="Times New Roman"/>
-          <w:color w:val="24292E"/>
-          <w:kern w:val="0"/>
-          <w:sz w:val="23"/>
-          <w:szCs w:val="23"/>
-          <w:shd w:val="clear" w:color="auto" w:fill="F1F2F3"/>
-          <w:lang w:val="en-GB" w:eastAsia="zh-CN"/>
-          <w14:ligatures w14:val="none"/>
-        </w:rPr>
-        <w:t xml:space="preserve"> </w:t>
-      </w:r>
-      <w:r>
-        <w:rPr>
-          <w:rFonts w:ascii="Consolas" w:eastAsia="Times New Roman" w:hAnsi="Consolas" w:cs="Times New Roman"/>
-          <w:color w:val="D73A49"/>
-          <w:kern w:val="0"/>
-          <w:sz w:val="23"/>
-          <w:szCs w:val="23"/>
-          <w:shd w:val="clear" w:color="auto" w:fill="F1F2F3"/>
-          <w:lang w:val="en-GB" w:eastAsia="zh-CN"/>
-          <w14:ligatures w14:val="none"/>
-        </w:rPr>
-        <w:t>-</w:t>
-      </w:r>
-      <w:r>
-        <w:rPr>
-          <w:rFonts w:ascii="Consolas" w:eastAsia="Times New Roman" w:hAnsi="Consolas" w:cs="Times New Roman"/>
-          <w:color w:val="005CC5"/>
-          <w:kern w:val="0"/>
-          <w:sz w:val="23"/>
-          <w:szCs w:val="23"/>
-          <w:shd w:val="clear" w:color="auto" w:fill="F1F2F3"/>
-          <w:lang w:val="en-GB" w:eastAsia="zh-CN"/>
-          <w14:ligatures w14:val="none"/>
-        </w:rPr>
-        <w:t>1</w:t>
-      </w:r>
-      <w:r>
-        <w:rPr>
-          <w:rFonts w:ascii="Consolas" w:eastAsia="Times New Roman" w:hAnsi="Consolas" w:cs="Times New Roman"/>
-          <w:color w:val="24292E"/>
-          <w:kern w:val="0"/>
-          <w:sz w:val="23"/>
-          <w:szCs w:val="23"/>
-          <w:shd w:val="clear" w:color="auto" w:fill="F1F2F3"/>
-          <w:lang w:val="en-GB" w:eastAsia="zh-CN"/>
-          <w14:ligatures w14:val="none"/>
-        </w:rPr>
-        <w:t>;</w:t>
-      </w:r>
-    </w:p>
-    <w:p>
-      <w:pPr>
-        <w:rPr>
-          <w:rFonts w:ascii="Consolas" w:eastAsia="Times New Roman" w:hAnsi="Consolas" w:cs="Times New Roman"/>
-          <w:color w:val="24292E"/>
-          <w:kern w:val="0"/>
-          <w:sz w:val="23"/>
-          <w:szCs w:val="23"/>
-          <w:shd w:val="clear" w:color="auto" w:fill="F1F2F3"/>
-          <w:lang w:val="en-GB" w:eastAsia="zh-CN"/>
-          <w14:ligatures w14:val="none"/>
-        </w:rPr>
-      </w:pPr>
-      <w:r>
-        <w:rPr>
-          <w:rFonts w:ascii="Consolas" w:eastAsia="Times New Roman" w:hAnsi="Consolas" w:cs="Times New Roman"/>
-          <w:color w:val="24292E"/>
-          <w:kern w:val="0"/>
-          <w:sz w:val="23"/>
-          <w:szCs w:val="23"/>
-          <w:shd w:val="clear" w:color="auto" w:fill="F1F2F3"/>
-          <w:lang w:val="en-GB" w:eastAsia="zh-CN"/>
-          <w14:ligatures w14:val="none"/>
-        </w:rPr>
-        <w:t>}</w:t>
-      </w:r>
-    </w:p>
-    <w:p>
-      <w:pPr>
-        <w:rPr>
-          <w:lang w:val="en-GB"/>
-        </w:rPr>
-      </w:pPr>
     </w:p>
     <w:sectPr>
       <w:pgSz w:w="12240" w:h="15840"/>
@@ -5767,7 +5908,7 @@
 </file>
 
 <file path=customXml/itemProps1.xml><?xml version="1.0" encoding="utf-8"?>
-<ds:datastoreItem xmlns:ds="http://schemas.openxmlformats.org/officeDocument/2006/customXml" ds:itemID="{599B1F30-3CE1-43B8-B919-D75BDC6BDD9D}">
+<ds:datastoreItem xmlns:ds="http://schemas.openxmlformats.org/officeDocument/2006/customXml" ds:itemID="{AF6A7102-67A5-4B21-A236-5FFD01E70C25}">
   <ds:schemaRefs>
     <ds:schemaRef ds:uri="http://schemas.openxmlformats.org/officeDocument/2006/bibliography"/>
   </ds:schemaRefs>
